--- a/reporte_predictivo_061026/Reporte_Diario_Predictivo_061026.docx
+++ b/reporte_predictivo_061026/Reporte_Diario_Predictivo_061026.docx
@@ -37,7 +37,7 @@
         <w:rPr>
           <w:sz w:val="19"/>
         </w:rPr>
-        <w:t>Fecha de los recorridos: 06 de octubre de 2026  ·  Sectores 1 y 4  ·  Disciplina eléctrica</w:t>
+        <w:t>Fecha de los recorridos: 06 de octubre de 2026  ·  Sectores 1, 2 y 4  ·  Disciplina eléctrica</w:t>
       </w:r>
     </w:p>
     <w:tbl>
@@ -200,7 +200,7 @@
           <w:b w:val="0"/>
           <w:i w:val="0"/>
         </w:rPr>
-        <w:t>Se consolidaron 6 folios de campo (82 hojas, 66 equipos o puntos inspeccionados) de dos sectores. Los formatos reportan 0 equipos deficientes y 1 en atención. Al cruzar los datos medidos contra criterios NETA, NMX-J-351-ANCE y el propio contenido de los check-lists, la lectura técnica es otra: hay 3 asuntos que requieren acción inmediata o en la próxima ventana operativa y varios errores de captura que invalidan lecturas.</w:t>
+        <w:t>Se consolidaron 8 folios de campo (140 hojas, 122 equipos o puntos inspeccionados) de tres sectores. Los formatos reportan 0 equipos deficientes y 1 en atención. Al cruzar los datos medidos contra criterios NETA, NMX-J-351-ANCE y el propio contenido de los check-lists, la lectura técnica es otra: hay 2 asuntos que requieren acción el mismo turno, 11 para la próxima ventana operativa y varios errores de captura que invalidan lecturas.</w:t>
       </w:r>
     </w:p>
     <w:p>
@@ -217,13 +217,36 @@
         <w:rPr>
           <w:b/>
         </w:rPr>
-        <w:t>Sector 1 (UDC1 Tren 1):</w:t>
+        <w:t>Sector 1 (UDC1 Tren 1 y UDC2 Tren 2):</w:t>
       </w:r>
       <w:r>
         <w:rPr>
           <w:b w:val="0"/>
         </w:rPr>
-        <w:t xml:space="preserve"> 49 equipos (10 interruptores de MT/BT, 8 transformadores secos, 31 arrancadores). Sin puntos calientes críticos. Un arrancador (GAM-11115R) y dos transformadores (TR-121-06 y el par TR-121-01/-02) merecen seguimiento por encima de lo que dicen los folios.</w:t>
+        <w:t xml:space="preserve"> 65 equipos (10 interruptores de MT/BT, 8 transformadores secos, 31 arrancadores y 16 motores con monitoreo). Sin puntos calientes críticos en tableros. Un arrancador (GAM-11115R), dos transformadores (TR-121-06 y el par TR-121-01/-02) y la instrumentación de temperatura de BVIM-11201A merecen atención por encima de lo que dicen los folios.</w:t>
+      </w:r>
+    </w:p>
+    <w:p>
+      <w:pPr>
+        <w:pStyle w:val="ListBullet"/>
+        <w:spacing w:after="40"/>
+      </w:pPr>
+      <w:r>
+        <w:rPr>
+          <w:b w:val="0"/>
+        </w:rPr>
+      </w:r>
+      <w:r>
+        <w:rPr>
+          <w:b/>
+        </w:rPr>
+        <w:t>Sector 2 (Coquización Retardada):</w:t>
+      </w:r>
+      <w:r>
+        <w:rPr>
+          <w:b w:val="0"/>
+        </w:rPr>
+        <w:t xml:space="preserve"> 40 motores de soloaires. 31 operan y 9 están fuera de operación sin causa registrada. Siete motores en operación reportan ruido anormal del lado cople y ECM-31101B-A llega a 64 °C en cople contra una alarma de 70 °C; el folio dice 40 satisfactorios.</w:t>
       </w:r>
     </w:p>
     <w:p>
@@ -292,7 +315,7 @@
         <w:rPr>
           <w:b w:val="0"/>
         </w:rPr>
-        <w:t xml:space="preserve"> 10 puntos con error evidente o campos vacíos (sección 7). Se requiere re-captura antes de cerrar los folios en SAP.</w:t>
+        <w:t xml:space="preserve"> 19 registros con error evidente o campos vacíos (sección 8). Se requiere re-captura antes de cerrar los folios en SAP.</w:t>
       </w:r>
     </w:p>
     <w:tbl>
@@ -378,7 +401,7 @@
               <w:rPr>
                 <w:sz w:val="17"/>
               </w:rPr>
-              <w:t>6 / 82</w:t>
+              <w:t>8 / 140</w:t>
             </w:r>
           </w:p>
         </w:tc>
@@ -414,7 +437,7 @@
               <w:rPr>
                 <w:sz w:val="17"/>
               </w:rPr>
-              <w:t>66 (49 en S1 · 17 en S4)</w:t>
+              <w:t>122 (65 en S1 · 40 en S2 · 17 en S4)</w:t>
             </w:r>
           </w:p>
         </w:tc>
@@ -450,7 +473,7 @@
               <w:rPr>
                 <w:sz w:val="17"/>
               </w:rPr>
-              <w:t>65 / 1 / 0</w:t>
+              <w:t>121 / 1 / 0</w:t>
             </w:r>
           </w:p>
         </w:tc>
@@ -469,7 +492,7 @@
               <w:rPr>
                 <w:sz w:val="17"/>
               </w:rPr>
-              <w:t>Clasificación tras revisión técnica (ver sec. 5)</w:t>
+              <w:t>Clasificación tras revisión técnica (ver sec. 6)</w:t>
             </w:r>
           </w:p>
         </w:tc>
@@ -486,7 +509,7 @@
               <w:rPr>
                 <w:sz w:val="17"/>
               </w:rPr>
-              <w:t>Hallazgos P1: 2 · P2: 8 · P3: 1 (grupo de 7 arrancadores) · P4 (documental): 1</w:t>
+              <w:t>Hallazgos P1: 2 · P2: 11 · P3: 4 · P4 (documental): 1</w:t>
             </w:r>
           </w:p>
         </w:tc>
@@ -522,7 +545,7 @@
               <w:rPr>
                 <w:sz w:val="17"/>
               </w:rPr>
-              <w:t>O. González Berroeta (F-494821) · P. Arellano Madrigal (F-566560) · G. E. Olivares Ramos (F-917794)</w:t>
+              <w:t>O. González Berroeta (F-494821) · J. G. Galicia Pacheco (F-929556) · F. Banda Ventura (F-490712) · P. Arellano Madrigal (F-566560) · G. E. Olivares Ramos (F-917794)</w:t>
             </w:r>
           </w:p>
         </w:tc>
@@ -1000,6 +1023,214 @@
               <w:rPr>
                 <w:sz w:val="14"/>
               </w:rPr>
+              <w:t>…-S01-ELE-MOT-ELE5-0091-061026</w:t>
+            </w:r>
+          </w:p>
+        </w:tc>
+        <w:tc>
+          <w:tcPr>
+            <w:tcW w:type="dxa" w:w="2041"/>
+          </w:tcPr>
+          <w:p>
+            <w:pPr>
+              <w:spacing w:after="0"/>
+            </w:pPr>
+            <w:r/>
+            <w:r>
+              <w:rPr>
+                <w:sz w:val="14"/>
+              </w:rPr>
+              <w:t>Monitoreo de motores con variador (3 lecturas por motor)</w:t>
+            </w:r>
+          </w:p>
+        </w:tc>
+        <w:tc>
+          <w:tcPr>
+            <w:tcW w:type="dxa" w:w="1474"/>
+          </w:tcPr>
+          <w:p>
+            <w:pPr>
+              <w:spacing w:after="0"/>
+            </w:pPr>
+            <w:r/>
+            <w:r>
+              <w:rPr>
+                <w:sz w:val="14"/>
+              </w:rPr>
+              <w:t>S1 · UDC1 T1 y UDC2 T2</w:t>
+            </w:r>
+          </w:p>
+        </w:tc>
+        <w:tc>
+          <w:tcPr>
+            <w:tcW w:type="dxa" w:w="1134"/>
+          </w:tcPr>
+          <w:p>
+            <w:pPr>
+              <w:spacing w:after="0"/>
+            </w:pPr>
+            <w:r/>
+            <w:r>
+              <w:rPr>
+                <w:sz w:val="14"/>
+              </w:rPr>
+              <w:t>J. G. Galicia P.</w:t>
+            </w:r>
+          </w:p>
+        </w:tc>
+        <w:tc>
+          <w:tcPr>
+            <w:tcW w:type="dxa" w:w="2041"/>
+          </w:tcPr>
+          <w:p>
+            <w:pPr>
+              <w:spacing w:after="0"/>
+            </w:pPr>
+            <w:r/>
+            <w:r>
+              <w:rPr>
+                <w:sz w:val="14"/>
+              </w:rPr>
+              <w:t>16 motores (8 MT con variador, 4 MT sin variador, 4 de 480 V); 4 en reserva sin datos</w:t>
+            </w:r>
+          </w:p>
+        </w:tc>
+        <w:tc>
+          <w:tcPr>
+            <w:tcW w:type="dxa" w:w="1474"/>
+          </w:tcPr>
+          <w:p>
+            <w:pPr>
+              <w:spacing w:after="0"/>
+            </w:pPr>
+            <w:r/>
+            <w:r>
+              <w:rPr>
+                <w:sz w:val="14"/>
+              </w:rPr>
+              <w:t>16 Satisf.</w:t>
+            </w:r>
+          </w:p>
+        </w:tc>
+      </w:tr>
+      <w:tr>
+        <w:tc>
+          <w:tcPr>
+            <w:tcW w:type="dxa" w:w="2041"/>
+          </w:tcPr>
+          <w:p>
+            <w:pPr>
+              <w:spacing w:after="0"/>
+            </w:pPr>
+            <w:r/>
+            <w:r>
+              <w:rPr>
+                <w:sz w:val="14"/>
+              </w:rPr>
+              <w:t>…-S02-ELE-EAS-ELE1-0005-061026</w:t>
+            </w:r>
+          </w:p>
+        </w:tc>
+        <w:tc>
+          <w:tcPr>
+            <w:tcW w:type="dxa" w:w="2041"/>
+          </w:tcPr>
+          <w:p>
+            <w:pPr>
+              <w:spacing w:after="0"/>
+            </w:pPr>
+            <w:r/>
+            <w:r>
+              <w:rPr>
+                <w:sz w:val="14"/>
+              </w:rPr>
+              <w:t>Estado aparente de soloaires</w:t>
+            </w:r>
+          </w:p>
+        </w:tc>
+        <w:tc>
+          <w:tcPr>
+            <w:tcW w:type="dxa" w:w="1474"/>
+          </w:tcPr>
+          <w:p>
+            <w:pPr>
+              <w:spacing w:after="0"/>
+            </w:pPr>
+            <w:r/>
+            <w:r>
+              <w:rPr>
+                <w:sz w:val="14"/>
+              </w:rPr>
+              <w:t>S2 · U-Coquización Retardada</w:t>
+            </w:r>
+          </w:p>
+        </w:tc>
+        <w:tc>
+          <w:tcPr>
+            <w:tcW w:type="dxa" w:w="1134"/>
+          </w:tcPr>
+          <w:p>
+            <w:pPr>
+              <w:spacing w:after="0"/>
+            </w:pPr>
+            <w:r/>
+            <w:r>
+              <w:rPr>
+                <w:sz w:val="14"/>
+              </w:rPr>
+              <w:t>F. Banda V.</w:t>
+            </w:r>
+          </w:p>
+        </w:tc>
+        <w:tc>
+          <w:tcPr>
+            <w:tcW w:type="dxa" w:w="2041"/>
+          </w:tcPr>
+          <w:p>
+            <w:pPr>
+              <w:spacing w:after="0"/>
+            </w:pPr>
+            <w:r/>
+            <w:r>
+              <w:rPr>
+                <w:sz w:val="14"/>
+              </w:rPr>
+              <w:t>40 motores de ventilador (EC-31101…31110)</w:t>
+            </w:r>
+          </w:p>
+        </w:tc>
+        <w:tc>
+          <w:tcPr>
+            <w:tcW w:type="dxa" w:w="1474"/>
+          </w:tcPr>
+          <w:p>
+            <w:pPr>
+              <w:spacing w:after="0"/>
+            </w:pPr>
+            <w:r/>
+            <w:r>
+              <w:rPr>
+                <w:sz w:val="14"/>
+              </w:rPr>
+              <w:t>40 Satisf.</w:t>
+            </w:r>
+          </w:p>
+        </w:tc>
+      </w:tr>
+      <w:tr>
+        <w:tc>
+          <w:tcPr>
+            <w:tcW w:type="dxa" w:w="2041"/>
+          </w:tcPr>
+          <w:p>
+            <w:pPr>
+              <w:spacing w:after="0"/>
+            </w:pPr>
+            <w:r/>
+            <w:r>
+              <w:rPr>
+                <w:sz w:val="14"/>
+              </w:rPr>
               <w:t>…-S04-ELE-DBL-ELE3-0001-061026 (OT 25884267)</w:t>
             </w:r>
           </w:p>
@@ -1318,7 +1549,7 @@
           <w:color w:val="0B3A5E"/>
           <w:sz w:val="24"/>
         </w:rPr>
-        <w:t>3. Resultados Sector 1 — UDC1 Tren 1</w:t>
+        <w:t>3. Resultados Sector 1 — UDC1 Tren 1 y UDC2 Tren 2</w:t>
       </w:r>
     </w:p>
     <w:p>
@@ -4800,6 +5031,3099 @@
     <w:p>
       <w:pPr>
         <w:keepNext/>
+        <w:spacing w:before="120" w:after="60"/>
+      </w:pPr>
+      <w:r>
+        <w:rPr>
+          <w:b/>
+          <w:color w:val="0B3A5E"/>
+          <w:sz w:val="21"/>
+        </w:rPr>
+        <w:t>3.4 Monitoreo de motores con variador (UDC1 y UDC2)</w:t>
+      </w:r>
+    </w:p>
+    <w:p>
+      <w:r>
+        <w:rPr>
+          <w:b w:val="0"/>
+          <w:i w:val="0"/>
+          <w:sz w:val="17"/>
+        </w:rPr>
+        <w:t>Tres lecturas por motor (UDC1: 09:45, 11:00, 12:00 · UDC2: 10:00, 12:00, 14:00). Se verificó el balance de potencia con kW = √3 · V · I · F.P. contra los kW de salida del variador.</w:t>
+      </w:r>
+    </w:p>
+    <w:tbl>
+      <w:tblPr>
+        <w:tblStyle w:val="TableGrid"/>
+        <w:tblW w:type="auto" w:w="0"/>
+        <w:jc w:val="center"/>
+        <w:tblLayout w:type="fixed"/>
+        <w:tblLook w:firstColumn="1" w:firstRow="1" w:lastColumn="0" w:lastRow="0" w:noHBand="0" w:noVBand="1" w:val="04A0"/>
+        <w:tblLayout w:type="fixed"/>
+      </w:tblPr>
+      <w:tblGrid>
+        <w:gridCol w:w="1190"/>
+        <w:gridCol w:w="907"/>
+        <w:gridCol w:w="1134"/>
+        <w:gridCol w:w="680"/>
+        <w:gridCol w:w="1190"/>
+        <w:gridCol w:w="850"/>
+        <w:gridCol w:w="850"/>
+        <w:gridCol w:w="850"/>
+        <w:gridCol w:w="680"/>
+        <w:gridCol w:w="1814"/>
+      </w:tblGrid>
+      <w:tr>
+        <w:trPr>
+          <w:tblHeader w:val="true"/>
+        </w:trPr>
+        <w:tc>
+          <w:tcPr>
+            <w:tcW w:type="dxa" w:w="1191"/>
+            <w:shd w:val="clear" w:color="auto" w:fill="0B3A5E"/>
+          </w:tcPr>
+          <w:p>
+            <w:r/>
+            <w:r>
+              <w:rPr>
+                <w:b/>
+                <w:color w:val="FFFFFF"/>
+                <w:sz w:val="13"/>
+              </w:rPr>
+              <w:t>Motor</w:t>
+            </w:r>
+          </w:p>
+        </w:tc>
+        <w:tc>
+          <w:tcPr>
+            <w:tcW w:type="dxa" w:w="907"/>
+            <w:shd w:val="clear" w:color="auto" w:fill="0B3A5E"/>
+          </w:tcPr>
+          <w:p>
+            <w:r/>
+            <w:r>
+              <w:rPr>
+                <w:b/>
+                <w:color w:val="FFFFFF"/>
+                <w:sz w:val="13"/>
+              </w:rPr>
+              <w:t>V línea</w:t>
+            </w:r>
+          </w:p>
+        </w:tc>
+        <w:tc>
+          <w:tcPr>
+            <w:tcW w:type="dxa" w:w="1134"/>
+            <w:shd w:val="clear" w:color="auto" w:fill="0B3A5E"/>
+          </w:tcPr>
+          <w:p>
+            <w:r/>
+            <w:r>
+              <w:rPr>
+                <w:b/>
+                <w:color w:val="FFFFFF"/>
+                <w:sz w:val="13"/>
+              </w:rPr>
+              <w:t>I línea (A)</w:t>
+            </w:r>
+          </w:p>
+        </w:tc>
+        <w:tc>
+          <w:tcPr>
+            <w:tcW w:type="dxa" w:w="680"/>
+            <w:shd w:val="clear" w:color="auto" w:fill="0B3A5E"/>
+          </w:tcPr>
+          <w:p>
+            <w:r/>
+            <w:r>
+              <w:rPr>
+                <w:b/>
+                <w:color w:val="FFFFFF"/>
+                <w:sz w:val="13"/>
+              </w:rPr>
+              <w:t>F.P.</w:t>
+            </w:r>
+          </w:p>
+        </w:tc>
+        <w:tc>
+          <w:tcPr>
+            <w:tcW w:type="dxa" w:w="1191"/>
+            <w:shd w:val="clear" w:color="auto" w:fill="0B3A5E"/>
+          </w:tcPr>
+          <w:p>
+            <w:r/>
+            <w:r>
+              <w:rPr>
+                <w:b/>
+                <w:color w:val="FFFFFF"/>
+                <w:sz w:val="13"/>
+              </w:rPr>
+              <w:t>kW salida</w:t>
+            </w:r>
+          </w:p>
+        </w:tc>
+        <w:tc>
+          <w:tcPr>
+            <w:tcW w:type="dxa" w:w="850"/>
+            <w:shd w:val="clear" w:color="auto" w:fill="0B3A5E"/>
+          </w:tcPr>
+          <w:p>
+            <w:r/>
+            <w:r>
+              <w:rPr>
+                <w:b/>
+                <w:color w:val="FFFFFF"/>
+                <w:sz w:val="13"/>
+              </w:rPr>
+              <w:t>RPM</w:t>
+            </w:r>
+          </w:p>
+        </w:tc>
+        <w:tc>
+          <w:tcPr>
+            <w:tcW w:type="dxa" w:w="850"/>
+            <w:shd w:val="clear" w:color="auto" w:fill="0B3A5E"/>
+          </w:tcPr>
+          <w:p>
+            <w:r/>
+            <w:r>
+              <w:rPr>
+                <w:b/>
+                <w:color w:val="FFFFFF"/>
+                <w:sz w:val="13"/>
+              </w:rPr>
+              <w:t>T cojinetes máx (°C)</w:t>
+            </w:r>
+          </w:p>
+        </w:tc>
+        <w:tc>
+          <w:tcPr>
+            <w:tcW w:type="dxa" w:w="850"/>
+            <w:shd w:val="clear" w:color="auto" w:fill="0B3A5E"/>
+          </w:tcPr>
+          <w:p>
+            <w:r/>
+            <w:r>
+              <w:rPr>
+                <w:b/>
+                <w:color w:val="FFFFFF"/>
+                <w:sz w:val="13"/>
+              </w:rPr>
+              <w:t>T devanado máx (°C)</w:t>
+            </w:r>
+          </w:p>
+        </w:tc>
+        <w:tc>
+          <w:tcPr>
+            <w:tcW w:type="dxa" w:w="680"/>
+            <w:shd w:val="clear" w:color="auto" w:fill="0B3A5E"/>
+          </w:tcPr>
+          <w:p>
+            <w:r/>
+            <w:r>
+              <w:rPr>
+                <w:b/>
+                <w:color w:val="FFFFFF"/>
+                <w:sz w:val="13"/>
+              </w:rPr>
+              <w:t>η conv.</w:t>
+            </w:r>
+          </w:p>
+        </w:tc>
+        <w:tc>
+          <w:tcPr>
+            <w:tcW w:type="dxa" w:w="1814"/>
+            <w:shd w:val="clear" w:color="auto" w:fill="0B3A5E"/>
+          </w:tcPr>
+          <w:p>
+            <w:r/>
+            <w:r>
+              <w:rPr>
+                <w:b/>
+                <w:color w:val="FFFFFF"/>
+                <w:sz w:val="13"/>
+              </w:rPr>
+              <w:t>Observación</w:t>
+            </w:r>
+          </w:p>
+        </w:tc>
+      </w:tr>
+      <w:tr>
+        <w:tc>
+          <w:tcPr>
+            <w:tcW w:type="dxa" w:w="1191"/>
+          </w:tcPr>
+          <w:p>
+            <w:pPr>
+              <w:spacing w:after="0"/>
+            </w:pPr>
+            <w:r/>
+            <w:r>
+              <w:rPr>
+                <w:sz w:val="13"/>
+              </w:rPr>
+              <w:t>GAM-11102 A</w:t>
+            </w:r>
+          </w:p>
+        </w:tc>
+        <w:tc>
+          <w:tcPr>
+            <w:tcW w:type="dxa" w:w="907"/>
+          </w:tcPr>
+          <w:p>
+            <w:pPr>
+              <w:spacing w:after="0"/>
+            </w:pPr>
+            <w:r/>
+            <w:r>
+              <w:rPr>
+                <w:sz w:val="13"/>
+              </w:rPr>
+              <w:t>4.07 kV</w:t>
+            </w:r>
+          </w:p>
+        </w:tc>
+        <w:tc>
+          <w:tcPr>
+            <w:tcW w:type="dxa" w:w="1134"/>
+          </w:tcPr>
+          <w:p>
+            <w:pPr>
+              <w:spacing w:after="0"/>
+            </w:pPr>
+            <w:r/>
+            <w:r>
+              <w:rPr>
+                <w:sz w:val="13"/>
+              </w:rPr>
+              <w:t>59 / 64 / 66</w:t>
+            </w:r>
+          </w:p>
+        </w:tc>
+        <w:tc>
+          <w:tcPr>
+            <w:tcW w:type="dxa" w:w="680"/>
+          </w:tcPr>
+          <w:p>
+            <w:pPr>
+              <w:spacing w:after="0"/>
+            </w:pPr>
+            <w:r/>
+            <w:r>
+              <w:rPr>
+                <w:sz w:val="13"/>
+              </w:rPr>
+              <w:t>0.99</w:t>
+            </w:r>
+          </w:p>
+        </w:tc>
+        <w:tc>
+          <w:tcPr>
+            <w:tcW w:type="dxa" w:w="1191"/>
+          </w:tcPr>
+          <w:p>
+            <w:pPr>
+              <w:spacing w:after="0"/>
+            </w:pPr>
+            <w:r/>
+            <w:r>
+              <w:rPr>
+                <w:sz w:val="13"/>
+              </w:rPr>
+              <w:t>385 / 420 / 430</w:t>
+            </w:r>
+          </w:p>
+        </w:tc>
+        <w:tc>
+          <w:tcPr>
+            <w:tcW w:type="dxa" w:w="850"/>
+          </w:tcPr>
+          <w:p>
+            <w:pPr>
+              <w:spacing w:after="0"/>
+            </w:pPr>
+            <w:r/>
+            <w:r>
+              <w:rPr>
+                <w:sz w:val="13"/>
+              </w:rPr>
+              <w:t>2905-3014</w:t>
+            </w:r>
+          </w:p>
+        </w:tc>
+        <w:tc>
+          <w:tcPr>
+            <w:tcW w:type="dxa" w:w="850"/>
+          </w:tcPr>
+          <w:p>
+            <w:pPr>
+              <w:spacing w:after="0"/>
+            </w:pPr>
+            <w:r/>
+            <w:r>
+              <w:rPr>
+                <w:sz w:val="13"/>
+              </w:rPr>
+              <w:t>61</w:t>
+            </w:r>
+          </w:p>
+        </w:tc>
+        <w:tc>
+          <w:tcPr>
+            <w:tcW w:type="dxa" w:w="850"/>
+          </w:tcPr>
+          <w:p>
+            <w:pPr>
+              <w:spacing w:after="0"/>
+            </w:pPr>
+            <w:r/>
+            <w:r>
+              <w:rPr>
+                <w:sz w:val="13"/>
+              </w:rPr>
+              <w:t>59</w:t>
+            </w:r>
+          </w:p>
+        </w:tc>
+        <w:tc>
+          <w:tcPr>
+            <w:tcW w:type="dxa" w:w="680"/>
+          </w:tcPr>
+          <w:p>
+            <w:pPr>
+              <w:spacing w:after="0"/>
+            </w:pPr>
+            <w:r/>
+            <w:r>
+              <w:rPr>
+                <w:sz w:val="13"/>
+              </w:rPr>
+              <w:t>93-94 %</w:t>
+            </w:r>
+          </w:p>
+        </w:tc>
+        <w:tc>
+          <w:tcPr>
+            <w:tcW w:type="dxa" w:w="1814"/>
+          </w:tcPr>
+          <w:p>
+            <w:pPr>
+              <w:spacing w:after="0"/>
+            </w:pPr>
+            <w:r/>
+            <w:r>
+              <w:rPr>
+                <w:sz w:val="13"/>
+              </w:rPr>
+              <w:t>Sin anomalía</w:t>
+            </w:r>
+          </w:p>
+        </w:tc>
+      </w:tr>
+      <w:tr>
+        <w:tc>
+          <w:tcPr>
+            <w:tcW w:type="dxa" w:w="1191"/>
+          </w:tcPr>
+          <w:p>
+            <w:pPr>
+              <w:spacing w:after="0"/>
+            </w:pPr>
+            <w:r/>
+            <w:r>
+              <w:rPr>
+                <w:sz w:val="13"/>
+              </w:rPr>
+              <w:t>GAM-11102 B</w:t>
+            </w:r>
+          </w:p>
+        </w:tc>
+        <w:tc>
+          <w:tcPr>
+            <w:tcW w:type="dxa" w:w="907"/>
+          </w:tcPr>
+          <w:p>
+            <w:pPr>
+              <w:spacing w:after="0"/>
+            </w:pPr>
+            <w:r/>
+            <w:r>
+              <w:rPr>
+                <w:sz w:val="13"/>
+              </w:rPr>
+              <w:t>4.08 kV</w:t>
+            </w:r>
+          </w:p>
+        </w:tc>
+        <w:tc>
+          <w:tcPr>
+            <w:tcW w:type="dxa" w:w="1134"/>
+          </w:tcPr>
+          <w:p>
+            <w:pPr>
+              <w:spacing w:after="0"/>
+            </w:pPr>
+            <w:r/>
+            <w:r>
+              <w:rPr>
+                <w:sz w:val="13"/>
+              </w:rPr>
+              <w:t>58 / 63 / 64</w:t>
+            </w:r>
+          </w:p>
+        </w:tc>
+        <w:tc>
+          <w:tcPr>
+            <w:tcW w:type="dxa" w:w="680"/>
+          </w:tcPr>
+          <w:p>
+            <w:pPr>
+              <w:spacing w:after="0"/>
+            </w:pPr>
+            <w:r/>
+            <w:r>
+              <w:rPr>
+                <w:sz w:val="13"/>
+              </w:rPr>
+              <w:t>0.99</w:t>
+            </w:r>
+          </w:p>
+        </w:tc>
+        <w:tc>
+          <w:tcPr>
+            <w:tcW w:type="dxa" w:w="1191"/>
+          </w:tcPr>
+          <w:p>
+            <w:pPr>
+              <w:spacing w:after="0"/>
+            </w:pPr>
+            <w:r/>
+            <w:r>
+              <w:rPr>
+                <w:sz w:val="13"/>
+              </w:rPr>
+              <w:t>385 / 410 / 425</w:t>
+            </w:r>
+          </w:p>
+        </w:tc>
+        <w:tc>
+          <w:tcPr>
+            <w:tcW w:type="dxa" w:w="850"/>
+          </w:tcPr>
+          <w:p>
+            <w:pPr>
+              <w:spacing w:after="0"/>
+            </w:pPr>
+            <w:r/>
+            <w:r>
+              <w:rPr>
+                <w:sz w:val="13"/>
+              </w:rPr>
+              <w:t>2909-3016</w:t>
+            </w:r>
+          </w:p>
+        </w:tc>
+        <w:tc>
+          <w:tcPr>
+            <w:tcW w:type="dxa" w:w="850"/>
+          </w:tcPr>
+          <w:p>
+            <w:pPr>
+              <w:spacing w:after="0"/>
+            </w:pPr>
+            <w:r/>
+            <w:r>
+              <w:rPr>
+                <w:sz w:val="13"/>
+              </w:rPr>
+              <w:t>61</w:t>
+            </w:r>
+          </w:p>
+        </w:tc>
+        <w:tc>
+          <w:tcPr>
+            <w:tcW w:type="dxa" w:w="850"/>
+          </w:tcPr>
+          <w:p>
+            <w:pPr>
+              <w:spacing w:after="0"/>
+            </w:pPr>
+            <w:r/>
+            <w:r>
+              <w:rPr>
+                <w:sz w:val="13"/>
+              </w:rPr>
+              <w:t>68</w:t>
+            </w:r>
+          </w:p>
+        </w:tc>
+        <w:tc>
+          <w:tcPr>
+            <w:tcW w:type="dxa" w:w="680"/>
+          </w:tcPr>
+          <w:p>
+            <w:pPr>
+              <w:spacing w:after="0"/>
+            </w:pPr>
+            <w:r/>
+            <w:r>
+              <w:rPr>
+                <w:sz w:val="13"/>
+              </w:rPr>
+              <w:t>93-95 %</w:t>
+            </w:r>
+          </w:p>
+        </w:tc>
+        <w:tc>
+          <w:tcPr>
+            <w:tcW w:type="dxa" w:w="1814"/>
+            <w:shd w:val="clear" w:color="auto" w:fill="E3E6EA"/>
+          </w:tcPr>
+          <w:p>
+            <w:pPr>
+              <w:spacing w:after="0"/>
+            </w:pPr>
+            <w:r/>
+            <w:r>
+              <w:rPr>
+                <w:b/>
+                <w:sz w:val="13"/>
+              </w:rPr>
+              <w:t>T5 pasó de 58 a 68 °C en 2 h (salto de 10 °C)</w:t>
+            </w:r>
+          </w:p>
+        </w:tc>
+      </w:tr>
+      <w:tr>
+        <w:tc>
+          <w:tcPr>
+            <w:tcW w:type="dxa" w:w="1191"/>
+          </w:tcPr>
+          <w:p>
+            <w:pPr>
+              <w:spacing w:after="0"/>
+            </w:pPr>
+            <w:r/>
+            <w:r>
+              <w:rPr>
+                <w:sz w:val="13"/>
+              </w:rPr>
+              <w:t>GAM-11103 A</w:t>
+            </w:r>
+          </w:p>
+        </w:tc>
+        <w:tc>
+          <w:tcPr>
+            <w:tcW w:type="dxa" w:w="907"/>
+          </w:tcPr>
+          <w:p>
+            <w:pPr>
+              <w:spacing w:after="0"/>
+            </w:pPr>
+            <w:r/>
+            <w:r>
+              <w:rPr>
+                <w:sz w:val="13"/>
+              </w:rPr>
+              <w:t>4.12 kV</w:t>
+            </w:r>
+          </w:p>
+        </w:tc>
+        <w:tc>
+          <w:tcPr>
+            <w:tcW w:type="dxa" w:w="1134"/>
+          </w:tcPr>
+          <w:p>
+            <w:pPr>
+              <w:spacing w:after="0"/>
+            </w:pPr>
+            <w:r/>
+            <w:r>
+              <w:rPr>
+                <w:sz w:val="13"/>
+              </w:rPr>
+              <w:t>75 / 74 / 75</w:t>
+            </w:r>
+          </w:p>
+        </w:tc>
+        <w:tc>
+          <w:tcPr>
+            <w:tcW w:type="dxa" w:w="680"/>
+          </w:tcPr>
+          <w:p>
+            <w:pPr>
+              <w:spacing w:after="0"/>
+            </w:pPr>
+            <w:r/>
+            <w:r>
+              <w:rPr>
+                <w:sz w:val="13"/>
+              </w:rPr>
+              <w:t>0.44-0.48</w:t>
+            </w:r>
+          </w:p>
+        </w:tc>
+        <w:tc>
+          <w:tcPr>
+            <w:tcW w:type="dxa" w:w="1191"/>
+          </w:tcPr>
+          <w:p>
+            <w:pPr>
+              <w:spacing w:after="0"/>
+            </w:pPr>
+            <w:r/>
+            <w:r>
+              <w:rPr>
+                <w:sz w:val="13"/>
+              </w:rPr>
+              <w:t>220 / 238 / 240</w:t>
+            </w:r>
+          </w:p>
+        </w:tc>
+        <w:tc>
+          <w:tcPr>
+            <w:tcW w:type="dxa" w:w="850"/>
+          </w:tcPr>
+          <w:p>
+            <w:pPr>
+              <w:spacing w:after="0"/>
+            </w:pPr>
+            <w:r/>
+            <w:r>
+              <w:rPr>
+                <w:sz w:val="13"/>
+              </w:rPr>
+              <w:t>2634-2706</w:t>
+            </w:r>
+          </w:p>
+        </w:tc>
+        <w:tc>
+          <w:tcPr>
+            <w:tcW w:type="dxa" w:w="850"/>
+          </w:tcPr>
+          <w:p>
+            <w:pPr>
+              <w:spacing w:after="0"/>
+            </w:pPr>
+            <w:r/>
+            <w:r>
+              <w:rPr>
+                <w:sz w:val="13"/>
+              </w:rPr>
+              <w:t>56</w:t>
+            </w:r>
+          </w:p>
+        </w:tc>
+        <w:tc>
+          <w:tcPr>
+            <w:tcW w:type="dxa" w:w="850"/>
+          </w:tcPr>
+          <w:p>
+            <w:pPr>
+              <w:spacing w:after="0"/>
+            </w:pPr>
+            <w:r/>
+            <w:r>
+              <w:rPr>
+                <w:sz w:val="13"/>
+              </w:rPr>
+              <w:t>48</w:t>
+            </w:r>
+          </w:p>
+        </w:tc>
+        <w:tc>
+          <w:tcPr>
+            <w:tcW w:type="dxa" w:w="680"/>
+          </w:tcPr>
+          <w:p>
+            <w:pPr>
+              <w:spacing w:after="0"/>
+            </w:pPr>
+            <w:r/>
+            <w:r>
+              <w:rPr>
+                <w:sz w:val="13"/>
+              </w:rPr>
+              <w:t>93-96 %</w:t>
+            </w:r>
+          </w:p>
+        </w:tc>
+        <w:tc>
+          <w:tcPr>
+            <w:tcW w:type="dxa" w:w="1814"/>
+            <w:shd w:val="clear" w:color="auto" w:fill="FBE3A6"/>
+          </w:tcPr>
+          <w:p>
+            <w:pPr>
+              <w:spacing w:after="0"/>
+            </w:pPr>
+            <w:r/>
+            <w:r>
+              <w:rPr>
+                <w:b/>
+                <w:sz w:val="13"/>
+              </w:rPr>
+              <w:t>F.P. 0.44 con 0.23 p.u. de torque</w:t>
+            </w:r>
+          </w:p>
+        </w:tc>
+      </w:tr>
+      <w:tr>
+        <w:tc>
+          <w:tcPr>
+            <w:tcW w:type="dxa" w:w="1191"/>
+          </w:tcPr>
+          <w:p>
+            <w:pPr>
+              <w:spacing w:after="0"/>
+            </w:pPr>
+            <w:r/>
+            <w:r>
+              <w:rPr>
+                <w:sz w:val="13"/>
+              </w:rPr>
+              <w:t>GAM-11103 B</w:t>
+            </w:r>
+          </w:p>
+        </w:tc>
+        <w:tc>
+          <w:tcPr>
+            <w:tcW w:type="dxa" w:w="907"/>
+          </w:tcPr>
+          <w:p>
+            <w:pPr>
+              <w:spacing w:after="0"/>
+            </w:pPr>
+            <w:r/>
+            <w:r>
+              <w:rPr>
+                <w:sz w:val="13"/>
+              </w:rPr>
+              <w:t>4.07 kV</w:t>
+            </w:r>
+          </w:p>
+        </w:tc>
+        <w:tc>
+          <w:tcPr>
+            <w:tcW w:type="dxa" w:w="1134"/>
+          </w:tcPr>
+          <w:p>
+            <w:pPr>
+              <w:spacing w:after="0"/>
+            </w:pPr>
+            <w:r/>
+            <w:r>
+              <w:rPr>
+                <w:sz w:val="13"/>
+              </w:rPr>
+              <w:t>162 / 160 / 167</w:t>
+            </w:r>
+          </w:p>
+        </w:tc>
+        <w:tc>
+          <w:tcPr>
+            <w:tcW w:type="dxa" w:w="680"/>
+          </w:tcPr>
+          <w:p>
+            <w:pPr>
+              <w:spacing w:after="0"/>
+            </w:pPr>
+            <w:r/>
+            <w:r>
+              <w:rPr>
+                <w:sz w:val="13"/>
+              </w:rPr>
+              <w:t>0.98</w:t>
+            </w:r>
+          </w:p>
+        </w:tc>
+        <w:tc>
+          <w:tcPr>
+            <w:tcW w:type="dxa" w:w="1191"/>
+          </w:tcPr>
+          <w:p>
+            <w:pPr>
+              <w:spacing w:after="0"/>
+            </w:pPr>
+            <w:r/>
+            <w:r>
+              <w:rPr>
+                <w:sz w:val="13"/>
+              </w:rPr>
+              <w:t>1060 / 1010 / 1090</w:t>
+            </w:r>
+          </w:p>
+        </w:tc>
+        <w:tc>
+          <w:tcPr>
+            <w:tcW w:type="dxa" w:w="850"/>
+          </w:tcPr>
+          <w:p>
+            <w:pPr>
+              <w:spacing w:after="0"/>
+            </w:pPr>
+            <w:r/>
+            <w:r>
+              <w:rPr>
+                <w:sz w:val="13"/>
+              </w:rPr>
+              <w:t>3496-3548</w:t>
+            </w:r>
+          </w:p>
+        </w:tc>
+        <w:tc>
+          <w:tcPr>
+            <w:tcW w:type="dxa" w:w="850"/>
+          </w:tcPr>
+          <w:p>
+            <w:pPr>
+              <w:spacing w:after="0"/>
+            </w:pPr>
+            <w:r/>
+            <w:r>
+              <w:rPr>
+                <w:sz w:val="13"/>
+              </w:rPr>
+              <w:t>56</w:t>
+            </w:r>
+          </w:p>
+        </w:tc>
+        <w:tc>
+          <w:tcPr>
+            <w:tcW w:type="dxa" w:w="850"/>
+          </w:tcPr>
+          <w:p>
+            <w:pPr>
+              <w:spacing w:after="0"/>
+            </w:pPr>
+            <w:r/>
+            <w:r>
+              <w:rPr>
+                <w:sz w:val="13"/>
+              </w:rPr>
+              <w:t>77</w:t>
+            </w:r>
+          </w:p>
+        </w:tc>
+        <w:tc>
+          <w:tcPr>
+            <w:tcW w:type="dxa" w:w="680"/>
+          </w:tcPr>
+          <w:p>
+            <w:pPr>
+              <w:spacing w:after="0"/>
+            </w:pPr>
+            <w:r/>
+            <w:r>
+              <w:rPr>
+                <w:sz w:val="13"/>
+              </w:rPr>
+              <w:t>91-95 %</w:t>
+            </w:r>
+          </w:p>
+        </w:tc>
+        <w:tc>
+          <w:tcPr>
+            <w:tcW w:type="dxa" w:w="1814"/>
+            <w:shd w:val="clear" w:color="auto" w:fill="E3E6EA"/>
+          </w:tcPr>
+          <w:p>
+            <w:pPr>
+              <w:spacing w:after="0"/>
+            </w:pPr>
+            <w:r/>
+            <w:r>
+              <w:rPr>
+                <w:b/>
+                <w:sz w:val="13"/>
+              </w:rPr>
+              <w:t>Devanado 72 → 77 °C en 2.25 h</w:t>
+            </w:r>
+          </w:p>
+        </w:tc>
+      </w:tr>
+      <w:tr>
+        <w:tc>
+          <w:tcPr>
+            <w:tcW w:type="dxa" w:w="1191"/>
+          </w:tcPr>
+          <w:p>
+            <w:pPr>
+              <w:spacing w:after="0"/>
+            </w:pPr>
+            <w:r/>
+            <w:r>
+              <w:rPr>
+                <w:sz w:val="13"/>
+              </w:rPr>
+              <w:t>BVIM-11101 A</w:t>
+            </w:r>
+          </w:p>
+        </w:tc>
+        <w:tc>
+          <w:tcPr>
+            <w:tcW w:type="dxa" w:w="907"/>
+          </w:tcPr>
+          <w:p>
+            <w:pPr>
+              <w:spacing w:after="0"/>
+            </w:pPr>
+            <w:r/>
+            <w:r>
+              <w:rPr>
+                <w:sz w:val="13"/>
+              </w:rPr>
+              <w:t>4.07 kV</w:t>
+            </w:r>
+          </w:p>
+        </w:tc>
+        <w:tc>
+          <w:tcPr>
+            <w:tcW w:type="dxa" w:w="1134"/>
+          </w:tcPr>
+          <w:p>
+            <w:pPr>
+              <w:spacing w:after="0"/>
+            </w:pPr>
+            <w:r/>
+            <w:r>
+              <w:rPr>
+                <w:sz w:val="13"/>
+              </w:rPr>
+              <w:t>22.3</w:t>
+            </w:r>
+          </w:p>
+        </w:tc>
+        <w:tc>
+          <w:tcPr>
+            <w:tcW w:type="dxa" w:w="680"/>
+          </w:tcPr>
+          <w:p>
+            <w:pPr>
+              <w:spacing w:after="0"/>
+            </w:pPr>
+            <w:r/>
+            <w:r>
+              <w:rPr>
+                <w:sz w:val="13"/>
+              </w:rPr>
+              <w:t>0.71-0.74</w:t>
+            </w:r>
+          </w:p>
+        </w:tc>
+        <w:tc>
+          <w:tcPr>
+            <w:tcW w:type="dxa" w:w="1191"/>
+          </w:tcPr>
+          <w:p>
+            <w:pPr>
+              <w:spacing w:after="0"/>
+            </w:pPr>
+            <w:r/>
+            <w:r>
+              <w:rPr>
+                <w:sz w:val="13"/>
+              </w:rPr>
+              <w:t>116 (directo)</w:t>
+            </w:r>
+          </w:p>
+        </w:tc>
+        <w:tc>
+          <w:tcPr>
+            <w:tcW w:type="dxa" w:w="850"/>
+          </w:tcPr>
+          <w:p>
+            <w:pPr>
+              <w:spacing w:after="0"/>
+            </w:pPr>
+            <w:r/>
+            <w:r>
+              <w:rPr>
+                <w:sz w:val="13"/>
+              </w:rPr>
+              <w:t>1193</w:t>
+            </w:r>
+          </w:p>
+        </w:tc>
+        <w:tc>
+          <w:tcPr>
+            <w:tcW w:type="dxa" w:w="850"/>
+          </w:tcPr>
+          <w:p>
+            <w:pPr>
+              <w:spacing w:after="0"/>
+            </w:pPr>
+            <w:r/>
+            <w:r>
+              <w:rPr>
+                <w:sz w:val="13"/>
+              </w:rPr>
+              <w:t>50</w:t>
+            </w:r>
+          </w:p>
+        </w:tc>
+        <w:tc>
+          <w:tcPr>
+            <w:tcW w:type="dxa" w:w="850"/>
+          </w:tcPr>
+          <w:p>
+            <w:pPr>
+              <w:spacing w:after="0"/>
+            </w:pPr>
+            <w:r/>
+            <w:r>
+              <w:rPr>
+                <w:sz w:val="13"/>
+              </w:rPr>
+              <w:t>66</w:t>
+            </w:r>
+          </w:p>
+        </w:tc>
+        <w:tc>
+          <w:tcPr>
+            <w:tcW w:type="dxa" w:w="680"/>
+          </w:tcPr>
+          <w:p>
+            <w:pPr>
+              <w:spacing w:after="0"/>
+            </w:pPr>
+            <w:r/>
+            <w:r>
+              <w:rPr>
+                <w:sz w:val="13"/>
+              </w:rPr>
+              <w:t>—</w:t>
+            </w:r>
+          </w:p>
+        </w:tc>
+        <w:tc>
+          <w:tcPr>
+            <w:tcW w:type="dxa" w:w="1814"/>
+          </w:tcPr>
+          <w:p>
+            <w:pPr>
+              <w:spacing w:after="0"/>
+            </w:pPr>
+            <w:r/>
+            <w:r>
+              <w:rPr>
+                <w:sz w:val="13"/>
+              </w:rPr>
+              <w:t>Dif. 7 °C entre sensores T5/T6</w:t>
+            </w:r>
+          </w:p>
+        </w:tc>
+      </w:tr>
+      <w:tr>
+        <w:tc>
+          <w:tcPr>
+            <w:tcW w:type="dxa" w:w="1191"/>
+          </w:tcPr>
+          <w:p>
+            <w:pPr>
+              <w:spacing w:after="0"/>
+            </w:pPr>
+            <w:r/>
+            <w:r>
+              <w:rPr>
+                <w:sz w:val="13"/>
+              </w:rPr>
+              <w:t>BVIM-11101 B</w:t>
+            </w:r>
+          </w:p>
+        </w:tc>
+        <w:tc>
+          <w:tcPr>
+            <w:tcW w:type="dxa" w:w="907"/>
+          </w:tcPr>
+          <w:p>
+            <w:pPr>
+              <w:spacing w:after="0"/>
+            </w:pPr>
+            <w:r/>
+            <w:r>
+              <w:rPr>
+                <w:sz w:val="13"/>
+              </w:rPr>
+              <w:t>4.13 kV</w:t>
+            </w:r>
+          </w:p>
+        </w:tc>
+        <w:tc>
+          <w:tcPr>
+            <w:tcW w:type="dxa" w:w="1134"/>
+          </w:tcPr>
+          <w:p>
+            <w:pPr>
+              <w:spacing w:after="0"/>
+            </w:pPr>
+            <w:r/>
+            <w:r>
+              <w:rPr>
+                <w:sz w:val="13"/>
+              </w:rPr>
+              <w:t>22.1</w:t>
+            </w:r>
+          </w:p>
+        </w:tc>
+        <w:tc>
+          <w:tcPr>
+            <w:tcW w:type="dxa" w:w="680"/>
+          </w:tcPr>
+          <w:p>
+            <w:pPr>
+              <w:spacing w:after="0"/>
+            </w:pPr>
+            <w:r/>
+            <w:r>
+              <w:rPr>
+                <w:sz w:val="13"/>
+              </w:rPr>
+              <w:t>0.72-0.73</w:t>
+            </w:r>
+          </w:p>
+        </w:tc>
+        <w:tc>
+          <w:tcPr>
+            <w:tcW w:type="dxa" w:w="1191"/>
+          </w:tcPr>
+          <w:p>
+            <w:pPr>
+              <w:spacing w:after="0"/>
+            </w:pPr>
+            <w:r/>
+            <w:r>
+              <w:rPr>
+                <w:sz w:val="13"/>
+              </w:rPr>
+              <w:t>113 (directo)</w:t>
+            </w:r>
+          </w:p>
+        </w:tc>
+        <w:tc>
+          <w:tcPr>
+            <w:tcW w:type="dxa" w:w="850"/>
+          </w:tcPr>
+          <w:p>
+            <w:pPr>
+              <w:spacing w:after="0"/>
+            </w:pPr>
+            <w:r/>
+            <w:r>
+              <w:rPr>
+                <w:sz w:val="13"/>
+              </w:rPr>
+              <w:t>1193</w:t>
+            </w:r>
+          </w:p>
+        </w:tc>
+        <w:tc>
+          <w:tcPr>
+            <w:tcW w:type="dxa" w:w="850"/>
+          </w:tcPr>
+          <w:p>
+            <w:pPr>
+              <w:spacing w:after="0"/>
+            </w:pPr>
+            <w:r/>
+            <w:r>
+              <w:rPr>
+                <w:sz w:val="13"/>
+              </w:rPr>
+              <w:t>48</w:t>
+            </w:r>
+          </w:p>
+        </w:tc>
+        <w:tc>
+          <w:tcPr>
+            <w:tcW w:type="dxa" w:w="850"/>
+          </w:tcPr>
+          <w:p>
+            <w:pPr>
+              <w:spacing w:after="0"/>
+            </w:pPr>
+            <w:r/>
+            <w:r>
+              <w:rPr>
+                <w:sz w:val="13"/>
+              </w:rPr>
+              <w:t>66</w:t>
+            </w:r>
+          </w:p>
+        </w:tc>
+        <w:tc>
+          <w:tcPr>
+            <w:tcW w:type="dxa" w:w="680"/>
+          </w:tcPr>
+          <w:p>
+            <w:pPr>
+              <w:spacing w:after="0"/>
+            </w:pPr>
+            <w:r/>
+            <w:r>
+              <w:rPr>
+                <w:sz w:val="13"/>
+              </w:rPr>
+              <w:t>—</w:t>
+            </w:r>
+          </w:p>
+        </w:tc>
+        <w:tc>
+          <w:tcPr>
+            <w:tcW w:type="dxa" w:w="1814"/>
+          </w:tcPr>
+          <w:p>
+            <w:pPr>
+              <w:spacing w:after="0"/>
+            </w:pPr>
+            <w:r/>
+            <w:r>
+              <w:rPr>
+                <w:sz w:val="13"/>
+              </w:rPr>
+              <w:t>Sensor T4 en 0.0 °C; hora 11:45 y "112.8 0" mal capturados</w:t>
+            </w:r>
+          </w:p>
+        </w:tc>
+      </w:tr>
+      <w:tr>
+        <w:tc>
+          <w:tcPr>
+            <w:tcW w:type="dxa" w:w="1191"/>
+          </w:tcPr>
+          <w:p>
+            <w:pPr>
+              <w:spacing w:after="0"/>
+            </w:pPr>
+            <w:r/>
+            <w:r>
+              <w:rPr>
+                <w:sz w:val="13"/>
+              </w:rPr>
+              <w:t>BVFM-11101 AF</w:t>
+            </w:r>
+          </w:p>
+        </w:tc>
+        <w:tc>
+          <w:tcPr>
+            <w:tcW w:type="dxa" w:w="907"/>
+          </w:tcPr>
+          <w:p>
+            <w:pPr>
+              <w:spacing w:after="0"/>
+            </w:pPr>
+            <w:r/>
+            <w:r>
+              <w:rPr>
+                <w:sz w:val="13"/>
+              </w:rPr>
+              <w:t>460-467 V</w:t>
+            </w:r>
+          </w:p>
+        </w:tc>
+        <w:tc>
+          <w:tcPr>
+            <w:tcW w:type="dxa" w:w="1134"/>
+          </w:tcPr>
+          <w:p>
+            <w:pPr>
+              <w:spacing w:after="0"/>
+            </w:pPr>
+            <w:r/>
+            <w:r>
+              <w:rPr>
+                <w:sz w:val="13"/>
+              </w:rPr>
+              <w:t>85</w:t>
+            </w:r>
+          </w:p>
+        </w:tc>
+        <w:tc>
+          <w:tcPr>
+            <w:tcW w:type="dxa" w:w="680"/>
+          </w:tcPr>
+          <w:p>
+            <w:pPr>
+              <w:spacing w:after="0"/>
+            </w:pPr>
+            <w:r/>
+            <w:r>
+              <w:rPr>
+                <w:sz w:val="13"/>
+              </w:rPr>
+              <w:t>0.74</w:t>
+            </w:r>
+          </w:p>
+        </w:tc>
+        <w:tc>
+          <w:tcPr>
+            <w:tcW w:type="dxa" w:w="1191"/>
+          </w:tcPr>
+          <w:p>
+            <w:pPr>
+              <w:spacing w:after="0"/>
+            </w:pPr>
+            <w:r/>
+            <w:r>
+              <w:rPr>
+                <w:sz w:val="13"/>
+              </w:rPr>
+              <w:t>51 (directo)</w:t>
+            </w:r>
+          </w:p>
+        </w:tc>
+        <w:tc>
+          <w:tcPr>
+            <w:tcW w:type="dxa" w:w="850"/>
+          </w:tcPr>
+          <w:p>
+            <w:pPr>
+              <w:spacing w:after="0"/>
+            </w:pPr>
+            <w:r/>
+            <w:r>
+              <w:rPr>
+                <w:sz w:val="13"/>
+              </w:rPr>
+              <w:t>1190</w:t>
+            </w:r>
+          </w:p>
+        </w:tc>
+        <w:tc>
+          <w:tcPr>
+            <w:tcW w:type="dxa" w:w="850"/>
+          </w:tcPr>
+          <w:p>
+            <w:pPr>
+              <w:spacing w:after="0"/>
+            </w:pPr>
+            <w:r/>
+            <w:r>
+              <w:rPr>
+                <w:sz w:val="13"/>
+              </w:rPr>
+              <w:t>46</w:t>
+            </w:r>
+          </w:p>
+        </w:tc>
+        <w:tc>
+          <w:tcPr>
+            <w:tcW w:type="dxa" w:w="850"/>
+          </w:tcPr>
+          <w:p>
+            <w:pPr>
+              <w:spacing w:after="0"/>
+            </w:pPr>
+            <w:r/>
+            <w:r>
+              <w:rPr>
+                <w:sz w:val="13"/>
+              </w:rPr>
+              <w:t>—</w:t>
+            </w:r>
+          </w:p>
+        </w:tc>
+        <w:tc>
+          <w:tcPr>
+            <w:tcW w:type="dxa" w:w="680"/>
+          </w:tcPr>
+          <w:p>
+            <w:pPr>
+              <w:spacing w:after="0"/>
+            </w:pPr>
+            <w:r/>
+            <w:r>
+              <w:rPr>
+                <w:sz w:val="13"/>
+              </w:rPr>
+              <w:t>—</w:t>
+            </w:r>
+          </w:p>
+        </w:tc>
+        <w:tc>
+          <w:tcPr>
+            <w:tcW w:type="dxa" w:w="1814"/>
+          </w:tcPr>
+          <w:p>
+            <w:pPr>
+              <w:spacing w:after="0"/>
+            </w:pPr>
+            <w:r/>
+            <w:r>
+              <w:rPr>
+                <w:sz w:val="13"/>
+              </w:rPr>
+              <w:t>Sin anomalía</w:t>
+            </w:r>
+          </w:p>
+        </w:tc>
+      </w:tr>
+      <w:tr>
+        <w:tc>
+          <w:tcPr>
+            <w:tcW w:type="dxa" w:w="1191"/>
+          </w:tcPr>
+          <w:p>
+            <w:pPr>
+              <w:spacing w:after="0"/>
+            </w:pPr>
+            <w:r/>
+            <w:r>
+              <w:rPr>
+                <w:sz w:val="13"/>
+              </w:rPr>
+              <w:t>BVFM-11101 BF</w:t>
+            </w:r>
+          </w:p>
+        </w:tc>
+        <w:tc>
+          <w:tcPr>
+            <w:tcW w:type="dxa" w:w="907"/>
+          </w:tcPr>
+          <w:p>
+            <w:pPr>
+              <w:spacing w:after="0"/>
+            </w:pPr>
+            <w:r/>
+            <w:r>
+              <w:rPr>
+                <w:sz w:val="13"/>
+              </w:rPr>
+              <w:t>476-478 V</w:t>
+            </w:r>
+          </w:p>
+        </w:tc>
+        <w:tc>
+          <w:tcPr>
+            <w:tcW w:type="dxa" w:w="1134"/>
+          </w:tcPr>
+          <w:p>
+            <w:pPr>
+              <w:spacing w:after="0"/>
+            </w:pPr>
+            <w:r/>
+            <w:r>
+              <w:rPr>
+                <w:sz w:val="13"/>
+              </w:rPr>
+              <w:t>85</w:t>
+            </w:r>
+          </w:p>
+        </w:tc>
+        <w:tc>
+          <w:tcPr>
+            <w:tcW w:type="dxa" w:w="680"/>
+          </w:tcPr>
+          <w:p>
+            <w:pPr>
+              <w:spacing w:after="0"/>
+            </w:pPr>
+            <w:r/>
+            <w:r>
+              <w:rPr>
+                <w:sz w:val="13"/>
+              </w:rPr>
+              <w:t>0.74-0.75</w:t>
+            </w:r>
+          </w:p>
+        </w:tc>
+        <w:tc>
+          <w:tcPr>
+            <w:tcW w:type="dxa" w:w="1191"/>
+          </w:tcPr>
+          <w:p>
+            <w:pPr>
+              <w:spacing w:after="0"/>
+            </w:pPr>
+            <w:r/>
+            <w:r>
+              <w:rPr>
+                <w:sz w:val="13"/>
+              </w:rPr>
+              <w:t>52.6 (directo)</w:t>
+            </w:r>
+          </w:p>
+        </w:tc>
+        <w:tc>
+          <w:tcPr>
+            <w:tcW w:type="dxa" w:w="850"/>
+          </w:tcPr>
+          <w:p>
+            <w:pPr>
+              <w:spacing w:after="0"/>
+            </w:pPr>
+            <w:r/>
+            <w:r>
+              <w:rPr>
+                <w:sz w:val="13"/>
+              </w:rPr>
+              <w:t>1190</w:t>
+            </w:r>
+          </w:p>
+        </w:tc>
+        <w:tc>
+          <w:tcPr>
+            <w:tcW w:type="dxa" w:w="850"/>
+          </w:tcPr>
+          <w:p>
+            <w:pPr>
+              <w:spacing w:after="0"/>
+            </w:pPr>
+            <w:r/>
+            <w:r>
+              <w:rPr>
+                <w:sz w:val="13"/>
+              </w:rPr>
+              <w:t>47</w:t>
+            </w:r>
+          </w:p>
+        </w:tc>
+        <w:tc>
+          <w:tcPr>
+            <w:tcW w:type="dxa" w:w="850"/>
+          </w:tcPr>
+          <w:p>
+            <w:pPr>
+              <w:spacing w:after="0"/>
+            </w:pPr>
+            <w:r/>
+            <w:r>
+              <w:rPr>
+                <w:sz w:val="13"/>
+              </w:rPr>
+              <w:t>—</w:t>
+            </w:r>
+          </w:p>
+        </w:tc>
+        <w:tc>
+          <w:tcPr>
+            <w:tcW w:type="dxa" w:w="680"/>
+          </w:tcPr>
+          <w:p>
+            <w:pPr>
+              <w:spacing w:after="0"/>
+            </w:pPr>
+            <w:r/>
+            <w:r>
+              <w:rPr>
+                <w:sz w:val="13"/>
+              </w:rPr>
+              <w:t>—</w:t>
+            </w:r>
+          </w:p>
+        </w:tc>
+        <w:tc>
+          <w:tcPr>
+            <w:tcW w:type="dxa" w:w="1814"/>
+          </w:tcPr>
+          <w:p>
+            <w:pPr>
+              <w:spacing w:after="0"/>
+            </w:pPr>
+            <w:r/>
+            <w:r>
+              <w:rPr>
+                <w:sz w:val="13"/>
+              </w:rPr>
+              <w:t>Sin anomalía</w:t>
+            </w:r>
+          </w:p>
+        </w:tc>
+      </w:tr>
+      <w:tr>
+        <w:tc>
+          <w:tcPr>
+            <w:tcW w:type="dxa" w:w="1191"/>
+          </w:tcPr>
+          <w:p>
+            <w:pPr>
+              <w:spacing w:after="0"/>
+            </w:pPr>
+            <w:r/>
+            <w:r>
+              <w:rPr>
+                <w:sz w:val="13"/>
+              </w:rPr>
+              <w:t>GAM-11203 A</w:t>
+            </w:r>
+          </w:p>
+        </w:tc>
+        <w:tc>
+          <w:tcPr>
+            <w:tcW w:type="dxa" w:w="907"/>
+          </w:tcPr>
+          <w:p>
+            <w:pPr>
+              <w:spacing w:after="0"/>
+            </w:pPr>
+            <w:r/>
+            <w:r>
+              <w:rPr>
+                <w:sz w:val="13"/>
+              </w:rPr>
+              <w:t>4.13 kV</w:t>
+            </w:r>
+          </w:p>
+        </w:tc>
+        <w:tc>
+          <w:tcPr>
+            <w:tcW w:type="dxa" w:w="1134"/>
+          </w:tcPr>
+          <w:p>
+            <w:pPr>
+              <w:spacing w:after="0"/>
+            </w:pPr>
+            <w:r/>
+            <w:r>
+              <w:rPr>
+                <w:sz w:val="13"/>
+              </w:rPr>
+              <w:t>157 / 156 / 155</w:t>
+            </w:r>
+          </w:p>
+        </w:tc>
+        <w:tc>
+          <w:tcPr>
+            <w:tcW w:type="dxa" w:w="680"/>
+          </w:tcPr>
+          <w:p>
+            <w:pPr>
+              <w:spacing w:after="0"/>
+            </w:pPr>
+            <w:r/>
+            <w:r>
+              <w:rPr>
+                <w:sz w:val="13"/>
+              </w:rPr>
+              <w:t>0.99</w:t>
+            </w:r>
+          </w:p>
+        </w:tc>
+        <w:tc>
+          <w:tcPr>
+            <w:tcW w:type="dxa" w:w="1191"/>
+          </w:tcPr>
+          <w:p>
+            <w:pPr>
+              <w:spacing w:after="0"/>
+            </w:pPr>
+            <w:r/>
+            <w:r>
+              <w:rPr>
+                <w:sz w:val="13"/>
+              </w:rPr>
+              <w:t>1060 / 1050 / 1050</w:t>
+            </w:r>
+          </w:p>
+        </w:tc>
+        <w:tc>
+          <w:tcPr>
+            <w:tcW w:type="dxa" w:w="850"/>
+          </w:tcPr>
+          <w:p>
+            <w:pPr>
+              <w:spacing w:after="0"/>
+            </w:pPr>
+            <w:r/>
+            <w:r>
+              <w:rPr>
+                <w:sz w:val="13"/>
+              </w:rPr>
+              <w:t>3468</w:t>
+            </w:r>
+          </w:p>
+        </w:tc>
+        <w:tc>
+          <w:tcPr>
+            <w:tcW w:type="dxa" w:w="850"/>
+          </w:tcPr>
+          <w:p>
+            <w:pPr>
+              <w:spacing w:after="0"/>
+            </w:pPr>
+            <w:r/>
+            <w:r>
+              <w:rPr>
+                <w:sz w:val="13"/>
+              </w:rPr>
+              <w:t>66</w:t>
+            </w:r>
+          </w:p>
+        </w:tc>
+        <w:tc>
+          <w:tcPr>
+            <w:tcW w:type="dxa" w:w="850"/>
+          </w:tcPr>
+          <w:p>
+            <w:pPr>
+              <w:spacing w:after="0"/>
+            </w:pPr>
+            <w:r/>
+            <w:r>
+              <w:rPr>
+                <w:sz w:val="13"/>
+              </w:rPr>
+              <w:t>75</w:t>
+            </w:r>
+          </w:p>
+        </w:tc>
+        <w:tc>
+          <w:tcPr>
+            <w:tcW w:type="dxa" w:w="680"/>
+          </w:tcPr>
+          <w:p>
+            <w:pPr>
+              <w:spacing w:after="0"/>
+            </w:pPr>
+            <w:r/>
+            <w:r>
+              <w:rPr>
+                <w:sz w:val="13"/>
+              </w:rPr>
+              <w:t>95 %</w:t>
+            </w:r>
+          </w:p>
+        </w:tc>
+        <w:tc>
+          <w:tcPr>
+            <w:tcW w:type="dxa" w:w="1814"/>
+          </w:tcPr>
+          <w:p>
+            <w:pPr>
+              <w:spacing w:after="0"/>
+            </w:pPr>
+            <w:r/>
+            <w:r>
+              <w:rPr>
+                <w:sz w:val="13"/>
+              </w:rPr>
+              <w:t>P. descarga capturada en 0</w:t>
+            </w:r>
+          </w:p>
+        </w:tc>
+      </w:tr>
+      <w:tr>
+        <w:tc>
+          <w:tcPr>
+            <w:tcW w:type="dxa" w:w="1191"/>
+          </w:tcPr>
+          <w:p>
+            <w:pPr>
+              <w:spacing w:after="0"/>
+            </w:pPr>
+            <w:r/>
+            <w:r>
+              <w:rPr>
+                <w:sz w:val="13"/>
+              </w:rPr>
+              <w:t>GAM-11203 B</w:t>
+            </w:r>
+          </w:p>
+        </w:tc>
+        <w:tc>
+          <w:tcPr>
+            <w:tcW w:type="dxa" w:w="907"/>
+          </w:tcPr>
+          <w:p>
+            <w:pPr>
+              <w:spacing w:after="0"/>
+            </w:pPr>
+            <w:r/>
+            <w:r>
+              <w:rPr>
+                <w:sz w:val="13"/>
+              </w:rPr>
+              <w:t>0 V</w:t>
+            </w:r>
+          </w:p>
+        </w:tc>
+        <w:tc>
+          <w:tcPr>
+            <w:tcW w:type="dxa" w:w="1134"/>
+          </w:tcPr>
+          <w:p>
+            <w:pPr>
+              <w:spacing w:after="0"/>
+            </w:pPr>
+            <w:r/>
+            <w:r>
+              <w:rPr>
+                <w:sz w:val="13"/>
+              </w:rPr>
+              <w:t>0</w:t>
+            </w:r>
+          </w:p>
+        </w:tc>
+        <w:tc>
+          <w:tcPr>
+            <w:tcW w:type="dxa" w:w="680"/>
+          </w:tcPr>
+          <w:p>
+            <w:pPr>
+              <w:spacing w:after="0"/>
+            </w:pPr>
+            <w:r/>
+            <w:r>
+              <w:rPr>
+                <w:sz w:val="13"/>
+              </w:rPr>
+              <w:t>—</w:t>
+            </w:r>
+          </w:p>
+        </w:tc>
+        <w:tc>
+          <w:tcPr>
+            <w:tcW w:type="dxa" w:w="1191"/>
+          </w:tcPr>
+          <w:p>
+            <w:pPr>
+              <w:spacing w:after="0"/>
+            </w:pPr>
+            <w:r/>
+            <w:r>
+              <w:rPr>
+                <w:sz w:val="13"/>
+              </w:rPr>
+              <w:t>0</w:t>
+            </w:r>
+          </w:p>
+        </w:tc>
+        <w:tc>
+          <w:tcPr>
+            <w:tcW w:type="dxa" w:w="850"/>
+          </w:tcPr>
+          <w:p>
+            <w:pPr>
+              <w:spacing w:after="0"/>
+            </w:pPr>
+            <w:r/>
+            <w:r>
+              <w:rPr>
+                <w:sz w:val="13"/>
+              </w:rPr>
+              <w:t>0</w:t>
+            </w:r>
+          </w:p>
+        </w:tc>
+        <w:tc>
+          <w:tcPr>
+            <w:tcW w:type="dxa" w:w="850"/>
+          </w:tcPr>
+          <w:p>
+            <w:pPr>
+              <w:spacing w:after="0"/>
+            </w:pPr>
+            <w:r/>
+            <w:r>
+              <w:rPr>
+                <w:sz w:val="13"/>
+              </w:rPr>
+              <w:t>31</w:t>
+            </w:r>
+          </w:p>
+        </w:tc>
+        <w:tc>
+          <w:tcPr>
+            <w:tcW w:type="dxa" w:w="850"/>
+          </w:tcPr>
+          <w:p>
+            <w:pPr>
+              <w:spacing w:after="0"/>
+            </w:pPr>
+            <w:r/>
+            <w:r>
+              <w:rPr>
+                <w:sz w:val="13"/>
+              </w:rPr>
+              <w:t>31</w:t>
+            </w:r>
+          </w:p>
+        </w:tc>
+        <w:tc>
+          <w:tcPr>
+            <w:tcW w:type="dxa" w:w="680"/>
+          </w:tcPr>
+          <w:p>
+            <w:pPr>
+              <w:spacing w:after="0"/>
+            </w:pPr>
+            <w:r/>
+            <w:r>
+              <w:rPr>
+                <w:sz w:val="13"/>
+              </w:rPr>
+              <w:t>—</w:t>
+            </w:r>
+          </w:p>
+        </w:tc>
+        <w:tc>
+          <w:tcPr>
+            <w:tcW w:type="dxa" w:w="1814"/>
+          </w:tcPr>
+          <w:p>
+            <w:pPr>
+              <w:spacing w:after="0"/>
+            </w:pPr>
+            <w:r/>
+            <w:r>
+              <w:rPr>
+                <w:sz w:val="13"/>
+              </w:rPr>
+              <w:t>En reserva, desenergizado</w:t>
+            </w:r>
+          </w:p>
+        </w:tc>
+      </w:tr>
+      <w:tr>
+        <w:tc>
+          <w:tcPr>
+            <w:tcW w:type="dxa" w:w="1191"/>
+          </w:tcPr>
+          <w:p>
+            <w:pPr>
+              <w:spacing w:after="0"/>
+            </w:pPr>
+            <w:r/>
+            <w:r>
+              <w:rPr>
+                <w:sz w:val="13"/>
+              </w:rPr>
+              <w:t>GAM-11202 A</w:t>
+            </w:r>
+          </w:p>
+        </w:tc>
+        <w:tc>
+          <w:tcPr>
+            <w:tcW w:type="dxa" w:w="907"/>
+          </w:tcPr>
+          <w:p>
+            <w:pPr>
+              <w:spacing w:after="0"/>
+            </w:pPr>
+            <w:r/>
+            <w:r>
+              <w:rPr>
+                <w:sz w:val="13"/>
+              </w:rPr>
+              <w:t>4.06 kV</w:t>
+            </w:r>
+          </w:p>
+        </w:tc>
+        <w:tc>
+          <w:tcPr>
+            <w:tcW w:type="dxa" w:w="1134"/>
+          </w:tcPr>
+          <w:p>
+            <w:pPr>
+              <w:spacing w:after="0"/>
+            </w:pPr>
+            <w:r/>
+            <w:r>
+              <w:rPr>
+                <w:sz w:val="13"/>
+              </w:rPr>
+              <w:t>92</w:t>
+            </w:r>
+          </w:p>
+        </w:tc>
+        <w:tc>
+          <w:tcPr>
+            <w:tcW w:type="dxa" w:w="680"/>
+          </w:tcPr>
+          <w:p>
+            <w:pPr>
+              <w:spacing w:after="0"/>
+            </w:pPr>
+            <w:r/>
+            <w:r>
+              <w:rPr>
+                <w:sz w:val="13"/>
+              </w:rPr>
+              <w:t>1.0</w:t>
+            </w:r>
+          </w:p>
+        </w:tc>
+        <w:tc>
+          <w:tcPr>
+            <w:tcW w:type="dxa" w:w="1191"/>
+          </w:tcPr>
+          <w:p>
+            <w:pPr>
+              <w:spacing w:after="0"/>
+            </w:pPr>
+            <w:r/>
+            <w:r>
+              <w:rPr>
+                <w:sz w:val="13"/>
+              </w:rPr>
+              <w:t>605</w:t>
+            </w:r>
+          </w:p>
+        </w:tc>
+        <w:tc>
+          <w:tcPr>
+            <w:tcW w:type="dxa" w:w="850"/>
+          </w:tcPr>
+          <w:p>
+            <w:pPr>
+              <w:spacing w:after="0"/>
+            </w:pPr>
+            <w:r/>
+            <w:r>
+              <w:rPr>
+                <w:sz w:val="13"/>
+              </w:rPr>
+              <w:t>3224</w:t>
+            </w:r>
+          </w:p>
+        </w:tc>
+        <w:tc>
+          <w:tcPr>
+            <w:tcW w:type="dxa" w:w="850"/>
+          </w:tcPr>
+          <w:p>
+            <w:pPr>
+              <w:spacing w:after="0"/>
+            </w:pPr>
+            <w:r/>
+            <w:r>
+              <w:rPr>
+                <w:sz w:val="13"/>
+              </w:rPr>
+              <w:t>66</w:t>
+            </w:r>
+          </w:p>
+        </w:tc>
+        <w:tc>
+          <w:tcPr>
+            <w:tcW w:type="dxa" w:w="850"/>
+          </w:tcPr>
+          <w:p>
+            <w:pPr>
+              <w:spacing w:after="0"/>
+            </w:pPr>
+            <w:r/>
+            <w:r>
+              <w:rPr>
+                <w:sz w:val="13"/>
+              </w:rPr>
+              <w:t>70</w:t>
+            </w:r>
+          </w:p>
+        </w:tc>
+        <w:tc>
+          <w:tcPr>
+            <w:tcW w:type="dxa" w:w="680"/>
+          </w:tcPr>
+          <w:p>
+            <w:pPr>
+              <w:spacing w:after="0"/>
+            </w:pPr>
+            <w:r/>
+            <w:r>
+              <w:rPr>
+                <w:sz w:val="13"/>
+              </w:rPr>
+              <w:t>93 %</w:t>
+            </w:r>
+          </w:p>
+        </w:tc>
+        <w:tc>
+          <w:tcPr>
+            <w:tcW w:type="dxa" w:w="1814"/>
+          </w:tcPr>
+          <w:p>
+            <w:pPr>
+              <w:spacing w:after="0"/>
+            </w:pPr>
+            <w:r/>
+            <w:r>
+              <w:rPr>
+                <w:sz w:val="13"/>
+              </w:rPr>
+              <w:t>T7 69 → 70 °C; P. descarga faltante en lectura 3</w:t>
+            </w:r>
+          </w:p>
+        </w:tc>
+      </w:tr>
+      <w:tr>
+        <w:tc>
+          <w:tcPr>
+            <w:tcW w:type="dxa" w:w="1191"/>
+          </w:tcPr>
+          <w:p>
+            <w:pPr>
+              <w:spacing w:after="0"/>
+            </w:pPr>
+            <w:r/>
+            <w:r>
+              <w:rPr>
+                <w:sz w:val="13"/>
+              </w:rPr>
+              <w:t>GAM-11202 B</w:t>
+            </w:r>
+          </w:p>
+        </w:tc>
+        <w:tc>
+          <w:tcPr>
+            <w:tcW w:type="dxa" w:w="907"/>
+          </w:tcPr>
+          <w:p>
+            <w:pPr>
+              <w:spacing w:after="0"/>
+            </w:pPr>
+            <w:r/>
+            <w:r>
+              <w:rPr>
+                <w:sz w:val="13"/>
+              </w:rPr>
+              <w:t>4.13-4.14 kV</w:t>
+            </w:r>
+          </w:p>
+        </w:tc>
+        <w:tc>
+          <w:tcPr>
+            <w:tcW w:type="dxa" w:w="1134"/>
+          </w:tcPr>
+          <w:p>
+            <w:pPr>
+              <w:spacing w:after="0"/>
+            </w:pPr>
+            <w:r/>
+            <w:r>
+              <w:rPr>
+                <w:sz w:val="13"/>
+              </w:rPr>
+              <w:t>74 / 75 / 75</w:t>
+            </w:r>
+          </w:p>
+        </w:tc>
+        <w:tc>
+          <w:tcPr>
+            <w:tcW w:type="dxa" w:w="680"/>
+          </w:tcPr>
+          <w:p>
+            <w:pPr>
+              <w:spacing w:after="0"/>
+            </w:pPr>
+            <w:r/>
+            <w:r>
+              <w:rPr>
+                <w:sz w:val="13"/>
+              </w:rPr>
+              <w:t>0.0</w:t>
+            </w:r>
+          </w:p>
+        </w:tc>
+        <w:tc>
+          <w:tcPr>
+            <w:tcW w:type="dxa" w:w="1191"/>
+          </w:tcPr>
+          <w:p>
+            <w:pPr>
+              <w:spacing w:after="0"/>
+            </w:pPr>
+            <w:r/>
+            <w:r>
+              <w:rPr>
+                <w:sz w:val="13"/>
+              </w:rPr>
+              <w:t>0</w:t>
+            </w:r>
+          </w:p>
+        </w:tc>
+        <w:tc>
+          <w:tcPr>
+            <w:tcW w:type="dxa" w:w="850"/>
+          </w:tcPr>
+          <w:p>
+            <w:pPr>
+              <w:spacing w:after="0"/>
+            </w:pPr>
+            <w:r/>
+            <w:r>
+              <w:rPr>
+                <w:sz w:val="13"/>
+              </w:rPr>
+              <w:t>0</w:t>
+            </w:r>
+          </w:p>
+        </w:tc>
+        <w:tc>
+          <w:tcPr>
+            <w:tcW w:type="dxa" w:w="850"/>
+          </w:tcPr>
+          <w:p>
+            <w:pPr>
+              <w:spacing w:after="0"/>
+            </w:pPr>
+            <w:r/>
+            <w:r>
+              <w:rPr>
+                <w:sz w:val="13"/>
+              </w:rPr>
+              <w:t>41</w:t>
+            </w:r>
+          </w:p>
+        </w:tc>
+        <w:tc>
+          <w:tcPr>
+            <w:tcW w:type="dxa" w:w="850"/>
+          </w:tcPr>
+          <w:p>
+            <w:pPr>
+              <w:spacing w:after="0"/>
+            </w:pPr>
+            <w:r/>
+            <w:r>
+              <w:rPr>
+                <w:sz w:val="13"/>
+              </w:rPr>
+              <w:t>33</w:t>
+            </w:r>
+          </w:p>
+        </w:tc>
+        <w:tc>
+          <w:tcPr>
+            <w:tcW w:type="dxa" w:w="680"/>
+          </w:tcPr>
+          <w:p>
+            <w:pPr>
+              <w:spacing w:after="0"/>
+            </w:pPr>
+            <w:r/>
+            <w:r>
+              <w:rPr>
+                <w:sz w:val="13"/>
+              </w:rPr>
+              <w:t>—</w:t>
+            </w:r>
+          </w:p>
+        </w:tc>
+        <w:tc>
+          <w:tcPr>
+            <w:tcW w:type="dxa" w:w="1814"/>
+            <w:shd w:val="clear" w:color="auto" w:fill="FBE3A6"/>
+          </w:tcPr>
+          <w:p>
+            <w:pPr>
+              <w:spacing w:after="0"/>
+            </w:pPr>
+            <w:r/>
+            <w:r>
+              <w:rPr>
+                <w:b/>
+                <w:sz w:val="13"/>
+              </w:rPr>
+              <w:t>En reserva con 74-75 A de línea (≈ 535 kVA reactivos)</w:t>
+            </w:r>
+          </w:p>
+        </w:tc>
+      </w:tr>
+      <w:tr>
+        <w:tc>
+          <w:tcPr>
+            <w:tcW w:type="dxa" w:w="1191"/>
+          </w:tcPr>
+          <w:p>
+            <w:pPr>
+              <w:spacing w:after="0"/>
+            </w:pPr>
+            <w:r/>
+            <w:r>
+              <w:rPr>
+                <w:sz w:val="13"/>
+              </w:rPr>
+              <w:t>BVIM-11201 A</w:t>
+            </w:r>
+          </w:p>
+        </w:tc>
+        <w:tc>
+          <w:tcPr>
+            <w:tcW w:type="dxa" w:w="907"/>
+          </w:tcPr>
+          <w:p>
+            <w:pPr>
+              <w:spacing w:after="0"/>
+            </w:pPr>
+            <w:r/>
+            <w:r>
+              <w:rPr>
+                <w:sz w:val="13"/>
+              </w:rPr>
+              <w:t>4.07 kV</w:t>
+            </w:r>
+          </w:p>
+        </w:tc>
+        <w:tc>
+          <w:tcPr>
+            <w:tcW w:type="dxa" w:w="1134"/>
+          </w:tcPr>
+          <w:p>
+            <w:pPr>
+              <w:spacing w:after="0"/>
+            </w:pPr>
+            <w:r/>
+            <w:r>
+              <w:rPr>
+                <w:sz w:val="13"/>
+              </w:rPr>
+              <w:t>23.3 / 23.3 / 23.1</w:t>
+            </w:r>
+          </w:p>
+        </w:tc>
+        <w:tc>
+          <w:tcPr>
+            <w:tcW w:type="dxa" w:w="680"/>
+          </w:tcPr>
+          <w:p>
+            <w:pPr>
+              <w:spacing w:after="0"/>
+            </w:pPr>
+            <w:r/>
+            <w:r>
+              <w:rPr>
+                <w:sz w:val="13"/>
+              </w:rPr>
+              <w:t>0.75-0.76</w:t>
+            </w:r>
+          </w:p>
+        </w:tc>
+        <w:tc>
+          <w:tcPr>
+            <w:tcW w:type="dxa" w:w="1191"/>
+          </w:tcPr>
+          <w:p>
+            <w:pPr>
+              <w:spacing w:after="0"/>
+            </w:pPr>
+            <w:r/>
+            <w:r>
+              <w:rPr>
+                <w:sz w:val="13"/>
+              </w:rPr>
+              <w:t>124 (directo)</w:t>
+            </w:r>
+          </w:p>
+        </w:tc>
+        <w:tc>
+          <w:tcPr>
+            <w:tcW w:type="dxa" w:w="850"/>
+          </w:tcPr>
+          <w:p>
+            <w:pPr>
+              <w:spacing w:after="0"/>
+            </w:pPr>
+            <w:r/>
+            <w:r>
+              <w:rPr>
+                <w:sz w:val="13"/>
+              </w:rPr>
+              <w:t>1193</w:t>
+            </w:r>
+          </w:p>
+        </w:tc>
+        <w:tc>
+          <w:tcPr>
+            <w:tcW w:type="dxa" w:w="850"/>
+          </w:tcPr>
+          <w:p>
+            <w:pPr>
+              <w:spacing w:after="0"/>
+            </w:pPr>
+            <w:r/>
+            <w:r>
+              <w:rPr>
+                <w:sz w:val="13"/>
+              </w:rPr>
+              <w:t>11 (inválido)</w:t>
+            </w:r>
+          </w:p>
+        </w:tc>
+        <w:tc>
+          <w:tcPr>
+            <w:tcW w:type="dxa" w:w="850"/>
+          </w:tcPr>
+          <w:p>
+            <w:pPr>
+              <w:spacing w:after="0"/>
+            </w:pPr>
+            <w:r/>
+            <w:r>
+              <w:rPr>
+                <w:sz w:val="13"/>
+              </w:rPr>
+              <w:t>67</w:t>
+            </w:r>
+          </w:p>
+        </w:tc>
+        <w:tc>
+          <w:tcPr>
+            <w:tcW w:type="dxa" w:w="680"/>
+          </w:tcPr>
+          <w:p>
+            <w:pPr>
+              <w:spacing w:after="0"/>
+            </w:pPr>
+            <w:r/>
+            <w:r>
+              <w:rPr>
+                <w:sz w:val="13"/>
+              </w:rPr>
+              <w:t>—</w:t>
+            </w:r>
+          </w:p>
+        </w:tc>
+        <w:tc>
+          <w:tcPr>
+            <w:tcW w:type="dxa" w:w="1814"/>
+            <w:shd w:val="clear" w:color="auto" w:fill="FBE3A6"/>
+          </w:tcPr>
+          <w:p>
+            <w:pPr>
+              <w:spacing w:after="0"/>
+            </w:pPr>
+            <w:r/>
+            <w:r>
+              <w:rPr>
+                <w:b/>
+                <w:sz w:val="13"/>
+              </w:rPr>
+              <w:t>Sensores de cojinete 8-11 °C y dif. de 16-23 °C entre T3/T4</w:t>
+            </w:r>
+          </w:p>
+        </w:tc>
+      </w:tr>
+      <w:tr>
+        <w:tc>
+          <w:tcPr>
+            <w:tcW w:type="dxa" w:w="1191"/>
+          </w:tcPr>
+          <w:p>
+            <w:pPr>
+              <w:spacing w:after="0"/>
+            </w:pPr>
+            <w:r/>
+            <w:r>
+              <w:rPr>
+                <w:sz w:val="13"/>
+              </w:rPr>
+              <w:t>BVIM-11201 B</w:t>
+            </w:r>
+          </w:p>
+        </w:tc>
+        <w:tc>
+          <w:tcPr>
+            <w:tcW w:type="dxa" w:w="907"/>
+          </w:tcPr>
+          <w:p>
+            <w:pPr>
+              <w:spacing w:after="0"/>
+            </w:pPr>
+            <w:r/>
+            <w:r>
+              <w:rPr>
+                <w:sz w:val="13"/>
+              </w:rPr>
+              <w:t>4.13-4.14 kV</w:t>
+            </w:r>
+          </w:p>
+        </w:tc>
+        <w:tc>
+          <w:tcPr>
+            <w:tcW w:type="dxa" w:w="1134"/>
+          </w:tcPr>
+          <w:p>
+            <w:pPr>
+              <w:spacing w:after="0"/>
+            </w:pPr>
+            <w:r/>
+            <w:r>
+              <w:rPr>
+                <w:sz w:val="13"/>
+              </w:rPr>
+              <w:t>0 / 0 / 0.8</w:t>
+            </w:r>
+          </w:p>
+        </w:tc>
+        <w:tc>
+          <w:tcPr>
+            <w:tcW w:type="dxa" w:w="680"/>
+          </w:tcPr>
+          <w:p>
+            <w:pPr>
+              <w:spacing w:after="0"/>
+            </w:pPr>
+            <w:r/>
+            <w:r>
+              <w:rPr>
+                <w:sz w:val="13"/>
+              </w:rPr>
+              <w:t>0.0</w:t>
+            </w:r>
+          </w:p>
+        </w:tc>
+        <w:tc>
+          <w:tcPr>
+            <w:tcW w:type="dxa" w:w="1191"/>
+          </w:tcPr>
+          <w:p>
+            <w:pPr>
+              <w:spacing w:after="0"/>
+            </w:pPr>
+            <w:r/>
+            <w:r>
+              <w:rPr>
+                <w:sz w:val="13"/>
+              </w:rPr>
+              <w:t>0</w:t>
+            </w:r>
+          </w:p>
+        </w:tc>
+        <w:tc>
+          <w:tcPr>
+            <w:tcW w:type="dxa" w:w="850"/>
+          </w:tcPr>
+          <w:p>
+            <w:pPr>
+              <w:spacing w:after="0"/>
+            </w:pPr>
+            <w:r/>
+            <w:r>
+              <w:rPr>
+                <w:sz w:val="13"/>
+              </w:rPr>
+              <w:t>1193 (placa)</w:t>
+            </w:r>
+          </w:p>
+        </w:tc>
+        <w:tc>
+          <w:tcPr>
+            <w:tcW w:type="dxa" w:w="850"/>
+          </w:tcPr>
+          <w:p>
+            <w:pPr>
+              <w:spacing w:after="0"/>
+            </w:pPr>
+            <w:r/>
+            <w:r>
+              <w:rPr>
+                <w:sz w:val="13"/>
+              </w:rPr>
+              <w:t>10 (inválido)</w:t>
+            </w:r>
+          </w:p>
+        </w:tc>
+        <w:tc>
+          <w:tcPr>
+            <w:tcW w:type="dxa" w:w="850"/>
+          </w:tcPr>
+          <w:p>
+            <w:pPr>
+              <w:spacing w:after="0"/>
+            </w:pPr>
+            <w:r/>
+            <w:r>
+              <w:rPr>
+                <w:sz w:val="13"/>
+              </w:rPr>
+              <w:t>35</w:t>
+            </w:r>
+          </w:p>
+        </w:tc>
+        <w:tc>
+          <w:tcPr>
+            <w:tcW w:type="dxa" w:w="680"/>
+          </w:tcPr>
+          <w:p>
+            <w:pPr>
+              <w:spacing w:after="0"/>
+            </w:pPr>
+            <w:r/>
+            <w:r>
+              <w:rPr>
+                <w:sz w:val="13"/>
+              </w:rPr>
+              <w:t>—</w:t>
+            </w:r>
+          </w:p>
+        </w:tc>
+        <w:tc>
+          <w:tcPr>
+            <w:tcW w:type="dxa" w:w="1814"/>
+            <w:shd w:val="clear" w:color="auto" w:fill="FBE3A6"/>
+          </w:tcPr>
+          <w:p>
+            <w:pPr>
+              <w:spacing w:after="0"/>
+            </w:pPr>
+            <w:r/>
+            <w:r>
+              <w:rPr>
+                <w:b/>
+                <w:sz w:val="13"/>
+              </w:rPr>
+              <w:t>En reserva; sensores de cojinete 4-10 °C y 0 °C</w:t>
+            </w:r>
+          </w:p>
+        </w:tc>
+      </w:tr>
+      <w:tr>
+        <w:tc>
+          <w:tcPr>
+            <w:tcW w:type="dxa" w:w="1191"/>
+          </w:tcPr>
+          <w:p>
+            <w:pPr>
+              <w:spacing w:after="0"/>
+            </w:pPr>
+            <w:r/>
+            <w:r>
+              <w:rPr>
+                <w:sz w:val="13"/>
+              </w:rPr>
+              <w:t>BVFM-11201 AF</w:t>
+            </w:r>
+          </w:p>
+        </w:tc>
+        <w:tc>
+          <w:tcPr>
+            <w:tcW w:type="dxa" w:w="907"/>
+          </w:tcPr>
+          <w:p>
+            <w:pPr>
+              <w:spacing w:after="0"/>
+            </w:pPr>
+            <w:r/>
+            <w:r>
+              <w:rPr>
+                <w:sz w:val="13"/>
+              </w:rPr>
+              <w:t>466 V</w:t>
+            </w:r>
+          </w:p>
+        </w:tc>
+        <w:tc>
+          <w:tcPr>
+            <w:tcW w:type="dxa" w:w="1134"/>
+          </w:tcPr>
+          <w:p>
+            <w:pPr>
+              <w:spacing w:after="0"/>
+            </w:pPr>
+            <w:r/>
+            <w:r>
+              <w:rPr>
+                <w:sz w:val="13"/>
+              </w:rPr>
+              <w:t>98.75</w:t>
+            </w:r>
+          </w:p>
+        </w:tc>
+        <w:tc>
+          <w:tcPr>
+            <w:tcW w:type="dxa" w:w="680"/>
+          </w:tcPr>
+          <w:p>
+            <w:pPr>
+              <w:spacing w:after="0"/>
+            </w:pPr>
+            <w:r/>
+            <w:r>
+              <w:rPr>
+                <w:sz w:val="13"/>
+              </w:rPr>
+              <w:t>0.79</w:t>
+            </w:r>
+          </w:p>
+        </w:tc>
+        <w:tc>
+          <w:tcPr>
+            <w:tcW w:type="dxa" w:w="1191"/>
+          </w:tcPr>
+          <w:p>
+            <w:pPr>
+              <w:spacing w:after="0"/>
+            </w:pPr>
+            <w:r/>
+            <w:r>
+              <w:rPr>
+                <w:sz w:val="13"/>
+              </w:rPr>
+              <w:t>62.2 (directo)</w:t>
+            </w:r>
+          </w:p>
+        </w:tc>
+        <w:tc>
+          <w:tcPr>
+            <w:tcW w:type="dxa" w:w="850"/>
+          </w:tcPr>
+          <w:p>
+            <w:pPr>
+              <w:spacing w:after="0"/>
+            </w:pPr>
+            <w:r/>
+            <w:r>
+              <w:rPr>
+                <w:sz w:val="13"/>
+              </w:rPr>
+              <w:t>1190</w:t>
+            </w:r>
+          </w:p>
+        </w:tc>
+        <w:tc>
+          <w:tcPr>
+            <w:tcW w:type="dxa" w:w="850"/>
+          </w:tcPr>
+          <w:p>
+            <w:pPr>
+              <w:spacing w:after="0"/>
+            </w:pPr>
+            <w:r/>
+            <w:r>
+              <w:rPr>
+                <w:sz w:val="13"/>
+              </w:rPr>
+              <w:t>49</w:t>
+            </w:r>
+          </w:p>
+        </w:tc>
+        <w:tc>
+          <w:tcPr>
+            <w:tcW w:type="dxa" w:w="850"/>
+          </w:tcPr>
+          <w:p>
+            <w:pPr>
+              <w:spacing w:after="0"/>
+            </w:pPr>
+            <w:r/>
+            <w:r>
+              <w:rPr>
+                <w:sz w:val="13"/>
+              </w:rPr>
+              <w:t>—</w:t>
+            </w:r>
+          </w:p>
+        </w:tc>
+        <w:tc>
+          <w:tcPr>
+            <w:tcW w:type="dxa" w:w="680"/>
+          </w:tcPr>
+          <w:p>
+            <w:pPr>
+              <w:spacing w:after="0"/>
+            </w:pPr>
+            <w:r/>
+            <w:r>
+              <w:rPr>
+                <w:sz w:val="13"/>
+              </w:rPr>
+              <w:t>—</w:t>
+            </w:r>
+          </w:p>
+        </w:tc>
+        <w:tc>
+          <w:tcPr>
+            <w:tcW w:type="dxa" w:w="1814"/>
+            <w:shd w:val="clear" w:color="auto" w:fill="E3E6EA"/>
+          </w:tcPr>
+          <w:p>
+            <w:pPr>
+              <w:spacing w:after="0"/>
+            </w:pPr>
+            <w:r/>
+            <w:r>
+              <w:rPr>
+                <w:b/>
+                <w:sz w:val="13"/>
+              </w:rPr>
+              <w:t>Tres lecturas idénticas</w:t>
+            </w:r>
+          </w:p>
+        </w:tc>
+      </w:tr>
+      <w:tr>
+        <w:tc>
+          <w:tcPr>
+            <w:tcW w:type="dxa" w:w="1191"/>
+          </w:tcPr>
+          <w:p>
+            <w:pPr>
+              <w:spacing w:after="0"/>
+            </w:pPr>
+            <w:r/>
+            <w:r>
+              <w:rPr>
+                <w:sz w:val="13"/>
+              </w:rPr>
+              <w:t>BVFM-11201 BF</w:t>
+            </w:r>
+          </w:p>
+        </w:tc>
+        <w:tc>
+          <w:tcPr>
+            <w:tcW w:type="dxa" w:w="907"/>
+          </w:tcPr>
+          <w:p>
+            <w:pPr>
+              <w:spacing w:after="0"/>
+            </w:pPr>
+            <w:r/>
+            <w:r>
+              <w:rPr>
+                <w:sz w:val="13"/>
+              </w:rPr>
+              <w:t>477-479 V</w:t>
+            </w:r>
+          </w:p>
+        </w:tc>
+        <w:tc>
+          <w:tcPr>
+            <w:tcW w:type="dxa" w:w="1134"/>
+          </w:tcPr>
+          <w:p>
+            <w:pPr>
+              <w:spacing w:after="0"/>
+            </w:pPr>
+            <w:r/>
+            <w:r>
+              <w:rPr>
+                <w:sz w:val="13"/>
+              </w:rPr>
+              <w:t>0</w:t>
+            </w:r>
+          </w:p>
+        </w:tc>
+        <w:tc>
+          <w:tcPr>
+            <w:tcW w:type="dxa" w:w="680"/>
+          </w:tcPr>
+          <w:p>
+            <w:pPr>
+              <w:spacing w:after="0"/>
+            </w:pPr>
+            <w:r/>
+            <w:r>
+              <w:rPr>
+                <w:sz w:val="13"/>
+              </w:rPr>
+              <w:t>0.775</w:t>
+            </w:r>
+          </w:p>
+        </w:tc>
+        <w:tc>
+          <w:tcPr>
+            <w:tcW w:type="dxa" w:w="1191"/>
+          </w:tcPr>
+          <w:p>
+            <w:pPr>
+              <w:spacing w:after="0"/>
+            </w:pPr>
+            <w:r/>
+            <w:r>
+              <w:rPr>
+                <w:sz w:val="13"/>
+              </w:rPr>
+              <w:t>0</w:t>
+            </w:r>
+          </w:p>
+        </w:tc>
+        <w:tc>
+          <w:tcPr>
+            <w:tcW w:type="dxa" w:w="850"/>
+          </w:tcPr>
+          <w:p>
+            <w:pPr>
+              <w:spacing w:after="0"/>
+            </w:pPr>
+            <w:r/>
+            <w:r>
+              <w:rPr>
+                <w:sz w:val="13"/>
+              </w:rPr>
+              <w:t>—</w:t>
+            </w:r>
+          </w:p>
+        </w:tc>
+        <w:tc>
+          <w:tcPr>
+            <w:tcW w:type="dxa" w:w="850"/>
+          </w:tcPr>
+          <w:p>
+            <w:pPr>
+              <w:spacing w:after="0"/>
+            </w:pPr>
+            <w:r/>
+            <w:r>
+              <w:rPr>
+                <w:sz w:val="13"/>
+              </w:rPr>
+              <w:t>—</w:t>
+            </w:r>
+          </w:p>
+        </w:tc>
+        <w:tc>
+          <w:tcPr>
+            <w:tcW w:type="dxa" w:w="850"/>
+          </w:tcPr>
+          <w:p>
+            <w:pPr>
+              <w:spacing w:after="0"/>
+            </w:pPr>
+            <w:r/>
+            <w:r>
+              <w:rPr>
+                <w:sz w:val="13"/>
+              </w:rPr>
+              <w:t>—</w:t>
+            </w:r>
+          </w:p>
+        </w:tc>
+        <w:tc>
+          <w:tcPr>
+            <w:tcW w:type="dxa" w:w="680"/>
+          </w:tcPr>
+          <w:p>
+            <w:pPr>
+              <w:spacing w:after="0"/>
+            </w:pPr>
+            <w:r/>
+            <w:r>
+              <w:rPr>
+                <w:sz w:val="13"/>
+              </w:rPr>
+              <w:t>—</w:t>
+            </w:r>
+          </w:p>
+        </w:tc>
+        <w:tc>
+          <w:tcPr>
+            <w:tcW w:type="dxa" w:w="1814"/>
+          </w:tcPr>
+          <w:p>
+            <w:pPr>
+              <w:spacing w:after="0"/>
+            </w:pPr>
+            <w:r/>
+            <w:r>
+              <w:rPr>
+                <w:sz w:val="13"/>
+              </w:rPr>
+              <w:t>En reserva, sin temperaturas</w:t>
+            </w:r>
+          </w:p>
+        </w:tc>
+      </w:tr>
+    </w:tbl>
+    <w:p>
+      <w:pPr>
+        <w:spacing w:after="40"/>
+      </w:pPr>
+    </w:p>
+    <w:p>
+      <w:pPr>
+        <w:pStyle w:val="ListBullet"/>
+        <w:spacing w:after="40"/>
+      </w:pPr>
+      <w:r>
+        <w:rPr>
+          <w:b w:val="0"/>
+        </w:rPr>
+      </w:r>
+      <w:r>
+        <w:rPr>
+          <w:b/>
+        </w:rPr>
+        <w:t>Balance de potencia:</w:t>
+      </w:r>
+      <w:r>
+        <w:rPr>
+          <w:b w:val="0"/>
+        </w:rPr>
+        <w:t xml:space="preserve"> el cálculo entrada vs. salida cierra en 91-96 % para los seis motores con variador en operación (transformador y convertidor). [Seguro] Los datos de potencia son consistentes.</w:t>
+      </w:r>
+    </w:p>
+    <w:p>
+      <w:pPr>
+        <w:pStyle w:val="ListBullet"/>
+        <w:spacing w:after="40"/>
+      </w:pPr>
+      <w:r>
+        <w:rPr>
+          <w:b w:val="0"/>
+        </w:rPr>
+      </w:r>
+      <w:r>
+        <w:rPr>
+          <w:b/>
+        </w:rPr>
+        <w:t>BVIM-11201 A:</w:t>
+      </w:r>
+      <w:r>
+        <w:rPr>
+          <w:b w:val="0"/>
+        </w:rPr>
+        <w:t xml:space="preserve"> [Seguro] motor de 215 HP, 4 kV, operando con los sensores de cojinete T1/T2 en 8-11 °C (imposible a 30 °C ambiente) y T3/T4 con diferencias de 16-23 °C entre sí. Sin monitoreo válido de cojinetes. BVIM-11201 B repite el patrón (4-10 °C y 0 °C).</w:t>
+      </w:r>
+    </w:p>
+    <w:p>
+      <w:pPr>
+        <w:pStyle w:val="ListBullet"/>
+        <w:spacing w:after="40"/>
+      </w:pPr>
+      <w:r>
+        <w:rPr>
+          <w:b w:val="0"/>
+        </w:rPr>
+      </w:r>
+      <w:r>
+        <w:rPr>
+          <w:b/>
+        </w:rPr>
+        <w:t>Reserva energizada con corriente reactiva:</w:t>
+      </w:r>
+      <w:r>
+        <w:rPr>
+          <w:b w:val="0"/>
+        </w:rPr>
+        <w:t xml:space="preserve"> [Seguro] GAM-11202 B, parado, toma 74-75 A a 4.14 kV con F.P. 0.0 (≈ 535 kVA); su tensión de línea es 70 V mayor que la de GAM-11202 A. [Probable] el variador mantiene energizados los filtros o capacitores de entrada. GAM-11103 A, con el mismo orden de corriente reactiva y solo 235 kW, trabaja a F.P. 0.44. Conviene medir distorsión armónica y factor de potencia en el punto de acoplamiento (IEEE 519).</w:t>
+      </w:r>
+    </w:p>
+    <w:p>
+      <w:pPr>
+        <w:pStyle w:val="ListBullet"/>
+        <w:spacing w:after="40"/>
+      </w:pPr>
+      <w:r>
+        <w:rPr>
+          <w:b w:val="0"/>
+        </w:rPr>
+      </w:r>
+      <w:r>
+        <w:rPr>
+          <w:b/>
+        </w:rPr>
+        <w:t>GAM-11103 A y B:</w:t>
+      </w:r>
+      <w:r>
+        <w:rPr>
+          <w:b w:val="0"/>
+        </w:rPr>
+        <w:t xml:space="preserve"> [Suposición] A opera a 0.23 p.u. de torque y 2634-2706 RPM contra 3500+ RPM de B, que lleva 1 MW. Operación a muy baja carga del convertidor y del motor; que Operación confirme si es el régimen buscado.</w:t>
+      </w:r>
+    </w:p>
+    <w:p>
+      <w:pPr>
+        <w:pStyle w:val="ListBullet"/>
+        <w:spacing w:after="40"/>
+      </w:pPr>
+      <w:r>
+        <w:t>Presiones de succión o descarga capturadas en 0.0 en 5 motores en operación; los folios BVIM/BVFM usan columnas con otro significado ("V salida" = tensión de alimentación, "Torque p.u." = HP).</w:t>
+      </w:r>
+    </w:p>
+    <w:p>
+      <w:pPr>
+        <w:keepNext/>
         <w:spacing w:before="200" w:after="60"/>
         <w:pBdr>
           <w:bottom w:val="single" w:sz="6" w:space="1" w:color="0B3A5E"/>
@@ -4811,7 +8135,5399 @@
           <w:color w:val="0B3A5E"/>
           <w:sz w:val="24"/>
         </w:rPr>
-        <w:t>4. Resultados Sector 4 — PH21 / HDTGO-1</w:t>
+        <w:t>4. Resultados Sector 2 — Coquización Retardada (soloaires)</w:t>
+      </w:r>
+    </w:p>
+    <w:p>
+      <w:r>
+        <w:rPr>
+          <w:b w:val="0"/>
+          <w:i w:val="0"/>
+          <w:sz w:val="17"/>
+        </w:rPr>
+        <w:t>Folio ROLM-SCM-SICM-S02-ELE-EAS-ELE1-0005-061026 · Fernando Banda Ventura (F-490712). 40 motores de 20, 25, 30 y 40 HP, 480 V, 1,770-1,775 RPM, clase F; alarma por temperatura 70 °C y disparo 135 °C. Para cada motor se registró la tensión y corriente en el CCM y las temperaturas del lado cople (LC), cuerpo y lado libre (LL).</w:t>
+      </w:r>
+    </w:p>
+    <w:tbl>
+      <w:tblPr>
+        <w:tblStyle w:val="TableGrid"/>
+        <w:tblW w:type="auto" w:w="0"/>
+        <w:jc w:val="center"/>
+        <w:tblLayout w:type="fixed"/>
+        <w:tblLook w:firstColumn="1" w:firstRow="1" w:lastColumn="0" w:lastRow="0" w:noHBand="0" w:noVBand="1" w:val="04A0"/>
+        <w:tblLayout w:type="fixed"/>
+      </w:tblPr>
+      <w:tblGrid>
+        <w:gridCol w:w="4252"/>
+        <w:gridCol w:w="5953"/>
+      </w:tblGrid>
+      <w:tr>
+        <w:trPr>
+          <w:tblHeader w:val="true"/>
+        </w:trPr>
+        <w:tc>
+          <w:tcPr>
+            <w:tcW w:type="dxa" w:w="4252"/>
+            <w:shd w:val="clear" w:color="auto" w:fill="0B3A5E"/>
+          </w:tcPr>
+          <w:p>
+            <w:r/>
+            <w:r>
+              <w:rPr>
+                <w:b/>
+                <w:color w:val="FFFFFF"/>
+                <w:sz w:val="16"/>
+              </w:rPr>
+              <w:t>Indicador</w:t>
+            </w:r>
+          </w:p>
+        </w:tc>
+        <w:tc>
+          <w:tcPr>
+            <w:tcW w:type="dxa" w:w="5953"/>
+            <w:shd w:val="clear" w:color="auto" w:fill="0B3A5E"/>
+          </w:tcPr>
+          <w:p>
+            <w:r/>
+            <w:r>
+              <w:rPr>
+                <w:b/>
+                <w:color w:val="FFFFFF"/>
+                <w:sz w:val="16"/>
+              </w:rPr>
+              <w:t>Valor</w:t>
+            </w:r>
+          </w:p>
+        </w:tc>
+      </w:tr>
+      <w:tr>
+        <w:tc>
+          <w:tcPr>
+            <w:tcW w:type="dxa" w:w="4252"/>
+          </w:tcPr>
+          <w:p>
+            <w:pPr>
+              <w:spacing w:after="0"/>
+            </w:pPr>
+            <w:r/>
+            <w:r>
+              <w:rPr>
+                <w:sz w:val="16"/>
+              </w:rPr>
+              <w:t>Motores en operación con mediciones</w:t>
+            </w:r>
+          </w:p>
+        </w:tc>
+        <w:tc>
+          <w:tcPr>
+            <w:tcW w:type="dxa" w:w="5953"/>
+          </w:tcPr>
+          <w:p>
+            <w:pPr>
+              <w:spacing w:after="0"/>
+            </w:pPr>
+            <w:r/>
+            <w:r>
+              <w:rPr>
+                <w:sz w:val="16"/>
+              </w:rPr>
+              <w:t>31</w:t>
+            </w:r>
+          </w:p>
+        </w:tc>
+      </w:tr>
+      <w:tr>
+        <w:tc>
+          <w:tcPr>
+            <w:tcW w:type="dxa" w:w="4252"/>
+          </w:tcPr>
+          <w:p>
+            <w:pPr>
+              <w:spacing w:after="0"/>
+            </w:pPr>
+            <w:r/>
+            <w:r>
+              <w:rPr>
+                <w:sz w:val="16"/>
+              </w:rPr>
+              <w:t>Motores fuera de operación sin mediciones</w:t>
+            </w:r>
+          </w:p>
+        </w:tc>
+        <w:tc>
+          <w:tcPr>
+            <w:tcW w:type="dxa" w:w="5953"/>
+          </w:tcPr>
+          <w:p>
+            <w:pPr>
+              <w:spacing w:after="0"/>
+            </w:pPr>
+            <w:r/>
+            <w:r>
+              <w:rPr>
+                <w:sz w:val="16"/>
+              </w:rPr>
+              <w:t>9 (ECM-31106A-A, 31106B-B, 31106C-B, 31106D-A, 31106D-B, 31107A-B, 31107D-A, 31110A-B, 31110C-A)</w:t>
+            </w:r>
+          </w:p>
+        </w:tc>
+      </w:tr>
+      <w:tr>
+        <w:tc>
+          <w:tcPr>
+            <w:tcW w:type="dxa" w:w="4252"/>
+          </w:tcPr>
+          <w:p>
+            <w:pPr>
+              <w:spacing w:after="0"/>
+            </w:pPr>
+            <w:r/>
+            <w:r>
+              <w:rPr>
+                <w:sz w:val="16"/>
+              </w:rPr>
+              <w:t>Tensión de alimentación</w:t>
+            </w:r>
+          </w:p>
+        </w:tc>
+        <w:tc>
+          <w:tcPr>
+            <w:tcW w:type="dxa" w:w="5953"/>
+          </w:tcPr>
+          <w:p>
+            <w:pPr>
+              <w:spacing w:after="0"/>
+            </w:pPr>
+            <w:r/>
+            <w:r>
+              <w:rPr>
+                <w:sz w:val="16"/>
+              </w:rPr>
+              <w:t>466-474 V (−2.9 % a −1.2 %); desbalance ≤ 0.3 %</w:t>
+            </w:r>
+          </w:p>
+        </w:tc>
+      </w:tr>
+      <w:tr>
+        <w:tc>
+          <w:tcPr>
+            <w:tcW w:type="dxa" w:w="4252"/>
+          </w:tcPr>
+          <w:p>
+            <w:pPr>
+              <w:spacing w:after="0"/>
+            </w:pPr>
+            <w:r/>
+            <w:r>
+              <w:rPr>
+                <w:sz w:val="16"/>
+              </w:rPr>
+              <w:t>Carga (I medida / I de placa)</w:t>
+            </w:r>
+          </w:p>
+        </w:tc>
+        <w:tc>
+          <w:tcPr>
+            <w:tcW w:type="dxa" w:w="5953"/>
+          </w:tcPr>
+          <w:p>
+            <w:pPr>
+              <w:spacing w:after="0"/>
+            </w:pPr>
+            <w:r/>
+            <w:r>
+              <w:rPr>
+                <w:sz w:val="16"/>
+              </w:rPr>
+              <w:t>34-84 %; promedio 60 %</w:t>
+            </w:r>
+          </w:p>
+        </w:tc>
+      </w:tr>
+      <w:tr>
+        <w:tc>
+          <w:tcPr>
+            <w:tcW w:type="dxa" w:w="4252"/>
+          </w:tcPr>
+          <w:p>
+            <w:pPr>
+              <w:spacing w:after="0"/>
+            </w:pPr>
+            <w:r/>
+            <w:r>
+              <w:rPr>
+                <w:sz w:val="16"/>
+              </w:rPr>
+              <w:t>Temperaturas en operación: mediana · máximo</w:t>
+            </w:r>
+          </w:p>
+        </w:tc>
+        <w:tc>
+          <w:tcPr>
+            <w:tcW w:type="dxa" w:w="5953"/>
+          </w:tcPr>
+          <w:p>
+            <w:pPr>
+              <w:spacing w:after="0"/>
+            </w:pPr>
+            <w:r/>
+            <w:r>
+              <w:rPr>
+                <w:sz w:val="16"/>
+              </w:rPr>
+              <w:t>LC 41 · 64 °C   Cuerpo 41 · 54 °C   LL 38 · 45 °C</w:t>
+            </w:r>
+          </w:p>
+        </w:tc>
+      </w:tr>
+      <w:tr>
+        <w:tc>
+          <w:tcPr>
+            <w:tcW w:type="dxa" w:w="4252"/>
+          </w:tcPr>
+          <w:p>
+            <w:pPr>
+              <w:spacing w:after="0"/>
+            </w:pPr>
+            <w:r/>
+            <w:r>
+              <w:rPr>
+                <w:sz w:val="16"/>
+              </w:rPr>
+              <w:t>Motores con ruido anormal</w:t>
+            </w:r>
+          </w:p>
+        </w:tc>
+        <w:tc>
+          <w:tcPr>
+            <w:tcW w:type="dxa" w:w="5953"/>
+          </w:tcPr>
+          <w:p>
+            <w:pPr>
+              <w:spacing w:after="0"/>
+            </w:pPr>
+            <w:r/>
+            <w:r>
+              <w:rPr>
+                <w:sz w:val="16"/>
+              </w:rPr>
+              <w:t>7 de 31 en operación (23 %)</w:t>
+            </w:r>
+          </w:p>
+        </w:tc>
+      </w:tr>
+    </w:tbl>
+    <w:p>
+      <w:pPr>
+        <w:spacing w:after="40"/>
+      </w:pPr>
+    </w:p>
+    <w:tbl>
+      <w:tblPr>
+        <w:tblStyle w:val="TableGrid"/>
+        <w:tblW w:type="auto" w:w="0"/>
+        <w:jc w:val="center"/>
+        <w:tblLayout w:type="fixed"/>
+        <w:tblLook w:firstColumn="1" w:firstRow="1" w:lastColumn="0" w:lastRow="0" w:noHBand="0" w:noVBand="1" w:val="04A0"/>
+        <w:tblLayout w:type="fixed"/>
+      </w:tblPr>
+      <w:tblGrid>
+        <w:gridCol w:w="1474"/>
+        <w:gridCol w:w="1360"/>
+        <w:gridCol w:w="1077"/>
+        <w:gridCol w:w="793"/>
+        <w:gridCol w:w="1814"/>
+        <w:gridCol w:w="1644"/>
+        <w:gridCol w:w="2041"/>
+      </w:tblGrid>
+      <w:tr>
+        <w:trPr>
+          <w:tblHeader w:val="true"/>
+        </w:trPr>
+        <w:tc>
+          <w:tcPr>
+            <w:tcW w:type="dxa" w:w="1474"/>
+            <w:shd w:val="clear" w:color="auto" w:fill="0B3A5E"/>
+          </w:tcPr>
+          <w:p>
+            <w:r/>
+            <w:r>
+              <w:rPr>
+                <w:b/>
+                <w:color w:val="FFFFFF"/>
+                <w:sz w:val="13"/>
+              </w:rPr>
+              <w:t>Motor</w:t>
+            </w:r>
+          </w:p>
+        </w:tc>
+        <w:tc>
+          <w:tcPr>
+            <w:tcW w:type="dxa" w:w="1361"/>
+            <w:shd w:val="clear" w:color="auto" w:fill="0B3A5E"/>
+          </w:tcPr>
+          <w:p>
+            <w:r/>
+            <w:r>
+              <w:rPr>
+                <w:b/>
+                <w:color w:val="FFFFFF"/>
+                <w:sz w:val="13"/>
+              </w:rPr>
+              <w:t>HP / I placa (A)</w:t>
+            </w:r>
+          </w:p>
+        </w:tc>
+        <w:tc>
+          <w:tcPr>
+            <w:tcW w:type="dxa" w:w="1077"/>
+            <w:shd w:val="clear" w:color="auto" w:fill="0B3A5E"/>
+          </w:tcPr>
+          <w:p>
+            <w:r/>
+            <w:r>
+              <w:rPr>
+                <w:b/>
+                <w:color w:val="FFFFFF"/>
+                <w:sz w:val="13"/>
+              </w:rPr>
+              <w:t>I medida (A)</w:t>
+            </w:r>
+          </w:p>
+        </w:tc>
+        <w:tc>
+          <w:tcPr>
+            <w:tcW w:type="dxa" w:w="794"/>
+            <w:shd w:val="clear" w:color="auto" w:fill="0B3A5E"/>
+          </w:tcPr>
+          <w:p>
+            <w:r/>
+            <w:r>
+              <w:rPr>
+                <w:b/>
+                <w:color w:val="FFFFFF"/>
+                <w:sz w:val="13"/>
+              </w:rPr>
+              <w:t>Carga</w:t>
+            </w:r>
+          </w:p>
+        </w:tc>
+        <w:tc>
+          <w:tcPr>
+            <w:tcW w:type="dxa" w:w="1814"/>
+            <w:shd w:val="clear" w:color="auto" w:fill="0B3A5E"/>
+          </w:tcPr>
+          <w:p>
+            <w:r/>
+            <w:r>
+              <w:rPr>
+                <w:b/>
+                <w:color w:val="FFFFFF"/>
+                <w:sz w:val="13"/>
+              </w:rPr>
+              <w:t>T LC / cuerpo / LL (°C)</w:t>
+            </w:r>
+          </w:p>
+        </w:tc>
+        <w:tc>
+          <w:tcPr>
+            <w:tcW w:type="dxa" w:w="1644"/>
+            <w:shd w:val="clear" w:color="auto" w:fill="0B3A5E"/>
+          </w:tcPr>
+          <w:p>
+            <w:r/>
+            <w:r>
+              <w:rPr>
+                <w:b/>
+                <w:color w:val="FFFFFF"/>
+                <w:sz w:val="13"/>
+              </w:rPr>
+              <w:t>Estado</w:t>
+            </w:r>
+          </w:p>
+        </w:tc>
+        <w:tc>
+          <w:tcPr>
+            <w:tcW w:type="dxa" w:w="2041"/>
+            <w:shd w:val="clear" w:color="auto" w:fill="0B3A5E"/>
+          </w:tcPr>
+          <w:p>
+            <w:r/>
+            <w:r>
+              <w:rPr>
+                <w:b/>
+                <w:color w:val="FFFFFF"/>
+                <w:sz w:val="13"/>
+              </w:rPr>
+              <w:t>Observación de sitio</w:t>
+            </w:r>
+          </w:p>
+        </w:tc>
+      </w:tr>
+      <w:tr>
+        <w:tc>
+          <w:tcPr>
+            <w:tcW w:type="dxa" w:w="1474"/>
+          </w:tcPr>
+          <w:p>
+            <w:pPr>
+              <w:spacing w:after="0"/>
+            </w:pPr>
+            <w:r/>
+            <w:r>
+              <w:rPr>
+                <w:sz w:val="13"/>
+              </w:rPr>
+              <w:t>ECM-31101A-A</w:t>
+            </w:r>
+          </w:p>
+        </w:tc>
+        <w:tc>
+          <w:tcPr>
+            <w:tcW w:type="dxa" w:w="1361"/>
+          </w:tcPr>
+          <w:p>
+            <w:pPr>
+              <w:spacing w:after="0"/>
+            </w:pPr>
+            <w:r/>
+            <w:r>
+              <w:rPr>
+                <w:sz w:val="13"/>
+              </w:rPr>
+              <w:t>20 / 23.7</w:t>
+            </w:r>
+          </w:p>
+        </w:tc>
+        <w:tc>
+          <w:tcPr>
+            <w:tcW w:type="dxa" w:w="1077"/>
+          </w:tcPr>
+          <w:p>
+            <w:pPr>
+              <w:spacing w:after="0"/>
+            </w:pPr>
+            <w:r/>
+            <w:r>
+              <w:rPr>
+                <w:sz w:val="13"/>
+              </w:rPr>
+              <w:t>17</w:t>
+            </w:r>
+          </w:p>
+        </w:tc>
+        <w:tc>
+          <w:tcPr>
+            <w:tcW w:type="dxa" w:w="794"/>
+          </w:tcPr>
+          <w:p>
+            <w:pPr>
+              <w:spacing w:after="0"/>
+            </w:pPr>
+            <w:r/>
+            <w:r>
+              <w:rPr>
+                <w:sz w:val="13"/>
+              </w:rPr>
+              <w:t>72 %</w:t>
+            </w:r>
+          </w:p>
+        </w:tc>
+        <w:tc>
+          <w:tcPr>
+            <w:tcW w:type="dxa" w:w="1814"/>
+          </w:tcPr>
+          <w:p>
+            <w:pPr>
+              <w:spacing w:after="0"/>
+            </w:pPr>
+            <w:r/>
+            <w:r>
+              <w:rPr>
+                <w:sz w:val="13"/>
+              </w:rPr>
+              <w:t>35 / 44 / 43</w:t>
+            </w:r>
+          </w:p>
+        </w:tc>
+        <w:tc>
+          <w:tcPr>
+            <w:tcW w:type="dxa" w:w="1644"/>
+          </w:tcPr>
+          <w:p>
+            <w:pPr>
+              <w:spacing w:after="0"/>
+            </w:pPr>
+            <w:r/>
+            <w:r>
+              <w:rPr>
+                <w:sz w:val="13"/>
+              </w:rPr>
+              <w:t>Opera</w:t>
+            </w:r>
+          </w:p>
+        </w:tc>
+        <w:tc>
+          <w:tcPr>
+            <w:tcW w:type="dxa" w:w="2041"/>
+            <w:shd w:val="clear" w:color="auto" w:fill="FBE3A6"/>
+          </w:tcPr>
+          <w:p>
+            <w:pPr>
+              <w:spacing w:after="0"/>
+            </w:pPr>
+            <w:r/>
+            <w:r>
+              <w:rPr>
+                <w:b/>
+                <w:sz w:val="13"/>
+              </w:rPr>
+              <w:t>Ruido lado cople</w:t>
+            </w:r>
+          </w:p>
+        </w:tc>
+      </w:tr>
+      <w:tr>
+        <w:tc>
+          <w:tcPr>
+            <w:tcW w:type="dxa" w:w="1474"/>
+          </w:tcPr>
+          <w:p>
+            <w:pPr>
+              <w:spacing w:after="0"/>
+            </w:pPr>
+            <w:r/>
+            <w:r>
+              <w:rPr>
+                <w:sz w:val="13"/>
+              </w:rPr>
+              <w:t>ECM-31101A-B</w:t>
+            </w:r>
+          </w:p>
+        </w:tc>
+        <w:tc>
+          <w:tcPr>
+            <w:tcW w:type="dxa" w:w="1361"/>
+          </w:tcPr>
+          <w:p>
+            <w:pPr>
+              <w:spacing w:after="0"/>
+            </w:pPr>
+            <w:r/>
+            <w:r>
+              <w:rPr>
+                <w:sz w:val="13"/>
+              </w:rPr>
+              <w:t>20 / 23.7</w:t>
+            </w:r>
+          </w:p>
+        </w:tc>
+        <w:tc>
+          <w:tcPr>
+            <w:tcW w:type="dxa" w:w="1077"/>
+          </w:tcPr>
+          <w:p>
+            <w:pPr>
+              <w:spacing w:after="0"/>
+            </w:pPr>
+            <w:r/>
+            <w:r>
+              <w:rPr>
+                <w:sz w:val="13"/>
+              </w:rPr>
+              <w:t>12</w:t>
+            </w:r>
+          </w:p>
+        </w:tc>
+        <w:tc>
+          <w:tcPr>
+            <w:tcW w:type="dxa" w:w="794"/>
+          </w:tcPr>
+          <w:p>
+            <w:pPr>
+              <w:spacing w:after="0"/>
+            </w:pPr>
+            <w:r/>
+            <w:r>
+              <w:rPr>
+                <w:sz w:val="13"/>
+              </w:rPr>
+              <w:t>51 %</w:t>
+            </w:r>
+          </w:p>
+        </w:tc>
+        <w:tc>
+          <w:tcPr>
+            <w:tcW w:type="dxa" w:w="1814"/>
+          </w:tcPr>
+          <w:p>
+            <w:pPr>
+              <w:spacing w:after="0"/>
+            </w:pPr>
+            <w:r/>
+            <w:r>
+              <w:rPr>
+                <w:sz w:val="13"/>
+              </w:rPr>
+              <w:t>35 / 39 / 39</w:t>
+            </w:r>
+          </w:p>
+        </w:tc>
+        <w:tc>
+          <w:tcPr>
+            <w:tcW w:type="dxa" w:w="1644"/>
+          </w:tcPr>
+          <w:p>
+            <w:pPr>
+              <w:spacing w:after="0"/>
+            </w:pPr>
+            <w:r/>
+            <w:r>
+              <w:rPr>
+                <w:sz w:val="13"/>
+              </w:rPr>
+              <w:t>Opera</w:t>
+            </w:r>
+          </w:p>
+        </w:tc>
+        <w:tc>
+          <w:tcPr>
+            <w:tcW w:type="dxa" w:w="2041"/>
+          </w:tcPr>
+          <w:p>
+            <w:pPr>
+              <w:spacing w:after="0"/>
+            </w:pPr>
+            <w:r/>
+            <w:r>
+              <w:rPr>
+                <w:sz w:val="13"/>
+              </w:rPr>
+              <w:t>VFD</w:t>
+            </w:r>
+          </w:p>
+        </w:tc>
+      </w:tr>
+      <w:tr>
+        <w:tc>
+          <w:tcPr>
+            <w:tcW w:type="dxa" w:w="1474"/>
+          </w:tcPr>
+          <w:p>
+            <w:pPr>
+              <w:spacing w:after="0"/>
+            </w:pPr>
+            <w:r/>
+            <w:r>
+              <w:rPr>
+                <w:sz w:val="13"/>
+              </w:rPr>
+              <w:t>ECM-31101B-A</w:t>
+            </w:r>
+          </w:p>
+        </w:tc>
+        <w:tc>
+          <w:tcPr>
+            <w:tcW w:type="dxa" w:w="1361"/>
+          </w:tcPr>
+          <w:p>
+            <w:pPr>
+              <w:spacing w:after="0"/>
+            </w:pPr>
+            <w:r/>
+            <w:r>
+              <w:rPr>
+                <w:sz w:val="13"/>
+              </w:rPr>
+              <w:t>20 / 23.7</w:t>
+            </w:r>
+          </w:p>
+        </w:tc>
+        <w:tc>
+          <w:tcPr>
+            <w:tcW w:type="dxa" w:w="1077"/>
+          </w:tcPr>
+          <w:p>
+            <w:pPr>
+              <w:spacing w:after="0"/>
+            </w:pPr>
+            <w:r/>
+            <w:r>
+              <w:rPr>
+                <w:sz w:val="13"/>
+              </w:rPr>
+              <w:t>16</w:t>
+            </w:r>
+          </w:p>
+        </w:tc>
+        <w:tc>
+          <w:tcPr>
+            <w:tcW w:type="dxa" w:w="794"/>
+          </w:tcPr>
+          <w:p>
+            <w:pPr>
+              <w:spacing w:after="0"/>
+            </w:pPr>
+            <w:r/>
+            <w:r>
+              <w:rPr>
+                <w:sz w:val="13"/>
+              </w:rPr>
+              <w:t>68 %</w:t>
+            </w:r>
+          </w:p>
+        </w:tc>
+        <w:tc>
+          <w:tcPr>
+            <w:tcW w:type="dxa" w:w="1814"/>
+            <w:shd w:val="clear" w:color="auto" w:fill="F4B6B0"/>
+          </w:tcPr>
+          <w:p>
+            <w:pPr>
+              <w:spacing w:after="0"/>
+            </w:pPr>
+            <w:r/>
+            <w:r>
+              <w:rPr>
+                <w:b/>
+                <w:sz w:val="13"/>
+              </w:rPr>
+              <w:t>64 / 54 / 45</w:t>
+            </w:r>
+          </w:p>
+        </w:tc>
+        <w:tc>
+          <w:tcPr>
+            <w:tcW w:type="dxa" w:w="1644"/>
+          </w:tcPr>
+          <w:p>
+            <w:pPr>
+              <w:spacing w:after="0"/>
+            </w:pPr>
+            <w:r/>
+            <w:r>
+              <w:rPr>
+                <w:sz w:val="13"/>
+              </w:rPr>
+              <w:t>Opera</w:t>
+            </w:r>
+          </w:p>
+        </w:tc>
+        <w:tc>
+          <w:tcPr>
+            <w:tcW w:type="dxa" w:w="2041"/>
+          </w:tcPr>
+          <w:p>
+            <w:pPr>
+              <w:spacing w:after="0"/>
+            </w:pPr>
+            <w:r/>
+            <w:r>
+              <w:rPr>
+                <w:sz w:val="13"/>
+              </w:rPr>
+              <w:t>VFD</w:t>
+            </w:r>
+          </w:p>
+        </w:tc>
+      </w:tr>
+      <w:tr>
+        <w:tc>
+          <w:tcPr>
+            <w:tcW w:type="dxa" w:w="1474"/>
+          </w:tcPr>
+          <w:p>
+            <w:pPr>
+              <w:spacing w:after="0"/>
+            </w:pPr>
+            <w:r/>
+            <w:r>
+              <w:rPr>
+                <w:sz w:val="13"/>
+              </w:rPr>
+              <w:t>ECM-31101B-B</w:t>
+            </w:r>
+          </w:p>
+        </w:tc>
+        <w:tc>
+          <w:tcPr>
+            <w:tcW w:type="dxa" w:w="1361"/>
+          </w:tcPr>
+          <w:p>
+            <w:pPr>
+              <w:spacing w:after="0"/>
+            </w:pPr>
+            <w:r/>
+            <w:r>
+              <w:rPr>
+                <w:sz w:val="13"/>
+              </w:rPr>
+              <w:t>20 / 23.7</w:t>
+            </w:r>
+          </w:p>
+        </w:tc>
+        <w:tc>
+          <w:tcPr>
+            <w:tcW w:type="dxa" w:w="1077"/>
+          </w:tcPr>
+          <w:p>
+            <w:pPr>
+              <w:spacing w:after="0"/>
+            </w:pPr>
+            <w:r/>
+            <w:r>
+              <w:rPr>
+                <w:sz w:val="13"/>
+              </w:rPr>
+              <w:t>16</w:t>
+            </w:r>
+          </w:p>
+        </w:tc>
+        <w:tc>
+          <w:tcPr>
+            <w:tcW w:type="dxa" w:w="794"/>
+          </w:tcPr>
+          <w:p>
+            <w:pPr>
+              <w:spacing w:after="0"/>
+            </w:pPr>
+            <w:r/>
+            <w:r>
+              <w:rPr>
+                <w:sz w:val="13"/>
+              </w:rPr>
+              <w:t>68 %</w:t>
+            </w:r>
+          </w:p>
+        </w:tc>
+        <w:tc>
+          <w:tcPr>
+            <w:tcW w:type="dxa" w:w="1814"/>
+            <w:shd w:val="clear" w:color="auto" w:fill="FBE3A6"/>
+          </w:tcPr>
+          <w:p>
+            <w:pPr>
+              <w:spacing w:after="0"/>
+            </w:pPr>
+            <w:r/>
+            <w:r>
+              <w:rPr>
+                <w:b/>
+                <w:sz w:val="13"/>
+              </w:rPr>
+              <w:t>57 / 42 / 45</w:t>
+            </w:r>
+          </w:p>
+        </w:tc>
+        <w:tc>
+          <w:tcPr>
+            <w:tcW w:type="dxa" w:w="1644"/>
+          </w:tcPr>
+          <w:p>
+            <w:pPr>
+              <w:spacing w:after="0"/>
+            </w:pPr>
+            <w:r/>
+            <w:r>
+              <w:rPr>
+                <w:sz w:val="13"/>
+              </w:rPr>
+              <w:t>Opera</w:t>
+            </w:r>
+          </w:p>
+        </w:tc>
+        <w:tc>
+          <w:tcPr>
+            <w:tcW w:type="dxa" w:w="2041"/>
+          </w:tcPr>
+          <w:p>
+            <w:pPr>
+              <w:spacing w:after="0"/>
+            </w:pPr>
+            <w:r/>
+            <w:r>
+              <w:rPr>
+                <w:sz w:val="13"/>
+              </w:rPr>
+              <w:t>VFD</w:t>
+            </w:r>
+          </w:p>
+        </w:tc>
+      </w:tr>
+      <w:tr>
+        <w:tc>
+          <w:tcPr>
+            <w:tcW w:type="dxa" w:w="1474"/>
+          </w:tcPr>
+          <w:p>
+            <w:pPr>
+              <w:spacing w:after="0"/>
+            </w:pPr>
+            <w:r/>
+            <w:r>
+              <w:rPr>
+                <w:sz w:val="13"/>
+              </w:rPr>
+              <w:t>ECM-31101C-A</w:t>
+            </w:r>
+          </w:p>
+        </w:tc>
+        <w:tc>
+          <w:tcPr>
+            <w:tcW w:type="dxa" w:w="1361"/>
+          </w:tcPr>
+          <w:p>
+            <w:pPr>
+              <w:spacing w:after="0"/>
+            </w:pPr>
+            <w:r/>
+            <w:r>
+              <w:rPr>
+                <w:sz w:val="13"/>
+              </w:rPr>
+              <w:t>20 / 23.7</w:t>
+            </w:r>
+          </w:p>
+        </w:tc>
+        <w:tc>
+          <w:tcPr>
+            <w:tcW w:type="dxa" w:w="1077"/>
+          </w:tcPr>
+          <w:p>
+            <w:pPr>
+              <w:spacing w:after="0"/>
+            </w:pPr>
+            <w:r/>
+            <w:r>
+              <w:rPr>
+                <w:sz w:val="13"/>
+              </w:rPr>
+              <w:t>17</w:t>
+            </w:r>
+          </w:p>
+        </w:tc>
+        <w:tc>
+          <w:tcPr>
+            <w:tcW w:type="dxa" w:w="794"/>
+          </w:tcPr>
+          <w:p>
+            <w:pPr>
+              <w:spacing w:after="0"/>
+            </w:pPr>
+            <w:r/>
+            <w:r>
+              <w:rPr>
+                <w:sz w:val="13"/>
+              </w:rPr>
+              <w:t>72 %</w:t>
+            </w:r>
+          </w:p>
+        </w:tc>
+        <w:tc>
+          <w:tcPr>
+            <w:tcW w:type="dxa" w:w="1814"/>
+          </w:tcPr>
+          <w:p>
+            <w:pPr>
+              <w:spacing w:after="0"/>
+            </w:pPr>
+            <w:r/>
+            <w:r>
+              <w:rPr>
+                <w:sz w:val="13"/>
+              </w:rPr>
+              <w:t>40 / 44 / 41</w:t>
+            </w:r>
+          </w:p>
+        </w:tc>
+        <w:tc>
+          <w:tcPr>
+            <w:tcW w:type="dxa" w:w="1644"/>
+          </w:tcPr>
+          <w:p>
+            <w:pPr>
+              <w:spacing w:after="0"/>
+            </w:pPr>
+            <w:r/>
+            <w:r>
+              <w:rPr>
+                <w:sz w:val="13"/>
+              </w:rPr>
+              <w:t>Opera</w:t>
+            </w:r>
+          </w:p>
+        </w:tc>
+        <w:tc>
+          <w:tcPr>
+            <w:tcW w:type="dxa" w:w="2041"/>
+            <w:shd w:val="clear" w:color="auto" w:fill="FBE3A6"/>
+          </w:tcPr>
+          <w:p>
+            <w:pPr>
+              <w:spacing w:after="0"/>
+            </w:pPr>
+            <w:r/>
+            <w:r>
+              <w:rPr>
+                <w:b/>
+                <w:sz w:val="13"/>
+              </w:rPr>
+              <w:t>Ruido lado cople</w:t>
+            </w:r>
+          </w:p>
+        </w:tc>
+      </w:tr>
+      <w:tr>
+        <w:tc>
+          <w:tcPr>
+            <w:tcW w:type="dxa" w:w="1474"/>
+          </w:tcPr>
+          <w:p>
+            <w:pPr>
+              <w:spacing w:after="0"/>
+            </w:pPr>
+            <w:r/>
+            <w:r>
+              <w:rPr>
+                <w:sz w:val="13"/>
+              </w:rPr>
+              <w:t>ECM-31101C-B</w:t>
+            </w:r>
+          </w:p>
+        </w:tc>
+        <w:tc>
+          <w:tcPr>
+            <w:tcW w:type="dxa" w:w="1361"/>
+          </w:tcPr>
+          <w:p>
+            <w:pPr>
+              <w:spacing w:after="0"/>
+            </w:pPr>
+            <w:r/>
+            <w:r>
+              <w:rPr>
+                <w:sz w:val="13"/>
+              </w:rPr>
+              <w:t>20 / 23.7</w:t>
+            </w:r>
+          </w:p>
+        </w:tc>
+        <w:tc>
+          <w:tcPr>
+            <w:tcW w:type="dxa" w:w="1077"/>
+          </w:tcPr>
+          <w:p>
+            <w:pPr>
+              <w:spacing w:after="0"/>
+            </w:pPr>
+            <w:r/>
+            <w:r>
+              <w:rPr>
+                <w:sz w:val="13"/>
+              </w:rPr>
+              <w:t>8</w:t>
+            </w:r>
+          </w:p>
+        </w:tc>
+        <w:tc>
+          <w:tcPr>
+            <w:tcW w:type="dxa" w:w="794"/>
+          </w:tcPr>
+          <w:p>
+            <w:pPr>
+              <w:spacing w:after="0"/>
+            </w:pPr>
+            <w:r/>
+            <w:r>
+              <w:rPr>
+                <w:sz w:val="13"/>
+              </w:rPr>
+              <w:t>34 %</w:t>
+            </w:r>
+          </w:p>
+        </w:tc>
+        <w:tc>
+          <w:tcPr>
+            <w:tcW w:type="dxa" w:w="1814"/>
+          </w:tcPr>
+          <w:p>
+            <w:pPr>
+              <w:spacing w:after="0"/>
+            </w:pPr>
+            <w:r/>
+            <w:r>
+              <w:rPr>
+                <w:sz w:val="13"/>
+              </w:rPr>
+              <w:t>32 / 40 / 39</w:t>
+            </w:r>
+          </w:p>
+        </w:tc>
+        <w:tc>
+          <w:tcPr>
+            <w:tcW w:type="dxa" w:w="1644"/>
+          </w:tcPr>
+          <w:p>
+            <w:pPr>
+              <w:spacing w:after="0"/>
+            </w:pPr>
+            <w:r/>
+            <w:r>
+              <w:rPr>
+                <w:sz w:val="13"/>
+              </w:rPr>
+              <w:t>Opera</w:t>
+            </w:r>
+          </w:p>
+        </w:tc>
+        <w:tc>
+          <w:tcPr>
+            <w:tcW w:type="dxa" w:w="2041"/>
+          </w:tcPr>
+          <w:p>
+            <w:pPr>
+              <w:spacing w:after="0"/>
+            </w:pPr>
+            <w:r/>
+            <w:r>
+              <w:rPr>
+                <w:sz w:val="13"/>
+              </w:rPr>
+              <w:t>VFD</w:t>
+            </w:r>
+          </w:p>
+        </w:tc>
+      </w:tr>
+      <w:tr>
+        <w:tc>
+          <w:tcPr>
+            <w:tcW w:type="dxa" w:w="1474"/>
+          </w:tcPr>
+          <w:p>
+            <w:pPr>
+              <w:spacing w:after="0"/>
+            </w:pPr>
+            <w:r/>
+            <w:r>
+              <w:rPr>
+                <w:sz w:val="13"/>
+              </w:rPr>
+              <w:t>ECM-31101D-A</w:t>
+            </w:r>
+          </w:p>
+        </w:tc>
+        <w:tc>
+          <w:tcPr>
+            <w:tcW w:type="dxa" w:w="1361"/>
+          </w:tcPr>
+          <w:p>
+            <w:pPr>
+              <w:spacing w:after="0"/>
+            </w:pPr>
+            <w:r/>
+            <w:r>
+              <w:rPr>
+                <w:sz w:val="13"/>
+              </w:rPr>
+              <w:t>20 / 23.7</w:t>
+            </w:r>
+          </w:p>
+        </w:tc>
+        <w:tc>
+          <w:tcPr>
+            <w:tcW w:type="dxa" w:w="1077"/>
+          </w:tcPr>
+          <w:p>
+            <w:pPr>
+              <w:spacing w:after="0"/>
+            </w:pPr>
+            <w:r/>
+            <w:r>
+              <w:rPr>
+                <w:sz w:val="13"/>
+              </w:rPr>
+              <w:t>16.7</w:t>
+            </w:r>
+          </w:p>
+        </w:tc>
+        <w:tc>
+          <w:tcPr>
+            <w:tcW w:type="dxa" w:w="794"/>
+          </w:tcPr>
+          <w:p>
+            <w:pPr>
+              <w:spacing w:after="0"/>
+            </w:pPr>
+            <w:r/>
+            <w:r>
+              <w:rPr>
+                <w:sz w:val="13"/>
+              </w:rPr>
+              <w:t>70 %</w:t>
+            </w:r>
+          </w:p>
+        </w:tc>
+        <w:tc>
+          <w:tcPr>
+            <w:tcW w:type="dxa" w:w="1814"/>
+          </w:tcPr>
+          <w:p>
+            <w:pPr>
+              <w:spacing w:after="0"/>
+            </w:pPr>
+            <w:r/>
+            <w:r>
+              <w:rPr>
+                <w:sz w:val="13"/>
+              </w:rPr>
+              <w:t>41 / 47 / 40</w:t>
+            </w:r>
+          </w:p>
+        </w:tc>
+        <w:tc>
+          <w:tcPr>
+            <w:tcW w:type="dxa" w:w="1644"/>
+          </w:tcPr>
+          <w:p>
+            <w:pPr>
+              <w:spacing w:after="0"/>
+            </w:pPr>
+            <w:r/>
+            <w:r>
+              <w:rPr>
+                <w:sz w:val="13"/>
+              </w:rPr>
+              <w:t>Opera</w:t>
+            </w:r>
+          </w:p>
+        </w:tc>
+        <w:tc>
+          <w:tcPr>
+            <w:tcW w:type="dxa" w:w="2041"/>
+          </w:tcPr>
+          <w:p>
+            <w:pPr>
+              <w:spacing w:after="0"/>
+            </w:pPr>
+            <w:r/>
+            <w:r>
+              <w:rPr>
+                <w:sz w:val="13"/>
+              </w:rPr>
+            </w:r>
+          </w:p>
+        </w:tc>
+      </w:tr>
+      <w:tr>
+        <w:tc>
+          <w:tcPr>
+            <w:tcW w:type="dxa" w:w="1474"/>
+          </w:tcPr>
+          <w:p>
+            <w:pPr>
+              <w:spacing w:after="0"/>
+            </w:pPr>
+            <w:r/>
+            <w:r>
+              <w:rPr>
+                <w:sz w:val="13"/>
+              </w:rPr>
+              <w:t>ECM-31101D-B</w:t>
+            </w:r>
+          </w:p>
+        </w:tc>
+        <w:tc>
+          <w:tcPr>
+            <w:tcW w:type="dxa" w:w="1361"/>
+          </w:tcPr>
+          <w:p>
+            <w:pPr>
+              <w:spacing w:after="0"/>
+            </w:pPr>
+            <w:r/>
+            <w:r>
+              <w:rPr>
+                <w:sz w:val="13"/>
+              </w:rPr>
+              <w:t>20 / 23.7</w:t>
+            </w:r>
+          </w:p>
+        </w:tc>
+        <w:tc>
+          <w:tcPr>
+            <w:tcW w:type="dxa" w:w="1077"/>
+          </w:tcPr>
+          <w:p>
+            <w:pPr>
+              <w:spacing w:after="0"/>
+            </w:pPr>
+            <w:r/>
+            <w:r>
+              <w:rPr>
+                <w:sz w:val="13"/>
+              </w:rPr>
+              <w:t>10</w:t>
+            </w:r>
+          </w:p>
+        </w:tc>
+        <w:tc>
+          <w:tcPr>
+            <w:tcW w:type="dxa" w:w="794"/>
+          </w:tcPr>
+          <w:p>
+            <w:pPr>
+              <w:spacing w:after="0"/>
+            </w:pPr>
+            <w:r/>
+            <w:r>
+              <w:rPr>
+                <w:sz w:val="13"/>
+              </w:rPr>
+              <w:t>42 %</w:t>
+            </w:r>
+          </w:p>
+        </w:tc>
+        <w:tc>
+          <w:tcPr>
+            <w:tcW w:type="dxa" w:w="1814"/>
+          </w:tcPr>
+          <w:p>
+            <w:pPr>
+              <w:spacing w:after="0"/>
+            </w:pPr>
+            <w:r/>
+            <w:r>
+              <w:rPr>
+                <w:sz w:val="13"/>
+              </w:rPr>
+              <w:t>36 / 38 / 36</w:t>
+            </w:r>
+          </w:p>
+        </w:tc>
+        <w:tc>
+          <w:tcPr>
+            <w:tcW w:type="dxa" w:w="1644"/>
+          </w:tcPr>
+          <w:p>
+            <w:pPr>
+              <w:spacing w:after="0"/>
+            </w:pPr>
+            <w:r/>
+            <w:r>
+              <w:rPr>
+                <w:sz w:val="13"/>
+              </w:rPr>
+              <w:t>Opera</w:t>
+            </w:r>
+          </w:p>
+        </w:tc>
+        <w:tc>
+          <w:tcPr>
+            <w:tcW w:type="dxa" w:w="2041"/>
+          </w:tcPr>
+          <w:p>
+            <w:pPr>
+              <w:spacing w:after="0"/>
+            </w:pPr>
+            <w:r/>
+            <w:r>
+              <w:rPr>
+                <w:sz w:val="13"/>
+              </w:rPr>
+              <w:t>VFD</w:t>
+            </w:r>
+          </w:p>
+        </w:tc>
+      </w:tr>
+      <w:tr>
+        <w:tc>
+          <w:tcPr>
+            <w:tcW w:type="dxa" w:w="1474"/>
+          </w:tcPr>
+          <w:p>
+            <w:pPr>
+              <w:spacing w:after="0"/>
+            </w:pPr>
+            <w:r/>
+            <w:r>
+              <w:rPr>
+                <w:sz w:val="13"/>
+              </w:rPr>
+              <w:t>ECM-31102A-A</w:t>
+            </w:r>
+          </w:p>
+        </w:tc>
+        <w:tc>
+          <w:tcPr>
+            <w:tcW w:type="dxa" w:w="1361"/>
+          </w:tcPr>
+          <w:p>
+            <w:pPr>
+              <w:spacing w:after="0"/>
+            </w:pPr>
+            <w:r/>
+            <w:r>
+              <w:rPr>
+                <w:sz w:val="13"/>
+              </w:rPr>
+              <w:t>25 / 29.6</w:t>
+            </w:r>
+          </w:p>
+        </w:tc>
+        <w:tc>
+          <w:tcPr>
+            <w:tcW w:type="dxa" w:w="1077"/>
+          </w:tcPr>
+          <w:p>
+            <w:pPr>
+              <w:spacing w:after="0"/>
+            </w:pPr>
+            <w:r/>
+            <w:r>
+              <w:rPr>
+                <w:sz w:val="13"/>
+              </w:rPr>
+              <w:t>20</w:t>
+            </w:r>
+          </w:p>
+        </w:tc>
+        <w:tc>
+          <w:tcPr>
+            <w:tcW w:type="dxa" w:w="794"/>
+          </w:tcPr>
+          <w:p>
+            <w:pPr>
+              <w:spacing w:after="0"/>
+            </w:pPr>
+            <w:r/>
+            <w:r>
+              <w:rPr>
+                <w:sz w:val="13"/>
+              </w:rPr>
+              <w:t>68 %</w:t>
+            </w:r>
+          </w:p>
+        </w:tc>
+        <w:tc>
+          <w:tcPr>
+            <w:tcW w:type="dxa" w:w="1814"/>
+            <w:shd w:val="clear" w:color="auto" w:fill="FBE3A6"/>
+          </w:tcPr>
+          <w:p>
+            <w:pPr>
+              <w:spacing w:after="0"/>
+            </w:pPr>
+            <w:r/>
+            <w:r>
+              <w:rPr>
+                <w:b/>
+                <w:sz w:val="13"/>
+              </w:rPr>
+              <w:t>55 / 49 / 37</w:t>
+            </w:r>
+          </w:p>
+        </w:tc>
+        <w:tc>
+          <w:tcPr>
+            <w:tcW w:type="dxa" w:w="1644"/>
+          </w:tcPr>
+          <w:p>
+            <w:pPr>
+              <w:spacing w:after="0"/>
+            </w:pPr>
+            <w:r/>
+            <w:r>
+              <w:rPr>
+                <w:sz w:val="13"/>
+              </w:rPr>
+              <w:t>Opera</w:t>
+            </w:r>
+          </w:p>
+        </w:tc>
+        <w:tc>
+          <w:tcPr>
+            <w:tcW w:type="dxa" w:w="2041"/>
+          </w:tcPr>
+          <w:p>
+            <w:pPr>
+              <w:spacing w:after="0"/>
+            </w:pPr>
+            <w:r/>
+            <w:r>
+              <w:rPr>
+                <w:sz w:val="13"/>
+              </w:rPr>
+            </w:r>
+          </w:p>
+        </w:tc>
+      </w:tr>
+      <w:tr>
+        <w:tc>
+          <w:tcPr>
+            <w:tcW w:type="dxa" w:w="1474"/>
+          </w:tcPr>
+          <w:p>
+            <w:pPr>
+              <w:spacing w:after="0"/>
+            </w:pPr>
+            <w:r/>
+            <w:r>
+              <w:rPr>
+                <w:sz w:val="13"/>
+              </w:rPr>
+              <w:t>ECM-31102A-B</w:t>
+            </w:r>
+          </w:p>
+        </w:tc>
+        <w:tc>
+          <w:tcPr>
+            <w:tcW w:type="dxa" w:w="1361"/>
+          </w:tcPr>
+          <w:p>
+            <w:pPr>
+              <w:spacing w:after="0"/>
+            </w:pPr>
+            <w:r/>
+            <w:r>
+              <w:rPr>
+                <w:sz w:val="13"/>
+              </w:rPr>
+              <w:t>25 / 29.6</w:t>
+            </w:r>
+          </w:p>
+        </w:tc>
+        <w:tc>
+          <w:tcPr>
+            <w:tcW w:type="dxa" w:w="1077"/>
+          </w:tcPr>
+          <w:p>
+            <w:pPr>
+              <w:spacing w:after="0"/>
+            </w:pPr>
+            <w:r/>
+            <w:r>
+              <w:rPr>
+                <w:sz w:val="13"/>
+              </w:rPr>
+              <w:t>20</w:t>
+            </w:r>
+          </w:p>
+        </w:tc>
+        <w:tc>
+          <w:tcPr>
+            <w:tcW w:type="dxa" w:w="794"/>
+          </w:tcPr>
+          <w:p>
+            <w:pPr>
+              <w:spacing w:after="0"/>
+            </w:pPr>
+            <w:r/>
+            <w:r>
+              <w:rPr>
+                <w:sz w:val="13"/>
+              </w:rPr>
+              <w:t>68 %</w:t>
+            </w:r>
+          </w:p>
+        </w:tc>
+        <w:tc>
+          <w:tcPr>
+            <w:tcW w:type="dxa" w:w="1814"/>
+          </w:tcPr>
+          <w:p>
+            <w:pPr>
+              <w:spacing w:after="0"/>
+            </w:pPr>
+            <w:r/>
+            <w:r>
+              <w:rPr>
+                <w:sz w:val="13"/>
+              </w:rPr>
+              <w:t>42 / 41 / 35</w:t>
+            </w:r>
+          </w:p>
+        </w:tc>
+        <w:tc>
+          <w:tcPr>
+            <w:tcW w:type="dxa" w:w="1644"/>
+          </w:tcPr>
+          <w:p>
+            <w:pPr>
+              <w:spacing w:after="0"/>
+            </w:pPr>
+            <w:r/>
+            <w:r>
+              <w:rPr>
+                <w:sz w:val="13"/>
+              </w:rPr>
+              <w:t>Opera</w:t>
+            </w:r>
+          </w:p>
+        </w:tc>
+        <w:tc>
+          <w:tcPr>
+            <w:tcW w:type="dxa" w:w="2041"/>
+          </w:tcPr>
+          <w:p>
+            <w:pPr>
+              <w:spacing w:after="0"/>
+            </w:pPr>
+            <w:r/>
+            <w:r>
+              <w:rPr>
+                <w:sz w:val="13"/>
+              </w:rPr>
+            </w:r>
+          </w:p>
+        </w:tc>
+      </w:tr>
+      <w:tr>
+        <w:tc>
+          <w:tcPr>
+            <w:tcW w:type="dxa" w:w="1474"/>
+          </w:tcPr>
+          <w:p>
+            <w:pPr>
+              <w:spacing w:after="0"/>
+            </w:pPr>
+            <w:r/>
+            <w:r>
+              <w:rPr>
+                <w:sz w:val="13"/>
+              </w:rPr>
+              <w:t>ECM-31102B-A</w:t>
+            </w:r>
+          </w:p>
+        </w:tc>
+        <w:tc>
+          <w:tcPr>
+            <w:tcW w:type="dxa" w:w="1361"/>
+          </w:tcPr>
+          <w:p>
+            <w:pPr>
+              <w:spacing w:after="0"/>
+            </w:pPr>
+            <w:r/>
+            <w:r>
+              <w:rPr>
+                <w:sz w:val="13"/>
+              </w:rPr>
+              <w:t>25 / 29.6</w:t>
+            </w:r>
+          </w:p>
+        </w:tc>
+        <w:tc>
+          <w:tcPr>
+            <w:tcW w:type="dxa" w:w="1077"/>
+          </w:tcPr>
+          <w:p>
+            <w:pPr>
+              <w:spacing w:after="0"/>
+            </w:pPr>
+            <w:r/>
+            <w:r>
+              <w:rPr>
+                <w:sz w:val="13"/>
+              </w:rPr>
+              <w:t>20</w:t>
+            </w:r>
+          </w:p>
+        </w:tc>
+        <w:tc>
+          <w:tcPr>
+            <w:tcW w:type="dxa" w:w="794"/>
+          </w:tcPr>
+          <w:p>
+            <w:pPr>
+              <w:spacing w:after="0"/>
+            </w:pPr>
+            <w:r/>
+            <w:r>
+              <w:rPr>
+                <w:sz w:val="13"/>
+              </w:rPr>
+              <w:t>68 %</w:t>
+            </w:r>
+          </w:p>
+        </w:tc>
+        <w:tc>
+          <w:tcPr>
+            <w:tcW w:type="dxa" w:w="1814"/>
+          </w:tcPr>
+          <w:p>
+            <w:pPr>
+              <w:spacing w:after="0"/>
+            </w:pPr>
+            <w:r/>
+            <w:r>
+              <w:rPr>
+                <w:sz w:val="13"/>
+              </w:rPr>
+              <w:t>44 / 39 / 36</w:t>
+            </w:r>
+          </w:p>
+        </w:tc>
+        <w:tc>
+          <w:tcPr>
+            <w:tcW w:type="dxa" w:w="1644"/>
+          </w:tcPr>
+          <w:p>
+            <w:pPr>
+              <w:spacing w:after="0"/>
+            </w:pPr>
+            <w:r/>
+            <w:r>
+              <w:rPr>
+                <w:sz w:val="13"/>
+              </w:rPr>
+              <w:t>Opera</w:t>
+            </w:r>
+          </w:p>
+        </w:tc>
+        <w:tc>
+          <w:tcPr>
+            <w:tcW w:type="dxa" w:w="2041"/>
+          </w:tcPr>
+          <w:p>
+            <w:pPr>
+              <w:spacing w:after="0"/>
+            </w:pPr>
+            <w:r/>
+            <w:r>
+              <w:rPr>
+                <w:sz w:val="13"/>
+              </w:rPr>
+            </w:r>
+          </w:p>
+        </w:tc>
+      </w:tr>
+      <w:tr>
+        <w:tc>
+          <w:tcPr>
+            <w:tcW w:type="dxa" w:w="1474"/>
+          </w:tcPr>
+          <w:p>
+            <w:pPr>
+              <w:spacing w:after="0"/>
+            </w:pPr>
+            <w:r/>
+            <w:r>
+              <w:rPr>
+                <w:sz w:val="13"/>
+              </w:rPr>
+              <w:t>ECM-31102B-B</w:t>
+            </w:r>
+          </w:p>
+        </w:tc>
+        <w:tc>
+          <w:tcPr>
+            <w:tcW w:type="dxa" w:w="1361"/>
+          </w:tcPr>
+          <w:p>
+            <w:pPr>
+              <w:spacing w:after="0"/>
+            </w:pPr>
+            <w:r/>
+            <w:r>
+              <w:rPr>
+                <w:sz w:val="13"/>
+              </w:rPr>
+              <w:t>25 / 29.6</w:t>
+            </w:r>
+          </w:p>
+        </w:tc>
+        <w:tc>
+          <w:tcPr>
+            <w:tcW w:type="dxa" w:w="1077"/>
+          </w:tcPr>
+          <w:p>
+            <w:pPr>
+              <w:spacing w:after="0"/>
+            </w:pPr>
+            <w:r/>
+            <w:r>
+              <w:rPr>
+                <w:sz w:val="13"/>
+              </w:rPr>
+              <w:t>23.3</w:t>
+            </w:r>
+          </w:p>
+        </w:tc>
+        <w:tc>
+          <w:tcPr>
+            <w:tcW w:type="dxa" w:w="794"/>
+          </w:tcPr>
+          <w:p>
+            <w:pPr>
+              <w:spacing w:after="0"/>
+            </w:pPr>
+            <w:r/>
+            <w:r>
+              <w:rPr>
+                <w:sz w:val="13"/>
+              </w:rPr>
+              <w:t>79 %</w:t>
+            </w:r>
+          </w:p>
+        </w:tc>
+        <w:tc>
+          <w:tcPr>
+            <w:tcW w:type="dxa" w:w="1814"/>
+          </w:tcPr>
+          <w:p>
+            <w:pPr>
+              <w:spacing w:after="0"/>
+            </w:pPr>
+            <w:r/>
+            <w:r>
+              <w:rPr>
+                <w:sz w:val="13"/>
+              </w:rPr>
+              <w:t>48 / 42 / 37</w:t>
+            </w:r>
+          </w:p>
+        </w:tc>
+        <w:tc>
+          <w:tcPr>
+            <w:tcW w:type="dxa" w:w="1644"/>
+          </w:tcPr>
+          <w:p>
+            <w:pPr>
+              <w:spacing w:after="0"/>
+            </w:pPr>
+            <w:r/>
+            <w:r>
+              <w:rPr>
+                <w:sz w:val="13"/>
+              </w:rPr>
+              <w:t>Opera</w:t>
+            </w:r>
+          </w:p>
+        </w:tc>
+        <w:tc>
+          <w:tcPr>
+            <w:tcW w:type="dxa" w:w="2041"/>
+          </w:tcPr>
+          <w:p>
+            <w:pPr>
+              <w:spacing w:after="0"/>
+            </w:pPr>
+            <w:r/>
+            <w:r>
+              <w:rPr>
+                <w:sz w:val="13"/>
+              </w:rPr>
+            </w:r>
+          </w:p>
+        </w:tc>
+      </w:tr>
+      <w:tr>
+        <w:tc>
+          <w:tcPr>
+            <w:tcW w:type="dxa" w:w="1474"/>
+          </w:tcPr>
+          <w:p>
+            <w:pPr>
+              <w:spacing w:after="0"/>
+            </w:pPr>
+            <w:r/>
+            <w:r>
+              <w:rPr>
+                <w:sz w:val="13"/>
+              </w:rPr>
+              <w:t>ECM-31102C-A</w:t>
+            </w:r>
+          </w:p>
+        </w:tc>
+        <w:tc>
+          <w:tcPr>
+            <w:tcW w:type="dxa" w:w="1361"/>
+          </w:tcPr>
+          <w:p>
+            <w:pPr>
+              <w:spacing w:after="0"/>
+            </w:pPr>
+            <w:r/>
+            <w:r>
+              <w:rPr>
+                <w:sz w:val="13"/>
+              </w:rPr>
+              <w:t>25 / 29.6</w:t>
+            </w:r>
+          </w:p>
+        </w:tc>
+        <w:tc>
+          <w:tcPr>
+            <w:tcW w:type="dxa" w:w="1077"/>
+          </w:tcPr>
+          <w:p>
+            <w:pPr>
+              <w:spacing w:after="0"/>
+            </w:pPr>
+            <w:r/>
+            <w:r>
+              <w:rPr>
+                <w:sz w:val="13"/>
+              </w:rPr>
+              <w:t>25</w:t>
+            </w:r>
+          </w:p>
+        </w:tc>
+        <w:tc>
+          <w:tcPr>
+            <w:tcW w:type="dxa" w:w="794"/>
+          </w:tcPr>
+          <w:p>
+            <w:pPr>
+              <w:spacing w:after="0"/>
+            </w:pPr>
+            <w:r/>
+            <w:r>
+              <w:rPr>
+                <w:sz w:val="13"/>
+              </w:rPr>
+              <w:t>84 %</w:t>
+            </w:r>
+          </w:p>
+        </w:tc>
+        <w:tc>
+          <w:tcPr>
+            <w:tcW w:type="dxa" w:w="1814"/>
+          </w:tcPr>
+          <w:p>
+            <w:pPr>
+              <w:spacing w:after="0"/>
+            </w:pPr>
+            <w:r/>
+            <w:r>
+              <w:rPr>
+                <w:sz w:val="13"/>
+              </w:rPr>
+              <w:t>42 / 40 / 38</w:t>
+            </w:r>
+          </w:p>
+        </w:tc>
+        <w:tc>
+          <w:tcPr>
+            <w:tcW w:type="dxa" w:w="1644"/>
+          </w:tcPr>
+          <w:p>
+            <w:pPr>
+              <w:spacing w:after="0"/>
+            </w:pPr>
+            <w:r/>
+            <w:r>
+              <w:rPr>
+                <w:sz w:val="13"/>
+              </w:rPr>
+              <w:t>Opera</w:t>
+            </w:r>
+          </w:p>
+        </w:tc>
+        <w:tc>
+          <w:tcPr>
+            <w:tcW w:type="dxa" w:w="2041"/>
+          </w:tcPr>
+          <w:p>
+            <w:pPr>
+              <w:spacing w:after="0"/>
+            </w:pPr>
+            <w:r/>
+            <w:r>
+              <w:rPr>
+                <w:sz w:val="13"/>
+              </w:rPr>
+            </w:r>
+          </w:p>
+        </w:tc>
+      </w:tr>
+      <w:tr>
+        <w:tc>
+          <w:tcPr>
+            <w:tcW w:type="dxa" w:w="1474"/>
+          </w:tcPr>
+          <w:p>
+            <w:pPr>
+              <w:spacing w:after="0"/>
+            </w:pPr>
+            <w:r/>
+            <w:r>
+              <w:rPr>
+                <w:sz w:val="13"/>
+              </w:rPr>
+              <w:t>ECM-31102C-B</w:t>
+            </w:r>
+          </w:p>
+        </w:tc>
+        <w:tc>
+          <w:tcPr>
+            <w:tcW w:type="dxa" w:w="1361"/>
+          </w:tcPr>
+          <w:p>
+            <w:pPr>
+              <w:spacing w:after="0"/>
+            </w:pPr>
+            <w:r/>
+            <w:r>
+              <w:rPr>
+                <w:sz w:val="13"/>
+              </w:rPr>
+              <w:t>25 / 29.6</w:t>
+            </w:r>
+          </w:p>
+        </w:tc>
+        <w:tc>
+          <w:tcPr>
+            <w:tcW w:type="dxa" w:w="1077"/>
+          </w:tcPr>
+          <w:p>
+            <w:pPr>
+              <w:spacing w:after="0"/>
+            </w:pPr>
+            <w:r/>
+            <w:r>
+              <w:rPr>
+                <w:sz w:val="13"/>
+              </w:rPr>
+              <w:t>19</w:t>
+            </w:r>
+          </w:p>
+        </w:tc>
+        <w:tc>
+          <w:tcPr>
+            <w:tcW w:type="dxa" w:w="794"/>
+          </w:tcPr>
+          <w:p>
+            <w:pPr>
+              <w:spacing w:after="0"/>
+            </w:pPr>
+            <w:r/>
+            <w:r>
+              <w:rPr>
+                <w:sz w:val="13"/>
+              </w:rPr>
+              <w:t>64 %</w:t>
+            </w:r>
+          </w:p>
+        </w:tc>
+        <w:tc>
+          <w:tcPr>
+            <w:tcW w:type="dxa" w:w="1814"/>
+          </w:tcPr>
+          <w:p>
+            <w:pPr>
+              <w:spacing w:after="0"/>
+            </w:pPr>
+            <w:r/>
+            <w:r>
+              <w:rPr>
+                <w:sz w:val="13"/>
+              </w:rPr>
+              <w:t>40 / 36 / 38</w:t>
+            </w:r>
+          </w:p>
+        </w:tc>
+        <w:tc>
+          <w:tcPr>
+            <w:tcW w:type="dxa" w:w="1644"/>
+          </w:tcPr>
+          <w:p>
+            <w:pPr>
+              <w:spacing w:after="0"/>
+            </w:pPr>
+            <w:r/>
+            <w:r>
+              <w:rPr>
+                <w:sz w:val="13"/>
+              </w:rPr>
+              <w:t>Opera</w:t>
+            </w:r>
+          </w:p>
+        </w:tc>
+        <w:tc>
+          <w:tcPr>
+            <w:tcW w:type="dxa" w:w="2041"/>
+          </w:tcPr>
+          <w:p>
+            <w:pPr>
+              <w:spacing w:after="0"/>
+            </w:pPr>
+            <w:r/>
+            <w:r>
+              <w:rPr>
+                <w:sz w:val="13"/>
+              </w:rPr>
+            </w:r>
+          </w:p>
+        </w:tc>
+      </w:tr>
+      <w:tr>
+        <w:tc>
+          <w:tcPr>
+            <w:tcW w:type="dxa" w:w="1474"/>
+          </w:tcPr>
+          <w:p>
+            <w:pPr>
+              <w:spacing w:after="0"/>
+            </w:pPr>
+            <w:r/>
+            <w:r>
+              <w:rPr>
+                <w:sz w:val="13"/>
+              </w:rPr>
+              <w:t>ECM-31102D-A</w:t>
+            </w:r>
+          </w:p>
+        </w:tc>
+        <w:tc>
+          <w:tcPr>
+            <w:tcW w:type="dxa" w:w="1361"/>
+          </w:tcPr>
+          <w:p>
+            <w:pPr>
+              <w:spacing w:after="0"/>
+            </w:pPr>
+            <w:r/>
+            <w:r>
+              <w:rPr>
+                <w:sz w:val="13"/>
+              </w:rPr>
+              <w:t>25 / 29.6</w:t>
+            </w:r>
+          </w:p>
+        </w:tc>
+        <w:tc>
+          <w:tcPr>
+            <w:tcW w:type="dxa" w:w="1077"/>
+          </w:tcPr>
+          <w:p>
+            <w:pPr>
+              <w:spacing w:after="0"/>
+            </w:pPr>
+            <w:r/>
+            <w:r>
+              <w:rPr>
+                <w:sz w:val="13"/>
+              </w:rPr>
+              <w:t>18</w:t>
+            </w:r>
+          </w:p>
+        </w:tc>
+        <w:tc>
+          <w:tcPr>
+            <w:tcW w:type="dxa" w:w="794"/>
+          </w:tcPr>
+          <w:p>
+            <w:pPr>
+              <w:spacing w:after="0"/>
+            </w:pPr>
+            <w:r/>
+            <w:r>
+              <w:rPr>
+                <w:sz w:val="13"/>
+              </w:rPr>
+              <w:t>61 %</w:t>
+            </w:r>
+          </w:p>
+        </w:tc>
+        <w:tc>
+          <w:tcPr>
+            <w:tcW w:type="dxa" w:w="1814"/>
+          </w:tcPr>
+          <w:p>
+            <w:pPr>
+              <w:spacing w:after="0"/>
+            </w:pPr>
+            <w:r/>
+            <w:r>
+              <w:rPr>
+                <w:sz w:val="13"/>
+              </w:rPr>
+              <w:t>41 / 41 / 34</w:t>
+            </w:r>
+          </w:p>
+        </w:tc>
+        <w:tc>
+          <w:tcPr>
+            <w:tcW w:type="dxa" w:w="1644"/>
+          </w:tcPr>
+          <w:p>
+            <w:pPr>
+              <w:spacing w:after="0"/>
+            </w:pPr>
+            <w:r/>
+            <w:r>
+              <w:rPr>
+                <w:sz w:val="13"/>
+              </w:rPr>
+              <w:t>Opera</w:t>
+            </w:r>
+          </w:p>
+        </w:tc>
+        <w:tc>
+          <w:tcPr>
+            <w:tcW w:type="dxa" w:w="2041"/>
+          </w:tcPr>
+          <w:p>
+            <w:pPr>
+              <w:spacing w:after="0"/>
+            </w:pPr>
+            <w:r/>
+            <w:r>
+              <w:rPr>
+                <w:sz w:val="13"/>
+              </w:rPr>
+            </w:r>
+          </w:p>
+        </w:tc>
+      </w:tr>
+      <w:tr>
+        <w:tc>
+          <w:tcPr>
+            <w:tcW w:type="dxa" w:w="1474"/>
+          </w:tcPr>
+          <w:p>
+            <w:pPr>
+              <w:spacing w:after="0"/>
+            </w:pPr>
+            <w:r/>
+            <w:r>
+              <w:rPr>
+                <w:sz w:val="13"/>
+              </w:rPr>
+              <w:t>ECM-31102D-B</w:t>
+            </w:r>
+          </w:p>
+        </w:tc>
+        <w:tc>
+          <w:tcPr>
+            <w:tcW w:type="dxa" w:w="1361"/>
+          </w:tcPr>
+          <w:p>
+            <w:pPr>
+              <w:spacing w:after="0"/>
+            </w:pPr>
+            <w:r/>
+            <w:r>
+              <w:rPr>
+                <w:sz w:val="13"/>
+              </w:rPr>
+              <w:t>25 / 29.6</w:t>
+            </w:r>
+          </w:p>
+        </w:tc>
+        <w:tc>
+          <w:tcPr>
+            <w:tcW w:type="dxa" w:w="1077"/>
+          </w:tcPr>
+          <w:p>
+            <w:pPr>
+              <w:spacing w:after="0"/>
+            </w:pPr>
+            <w:r/>
+            <w:r>
+              <w:rPr>
+                <w:sz w:val="13"/>
+              </w:rPr>
+              <w:t>19.3</w:t>
+            </w:r>
+          </w:p>
+        </w:tc>
+        <w:tc>
+          <w:tcPr>
+            <w:tcW w:type="dxa" w:w="794"/>
+          </w:tcPr>
+          <w:p>
+            <w:pPr>
+              <w:spacing w:after="0"/>
+            </w:pPr>
+            <w:r/>
+            <w:r>
+              <w:rPr>
+                <w:sz w:val="13"/>
+              </w:rPr>
+              <w:t>65 %</w:t>
+            </w:r>
+          </w:p>
+        </w:tc>
+        <w:tc>
+          <w:tcPr>
+            <w:tcW w:type="dxa" w:w="1814"/>
+          </w:tcPr>
+          <w:p>
+            <w:pPr>
+              <w:spacing w:after="0"/>
+            </w:pPr>
+            <w:r/>
+            <w:r>
+              <w:rPr>
+                <w:sz w:val="13"/>
+              </w:rPr>
+              <w:t>40 / 40 / 35</w:t>
+            </w:r>
+          </w:p>
+        </w:tc>
+        <w:tc>
+          <w:tcPr>
+            <w:tcW w:type="dxa" w:w="1644"/>
+          </w:tcPr>
+          <w:p>
+            <w:pPr>
+              <w:spacing w:after="0"/>
+            </w:pPr>
+            <w:r/>
+            <w:r>
+              <w:rPr>
+                <w:sz w:val="13"/>
+              </w:rPr>
+              <w:t>Opera</w:t>
+            </w:r>
+          </w:p>
+        </w:tc>
+        <w:tc>
+          <w:tcPr>
+            <w:tcW w:type="dxa" w:w="2041"/>
+          </w:tcPr>
+          <w:p>
+            <w:pPr>
+              <w:spacing w:after="0"/>
+            </w:pPr>
+            <w:r/>
+            <w:r>
+              <w:rPr>
+                <w:sz w:val="13"/>
+              </w:rPr>
+            </w:r>
+          </w:p>
+        </w:tc>
+      </w:tr>
+      <w:tr>
+        <w:tc>
+          <w:tcPr>
+            <w:tcW w:type="dxa" w:w="1474"/>
+          </w:tcPr>
+          <w:p>
+            <w:pPr>
+              <w:spacing w:after="0"/>
+            </w:pPr>
+            <w:r/>
+            <w:r>
+              <w:rPr>
+                <w:sz w:val="13"/>
+              </w:rPr>
+              <w:t>ECM-31106A-A</w:t>
+            </w:r>
+          </w:p>
+        </w:tc>
+        <w:tc>
+          <w:tcPr>
+            <w:tcW w:type="dxa" w:w="1361"/>
+          </w:tcPr>
+          <w:p>
+            <w:pPr>
+              <w:spacing w:after="0"/>
+            </w:pPr>
+            <w:r/>
+            <w:r>
+              <w:rPr>
+                <w:sz w:val="13"/>
+              </w:rPr>
+              <w:t>40 / 53.0</w:t>
+            </w:r>
+          </w:p>
+        </w:tc>
+        <w:tc>
+          <w:tcPr>
+            <w:tcW w:type="dxa" w:w="1077"/>
+          </w:tcPr>
+          <w:p>
+            <w:pPr>
+              <w:spacing w:after="0"/>
+            </w:pPr>
+            <w:r/>
+            <w:r>
+              <w:rPr>
+                <w:sz w:val="13"/>
+              </w:rPr>
+              <w:t>—</w:t>
+            </w:r>
+          </w:p>
+        </w:tc>
+        <w:tc>
+          <w:tcPr>
+            <w:tcW w:type="dxa" w:w="794"/>
+          </w:tcPr>
+          <w:p>
+            <w:pPr>
+              <w:spacing w:after="0"/>
+            </w:pPr>
+            <w:r/>
+            <w:r>
+              <w:rPr>
+                <w:sz w:val="13"/>
+              </w:rPr>
+              <w:t>—</w:t>
+            </w:r>
+          </w:p>
+        </w:tc>
+        <w:tc>
+          <w:tcPr>
+            <w:tcW w:type="dxa" w:w="1814"/>
+          </w:tcPr>
+          <w:p>
+            <w:pPr>
+              <w:spacing w:after="0"/>
+            </w:pPr>
+            <w:r/>
+            <w:r>
+              <w:rPr>
+                <w:sz w:val="13"/>
+              </w:rPr>
+              <w:t>—</w:t>
+            </w:r>
+          </w:p>
+        </w:tc>
+        <w:tc>
+          <w:tcPr>
+            <w:tcW w:type="dxa" w:w="1644"/>
+            <w:shd w:val="clear" w:color="auto" w:fill="E3E6EA"/>
+          </w:tcPr>
+          <w:p>
+            <w:pPr>
+              <w:spacing w:after="0"/>
+            </w:pPr>
+            <w:r/>
+            <w:r>
+              <w:rPr>
+                <w:b/>
+                <w:sz w:val="13"/>
+              </w:rPr>
+              <w:t>Fuera de op.</w:t>
+            </w:r>
+          </w:p>
+        </w:tc>
+        <w:tc>
+          <w:tcPr>
+            <w:tcW w:type="dxa" w:w="2041"/>
+          </w:tcPr>
+          <w:p>
+            <w:pPr>
+              <w:spacing w:after="0"/>
+            </w:pPr>
+            <w:r/>
+            <w:r>
+              <w:rPr>
+                <w:sz w:val="13"/>
+              </w:rPr>
+            </w:r>
+          </w:p>
+        </w:tc>
+      </w:tr>
+      <w:tr>
+        <w:tc>
+          <w:tcPr>
+            <w:tcW w:type="dxa" w:w="1474"/>
+          </w:tcPr>
+          <w:p>
+            <w:pPr>
+              <w:spacing w:after="0"/>
+            </w:pPr>
+            <w:r/>
+            <w:r>
+              <w:rPr>
+                <w:sz w:val="13"/>
+              </w:rPr>
+              <w:t>ECM-31106A-B</w:t>
+            </w:r>
+          </w:p>
+        </w:tc>
+        <w:tc>
+          <w:tcPr>
+            <w:tcW w:type="dxa" w:w="1361"/>
+          </w:tcPr>
+          <w:p>
+            <w:pPr>
+              <w:spacing w:after="0"/>
+            </w:pPr>
+            <w:r/>
+            <w:r>
+              <w:rPr>
+                <w:sz w:val="13"/>
+              </w:rPr>
+              <w:t>40 / 53.0</w:t>
+            </w:r>
+          </w:p>
+        </w:tc>
+        <w:tc>
+          <w:tcPr>
+            <w:tcW w:type="dxa" w:w="1077"/>
+          </w:tcPr>
+          <w:p>
+            <w:pPr>
+              <w:spacing w:after="0"/>
+            </w:pPr>
+            <w:r/>
+            <w:r>
+              <w:rPr>
+                <w:sz w:val="13"/>
+              </w:rPr>
+              <w:t>29</w:t>
+            </w:r>
+          </w:p>
+        </w:tc>
+        <w:tc>
+          <w:tcPr>
+            <w:tcW w:type="dxa" w:w="794"/>
+          </w:tcPr>
+          <w:p>
+            <w:pPr>
+              <w:spacing w:after="0"/>
+            </w:pPr>
+            <w:r/>
+            <w:r>
+              <w:rPr>
+                <w:sz w:val="13"/>
+              </w:rPr>
+              <w:t>55 %</w:t>
+            </w:r>
+          </w:p>
+        </w:tc>
+        <w:tc>
+          <w:tcPr>
+            <w:tcW w:type="dxa" w:w="1814"/>
+          </w:tcPr>
+          <w:p>
+            <w:pPr>
+              <w:spacing w:after="0"/>
+            </w:pPr>
+            <w:r/>
+            <w:r>
+              <w:rPr>
+                <w:sz w:val="13"/>
+              </w:rPr>
+              <w:t>40 / 41 / 34</w:t>
+            </w:r>
+          </w:p>
+        </w:tc>
+        <w:tc>
+          <w:tcPr>
+            <w:tcW w:type="dxa" w:w="1644"/>
+          </w:tcPr>
+          <w:p>
+            <w:pPr>
+              <w:spacing w:after="0"/>
+            </w:pPr>
+            <w:r/>
+            <w:r>
+              <w:rPr>
+                <w:sz w:val="13"/>
+              </w:rPr>
+              <w:t>Opera</w:t>
+            </w:r>
+          </w:p>
+        </w:tc>
+        <w:tc>
+          <w:tcPr>
+            <w:tcW w:type="dxa" w:w="2041"/>
+            <w:shd w:val="clear" w:color="auto" w:fill="FBE3A6"/>
+          </w:tcPr>
+          <w:p>
+            <w:pPr>
+              <w:spacing w:after="0"/>
+            </w:pPr>
+            <w:r/>
+            <w:r>
+              <w:rPr>
+                <w:b/>
+                <w:sz w:val="13"/>
+              </w:rPr>
+              <w:t>Ruido lado cople</w:t>
+            </w:r>
+          </w:p>
+        </w:tc>
+      </w:tr>
+      <w:tr>
+        <w:tc>
+          <w:tcPr>
+            <w:tcW w:type="dxa" w:w="1474"/>
+          </w:tcPr>
+          <w:p>
+            <w:pPr>
+              <w:spacing w:after="0"/>
+            </w:pPr>
+            <w:r/>
+            <w:r>
+              <w:rPr>
+                <w:sz w:val="13"/>
+              </w:rPr>
+              <w:t>ECM-31106B-A</w:t>
+            </w:r>
+          </w:p>
+        </w:tc>
+        <w:tc>
+          <w:tcPr>
+            <w:tcW w:type="dxa" w:w="1361"/>
+          </w:tcPr>
+          <w:p>
+            <w:pPr>
+              <w:spacing w:after="0"/>
+            </w:pPr>
+            <w:r/>
+            <w:r>
+              <w:rPr>
+                <w:sz w:val="13"/>
+              </w:rPr>
+              <w:t>40 / 53.0</w:t>
+            </w:r>
+          </w:p>
+        </w:tc>
+        <w:tc>
+          <w:tcPr>
+            <w:tcW w:type="dxa" w:w="1077"/>
+          </w:tcPr>
+          <w:p>
+            <w:pPr>
+              <w:spacing w:after="0"/>
+            </w:pPr>
+            <w:r/>
+            <w:r>
+              <w:rPr>
+                <w:sz w:val="13"/>
+              </w:rPr>
+              <w:t>29.7</w:t>
+            </w:r>
+          </w:p>
+        </w:tc>
+        <w:tc>
+          <w:tcPr>
+            <w:tcW w:type="dxa" w:w="794"/>
+          </w:tcPr>
+          <w:p>
+            <w:pPr>
+              <w:spacing w:after="0"/>
+            </w:pPr>
+            <w:r/>
+            <w:r>
+              <w:rPr>
+                <w:sz w:val="13"/>
+              </w:rPr>
+              <w:t>56 %</w:t>
+            </w:r>
+          </w:p>
+        </w:tc>
+        <w:tc>
+          <w:tcPr>
+            <w:tcW w:type="dxa" w:w="1814"/>
+          </w:tcPr>
+          <w:p>
+            <w:pPr>
+              <w:spacing w:after="0"/>
+            </w:pPr>
+            <w:r/>
+            <w:r>
+              <w:rPr>
+                <w:sz w:val="13"/>
+              </w:rPr>
+              <w:t>42 / 43 / 36</w:t>
+            </w:r>
+          </w:p>
+        </w:tc>
+        <w:tc>
+          <w:tcPr>
+            <w:tcW w:type="dxa" w:w="1644"/>
+          </w:tcPr>
+          <w:p>
+            <w:pPr>
+              <w:spacing w:after="0"/>
+            </w:pPr>
+            <w:r/>
+            <w:r>
+              <w:rPr>
+                <w:sz w:val="13"/>
+              </w:rPr>
+              <w:t>Opera</w:t>
+            </w:r>
+          </w:p>
+        </w:tc>
+        <w:tc>
+          <w:tcPr>
+            <w:tcW w:type="dxa" w:w="2041"/>
+          </w:tcPr>
+          <w:p>
+            <w:pPr>
+              <w:spacing w:after="0"/>
+            </w:pPr>
+            <w:r/>
+            <w:r>
+              <w:rPr>
+                <w:sz w:val="13"/>
+              </w:rPr>
+            </w:r>
+          </w:p>
+        </w:tc>
+      </w:tr>
+      <w:tr>
+        <w:tc>
+          <w:tcPr>
+            <w:tcW w:type="dxa" w:w="1474"/>
+          </w:tcPr>
+          <w:p>
+            <w:pPr>
+              <w:spacing w:after="0"/>
+            </w:pPr>
+            <w:r/>
+            <w:r>
+              <w:rPr>
+                <w:sz w:val="13"/>
+              </w:rPr>
+              <w:t>ECM-31106B-B</w:t>
+            </w:r>
+          </w:p>
+        </w:tc>
+        <w:tc>
+          <w:tcPr>
+            <w:tcW w:type="dxa" w:w="1361"/>
+          </w:tcPr>
+          <w:p>
+            <w:pPr>
+              <w:spacing w:after="0"/>
+            </w:pPr>
+            <w:r/>
+            <w:r>
+              <w:rPr>
+                <w:sz w:val="13"/>
+              </w:rPr>
+              <w:t>40 / 53.0</w:t>
+            </w:r>
+          </w:p>
+        </w:tc>
+        <w:tc>
+          <w:tcPr>
+            <w:tcW w:type="dxa" w:w="1077"/>
+          </w:tcPr>
+          <w:p>
+            <w:pPr>
+              <w:spacing w:after="0"/>
+            </w:pPr>
+            <w:r/>
+            <w:r>
+              <w:rPr>
+                <w:sz w:val="13"/>
+              </w:rPr>
+              <w:t>—</w:t>
+            </w:r>
+          </w:p>
+        </w:tc>
+        <w:tc>
+          <w:tcPr>
+            <w:tcW w:type="dxa" w:w="794"/>
+          </w:tcPr>
+          <w:p>
+            <w:pPr>
+              <w:spacing w:after="0"/>
+            </w:pPr>
+            <w:r/>
+            <w:r>
+              <w:rPr>
+                <w:sz w:val="13"/>
+              </w:rPr>
+              <w:t>—</w:t>
+            </w:r>
+          </w:p>
+        </w:tc>
+        <w:tc>
+          <w:tcPr>
+            <w:tcW w:type="dxa" w:w="1814"/>
+          </w:tcPr>
+          <w:p>
+            <w:pPr>
+              <w:spacing w:after="0"/>
+            </w:pPr>
+            <w:r/>
+            <w:r>
+              <w:rPr>
+                <w:sz w:val="13"/>
+              </w:rPr>
+              <w:t>—</w:t>
+            </w:r>
+          </w:p>
+        </w:tc>
+        <w:tc>
+          <w:tcPr>
+            <w:tcW w:type="dxa" w:w="1644"/>
+            <w:shd w:val="clear" w:color="auto" w:fill="E3E6EA"/>
+          </w:tcPr>
+          <w:p>
+            <w:pPr>
+              <w:spacing w:after="0"/>
+            </w:pPr>
+            <w:r/>
+            <w:r>
+              <w:rPr>
+                <w:b/>
+                <w:sz w:val="13"/>
+              </w:rPr>
+              <w:t>Fuera de op.</w:t>
+            </w:r>
+          </w:p>
+        </w:tc>
+        <w:tc>
+          <w:tcPr>
+            <w:tcW w:type="dxa" w:w="2041"/>
+          </w:tcPr>
+          <w:p>
+            <w:pPr>
+              <w:spacing w:after="0"/>
+            </w:pPr>
+            <w:r/>
+            <w:r>
+              <w:rPr>
+                <w:sz w:val="13"/>
+              </w:rPr>
+            </w:r>
+          </w:p>
+        </w:tc>
+      </w:tr>
+      <w:tr>
+        <w:tc>
+          <w:tcPr>
+            <w:tcW w:type="dxa" w:w="1474"/>
+          </w:tcPr>
+          <w:p>
+            <w:pPr>
+              <w:spacing w:after="0"/>
+            </w:pPr>
+            <w:r/>
+            <w:r>
+              <w:rPr>
+                <w:sz w:val="13"/>
+              </w:rPr>
+              <w:t>ECM-31106C-A</w:t>
+            </w:r>
+          </w:p>
+        </w:tc>
+        <w:tc>
+          <w:tcPr>
+            <w:tcW w:type="dxa" w:w="1361"/>
+          </w:tcPr>
+          <w:p>
+            <w:pPr>
+              <w:spacing w:after="0"/>
+            </w:pPr>
+            <w:r/>
+            <w:r>
+              <w:rPr>
+                <w:sz w:val="13"/>
+              </w:rPr>
+              <w:t>40 / 53.0</w:t>
+            </w:r>
+          </w:p>
+        </w:tc>
+        <w:tc>
+          <w:tcPr>
+            <w:tcW w:type="dxa" w:w="1077"/>
+          </w:tcPr>
+          <w:p>
+            <w:pPr>
+              <w:spacing w:after="0"/>
+            </w:pPr>
+            <w:r/>
+            <w:r>
+              <w:rPr>
+                <w:sz w:val="13"/>
+              </w:rPr>
+              <w:t>26.7</w:t>
+            </w:r>
+          </w:p>
+        </w:tc>
+        <w:tc>
+          <w:tcPr>
+            <w:tcW w:type="dxa" w:w="794"/>
+          </w:tcPr>
+          <w:p>
+            <w:pPr>
+              <w:spacing w:after="0"/>
+            </w:pPr>
+            <w:r/>
+            <w:r>
+              <w:rPr>
+                <w:sz w:val="13"/>
+              </w:rPr>
+              <w:t>50 %</w:t>
+            </w:r>
+          </w:p>
+        </w:tc>
+        <w:tc>
+          <w:tcPr>
+            <w:tcW w:type="dxa" w:w="1814"/>
+          </w:tcPr>
+          <w:p>
+            <w:pPr>
+              <w:spacing w:after="0"/>
+            </w:pPr>
+            <w:r/>
+            <w:r>
+              <w:rPr>
+                <w:sz w:val="13"/>
+              </w:rPr>
+              <w:t>42 / 41 / 40</w:t>
+            </w:r>
+          </w:p>
+        </w:tc>
+        <w:tc>
+          <w:tcPr>
+            <w:tcW w:type="dxa" w:w="1644"/>
+          </w:tcPr>
+          <w:p>
+            <w:pPr>
+              <w:spacing w:after="0"/>
+            </w:pPr>
+            <w:r/>
+            <w:r>
+              <w:rPr>
+                <w:sz w:val="13"/>
+              </w:rPr>
+              <w:t>Opera</w:t>
+            </w:r>
+          </w:p>
+        </w:tc>
+        <w:tc>
+          <w:tcPr>
+            <w:tcW w:type="dxa" w:w="2041"/>
+            <w:shd w:val="clear" w:color="auto" w:fill="FBE3A6"/>
+          </w:tcPr>
+          <w:p>
+            <w:pPr>
+              <w:spacing w:after="0"/>
+            </w:pPr>
+            <w:r/>
+            <w:r>
+              <w:rPr>
+                <w:b/>
+                <w:sz w:val="13"/>
+              </w:rPr>
+              <w:t>Ruido lado cople</w:t>
+            </w:r>
+          </w:p>
+        </w:tc>
+      </w:tr>
+      <w:tr>
+        <w:tc>
+          <w:tcPr>
+            <w:tcW w:type="dxa" w:w="1474"/>
+          </w:tcPr>
+          <w:p>
+            <w:pPr>
+              <w:spacing w:after="0"/>
+            </w:pPr>
+            <w:r/>
+            <w:r>
+              <w:rPr>
+                <w:sz w:val="13"/>
+              </w:rPr>
+              <w:t>ECM-31106C-B</w:t>
+            </w:r>
+          </w:p>
+        </w:tc>
+        <w:tc>
+          <w:tcPr>
+            <w:tcW w:type="dxa" w:w="1361"/>
+          </w:tcPr>
+          <w:p>
+            <w:pPr>
+              <w:spacing w:after="0"/>
+            </w:pPr>
+            <w:r/>
+            <w:r>
+              <w:rPr>
+                <w:sz w:val="13"/>
+              </w:rPr>
+              <w:t>40 / 53.0</w:t>
+            </w:r>
+          </w:p>
+        </w:tc>
+        <w:tc>
+          <w:tcPr>
+            <w:tcW w:type="dxa" w:w="1077"/>
+          </w:tcPr>
+          <w:p>
+            <w:pPr>
+              <w:spacing w:after="0"/>
+            </w:pPr>
+            <w:r/>
+            <w:r>
+              <w:rPr>
+                <w:sz w:val="13"/>
+              </w:rPr>
+              <w:t>—</w:t>
+            </w:r>
+          </w:p>
+        </w:tc>
+        <w:tc>
+          <w:tcPr>
+            <w:tcW w:type="dxa" w:w="794"/>
+          </w:tcPr>
+          <w:p>
+            <w:pPr>
+              <w:spacing w:after="0"/>
+            </w:pPr>
+            <w:r/>
+            <w:r>
+              <w:rPr>
+                <w:sz w:val="13"/>
+              </w:rPr>
+              <w:t>—</w:t>
+            </w:r>
+          </w:p>
+        </w:tc>
+        <w:tc>
+          <w:tcPr>
+            <w:tcW w:type="dxa" w:w="1814"/>
+          </w:tcPr>
+          <w:p>
+            <w:pPr>
+              <w:spacing w:after="0"/>
+            </w:pPr>
+            <w:r/>
+            <w:r>
+              <w:rPr>
+                <w:sz w:val="13"/>
+              </w:rPr>
+              <w:t>—</w:t>
+            </w:r>
+          </w:p>
+        </w:tc>
+        <w:tc>
+          <w:tcPr>
+            <w:tcW w:type="dxa" w:w="1644"/>
+            <w:shd w:val="clear" w:color="auto" w:fill="E3E6EA"/>
+          </w:tcPr>
+          <w:p>
+            <w:pPr>
+              <w:spacing w:after="0"/>
+            </w:pPr>
+            <w:r/>
+            <w:r>
+              <w:rPr>
+                <w:b/>
+                <w:sz w:val="13"/>
+              </w:rPr>
+              <w:t>Fuera de op.</w:t>
+            </w:r>
+          </w:p>
+        </w:tc>
+        <w:tc>
+          <w:tcPr>
+            <w:tcW w:type="dxa" w:w="2041"/>
+          </w:tcPr>
+          <w:p>
+            <w:pPr>
+              <w:spacing w:after="0"/>
+            </w:pPr>
+            <w:r/>
+            <w:r>
+              <w:rPr>
+                <w:sz w:val="13"/>
+              </w:rPr>
+            </w:r>
+          </w:p>
+        </w:tc>
+      </w:tr>
+      <w:tr>
+        <w:tc>
+          <w:tcPr>
+            <w:tcW w:type="dxa" w:w="1474"/>
+          </w:tcPr>
+          <w:p>
+            <w:pPr>
+              <w:spacing w:after="0"/>
+            </w:pPr>
+            <w:r/>
+            <w:r>
+              <w:rPr>
+                <w:sz w:val="13"/>
+              </w:rPr>
+              <w:t>ECM-31106D-A</w:t>
+            </w:r>
+          </w:p>
+        </w:tc>
+        <w:tc>
+          <w:tcPr>
+            <w:tcW w:type="dxa" w:w="1361"/>
+          </w:tcPr>
+          <w:p>
+            <w:pPr>
+              <w:spacing w:after="0"/>
+            </w:pPr>
+            <w:r/>
+            <w:r>
+              <w:rPr>
+                <w:sz w:val="13"/>
+              </w:rPr>
+              <w:t>40 / 53.0</w:t>
+            </w:r>
+          </w:p>
+        </w:tc>
+        <w:tc>
+          <w:tcPr>
+            <w:tcW w:type="dxa" w:w="1077"/>
+          </w:tcPr>
+          <w:p>
+            <w:pPr>
+              <w:spacing w:after="0"/>
+            </w:pPr>
+            <w:r/>
+            <w:r>
+              <w:rPr>
+                <w:sz w:val="13"/>
+              </w:rPr>
+              <w:t>—</w:t>
+            </w:r>
+          </w:p>
+        </w:tc>
+        <w:tc>
+          <w:tcPr>
+            <w:tcW w:type="dxa" w:w="794"/>
+          </w:tcPr>
+          <w:p>
+            <w:pPr>
+              <w:spacing w:after="0"/>
+            </w:pPr>
+            <w:r/>
+            <w:r>
+              <w:rPr>
+                <w:sz w:val="13"/>
+              </w:rPr>
+              <w:t>—</w:t>
+            </w:r>
+          </w:p>
+        </w:tc>
+        <w:tc>
+          <w:tcPr>
+            <w:tcW w:type="dxa" w:w="1814"/>
+          </w:tcPr>
+          <w:p>
+            <w:pPr>
+              <w:spacing w:after="0"/>
+            </w:pPr>
+            <w:r/>
+            <w:r>
+              <w:rPr>
+                <w:sz w:val="13"/>
+              </w:rPr>
+              <w:t>—</w:t>
+            </w:r>
+          </w:p>
+        </w:tc>
+        <w:tc>
+          <w:tcPr>
+            <w:tcW w:type="dxa" w:w="1644"/>
+            <w:shd w:val="clear" w:color="auto" w:fill="E3E6EA"/>
+          </w:tcPr>
+          <w:p>
+            <w:pPr>
+              <w:spacing w:after="0"/>
+            </w:pPr>
+            <w:r/>
+            <w:r>
+              <w:rPr>
+                <w:b/>
+                <w:sz w:val="13"/>
+              </w:rPr>
+              <w:t>Fuera de op.</w:t>
+            </w:r>
+          </w:p>
+        </w:tc>
+        <w:tc>
+          <w:tcPr>
+            <w:tcW w:type="dxa" w:w="2041"/>
+          </w:tcPr>
+          <w:p>
+            <w:pPr>
+              <w:spacing w:after="0"/>
+            </w:pPr>
+            <w:r/>
+            <w:r>
+              <w:rPr>
+                <w:sz w:val="13"/>
+              </w:rPr>
+            </w:r>
+          </w:p>
+        </w:tc>
+      </w:tr>
+      <w:tr>
+        <w:tc>
+          <w:tcPr>
+            <w:tcW w:type="dxa" w:w="1474"/>
+          </w:tcPr>
+          <w:p>
+            <w:pPr>
+              <w:spacing w:after="0"/>
+            </w:pPr>
+            <w:r/>
+            <w:r>
+              <w:rPr>
+                <w:sz w:val="13"/>
+              </w:rPr>
+              <w:t>ECM-31106D-B</w:t>
+            </w:r>
+          </w:p>
+        </w:tc>
+        <w:tc>
+          <w:tcPr>
+            <w:tcW w:type="dxa" w:w="1361"/>
+          </w:tcPr>
+          <w:p>
+            <w:pPr>
+              <w:spacing w:after="0"/>
+            </w:pPr>
+            <w:r/>
+            <w:r>
+              <w:rPr>
+                <w:sz w:val="13"/>
+              </w:rPr>
+              <w:t>40 / 53.0</w:t>
+            </w:r>
+          </w:p>
+        </w:tc>
+        <w:tc>
+          <w:tcPr>
+            <w:tcW w:type="dxa" w:w="1077"/>
+          </w:tcPr>
+          <w:p>
+            <w:pPr>
+              <w:spacing w:after="0"/>
+            </w:pPr>
+            <w:r/>
+            <w:r>
+              <w:rPr>
+                <w:sz w:val="13"/>
+              </w:rPr>
+              <w:t>—</w:t>
+            </w:r>
+          </w:p>
+        </w:tc>
+        <w:tc>
+          <w:tcPr>
+            <w:tcW w:type="dxa" w:w="794"/>
+          </w:tcPr>
+          <w:p>
+            <w:pPr>
+              <w:spacing w:after="0"/>
+            </w:pPr>
+            <w:r/>
+            <w:r>
+              <w:rPr>
+                <w:sz w:val="13"/>
+              </w:rPr>
+              <w:t>—</w:t>
+            </w:r>
+          </w:p>
+        </w:tc>
+        <w:tc>
+          <w:tcPr>
+            <w:tcW w:type="dxa" w:w="1814"/>
+          </w:tcPr>
+          <w:p>
+            <w:pPr>
+              <w:spacing w:after="0"/>
+            </w:pPr>
+            <w:r/>
+            <w:r>
+              <w:rPr>
+                <w:sz w:val="13"/>
+              </w:rPr>
+              <w:t>—</w:t>
+            </w:r>
+          </w:p>
+        </w:tc>
+        <w:tc>
+          <w:tcPr>
+            <w:tcW w:type="dxa" w:w="1644"/>
+            <w:shd w:val="clear" w:color="auto" w:fill="E3E6EA"/>
+          </w:tcPr>
+          <w:p>
+            <w:pPr>
+              <w:spacing w:after="0"/>
+            </w:pPr>
+            <w:r/>
+            <w:r>
+              <w:rPr>
+                <w:b/>
+                <w:sz w:val="13"/>
+              </w:rPr>
+              <w:t>Fuera de op.</w:t>
+            </w:r>
+          </w:p>
+        </w:tc>
+        <w:tc>
+          <w:tcPr>
+            <w:tcW w:type="dxa" w:w="2041"/>
+          </w:tcPr>
+          <w:p>
+            <w:pPr>
+              <w:spacing w:after="0"/>
+            </w:pPr>
+            <w:r/>
+            <w:r>
+              <w:rPr>
+                <w:sz w:val="13"/>
+              </w:rPr>
+            </w:r>
+          </w:p>
+        </w:tc>
+      </w:tr>
+      <w:tr>
+        <w:tc>
+          <w:tcPr>
+            <w:tcW w:type="dxa" w:w="1474"/>
+          </w:tcPr>
+          <w:p>
+            <w:pPr>
+              <w:spacing w:after="0"/>
+            </w:pPr>
+            <w:r/>
+            <w:r>
+              <w:rPr>
+                <w:sz w:val="13"/>
+              </w:rPr>
+              <w:t>ECM-31107A-A</w:t>
+            </w:r>
+          </w:p>
+        </w:tc>
+        <w:tc>
+          <w:tcPr>
+            <w:tcW w:type="dxa" w:w="1361"/>
+          </w:tcPr>
+          <w:p>
+            <w:pPr>
+              <w:spacing w:after="0"/>
+            </w:pPr>
+            <w:r/>
+            <w:r>
+              <w:rPr>
+                <w:sz w:val="13"/>
+              </w:rPr>
+              <w:t>30 / 40.0</w:t>
+            </w:r>
+          </w:p>
+        </w:tc>
+        <w:tc>
+          <w:tcPr>
+            <w:tcW w:type="dxa" w:w="1077"/>
+          </w:tcPr>
+          <w:p>
+            <w:pPr>
+              <w:spacing w:after="0"/>
+            </w:pPr>
+            <w:r/>
+            <w:r>
+              <w:rPr>
+                <w:sz w:val="13"/>
+              </w:rPr>
+              <w:t>22.3</w:t>
+            </w:r>
+          </w:p>
+        </w:tc>
+        <w:tc>
+          <w:tcPr>
+            <w:tcW w:type="dxa" w:w="794"/>
+          </w:tcPr>
+          <w:p>
+            <w:pPr>
+              <w:spacing w:after="0"/>
+            </w:pPr>
+            <w:r/>
+            <w:r>
+              <w:rPr>
+                <w:sz w:val="13"/>
+              </w:rPr>
+              <w:t>56 %</w:t>
+            </w:r>
+          </w:p>
+        </w:tc>
+        <w:tc>
+          <w:tcPr>
+            <w:tcW w:type="dxa" w:w="1814"/>
+          </w:tcPr>
+          <w:p>
+            <w:pPr>
+              <w:spacing w:after="0"/>
+            </w:pPr>
+            <w:r/>
+            <w:r>
+              <w:rPr>
+                <w:sz w:val="13"/>
+              </w:rPr>
+              <w:t>40 / 45 / 36</w:t>
+            </w:r>
+          </w:p>
+        </w:tc>
+        <w:tc>
+          <w:tcPr>
+            <w:tcW w:type="dxa" w:w="1644"/>
+          </w:tcPr>
+          <w:p>
+            <w:pPr>
+              <w:spacing w:after="0"/>
+            </w:pPr>
+            <w:r/>
+            <w:r>
+              <w:rPr>
+                <w:sz w:val="13"/>
+              </w:rPr>
+              <w:t>Opera</w:t>
+            </w:r>
+          </w:p>
+        </w:tc>
+        <w:tc>
+          <w:tcPr>
+            <w:tcW w:type="dxa" w:w="2041"/>
+            <w:shd w:val="clear" w:color="auto" w:fill="FBE3A6"/>
+          </w:tcPr>
+          <w:p>
+            <w:pPr>
+              <w:spacing w:after="0"/>
+            </w:pPr>
+            <w:r/>
+            <w:r>
+              <w:rPr>
+                <w:b/>
+                <w:sz w:val="13"/>
+              </w:rPr>
+              <w:t>Ruido lado cople</w:t>
+            </w:r>
+          </w:p>
+        </w:tc>
+      </w:tr>
+      <w:tr>
+        <w:tc>
+          <w:tcPr>
+            <w:tcW w:type="dxa" w:w="1474"/>
+          </w:tcPr>
+          <w:p>
+            <w:pPr>
+              <w:spacing w:after="0"/>
+            </w:pPr>
+            <w:r/>
+            <w:r>
+              <w:rPr>
+                <w:sz w:val="13"/>
+              </w:rPr>
+              <w:t>ECM-31107A-B</w:t>
+            </w:r>
+          </w:p>
+        </w:tc>
+        <w:tc>
+          <w:tcPr>
+            <w:tcW w:type="dxa" w:w="1361"/>
+          </w:tcPr>
+          <w:p>
+            <w:pPr>
+              <w:spacing w:after="0"/>
+            </w:pPr>
+            <w:r/>
+            <w:r>
+              <w:rPr>
+                <w:sz w:val="13"/>
+              </w:rPr>
+              <w:t>30 / 40.0</w:t>
+            </w:r>
+          </w:p>
+        </w:tc>
+        <w:tc>
+          <w:tcPr>
+            <w:tcW w:type="dxa" w:w="1077"/>
+          </w:tcPr>
+          <w:p>
+            <w:pPr>
+              <w:spacing w:after="0"/>
+            </w:pPr>
+            <w:r/>
+            <w:r>
+              <w:rPr>
+                <w:sz w:val="13"/>
+              </w:rPr>
+              <w:t>—</w:t>
+            </w:r>
+          </w:p>
+        </w:tc>
+        <w:tc>
+          <w:tcPr>
+            <w:tcW w:type="dxa" w:w="794"/>
+          </w:tcPr>
+          <w:p>
+            <w:pPr>
+              <w:spacing w:after="0"/>
+            </w:pPr>
+            <w:r/>
+            <w:r>
+              <w:rPr>
+                <w:sz w:val="13"/>
+              </w:rPr>
+              <w:t>—</w:t>
+            </w:r>
+          </w:p>
+        </w:tc>
+        <w:tc>
+          <w:tcPr>
+            <w:tcW w:type="dxa" w:w="1814"/>
+          </w:tcPr>
+          <w:p>
+            <w:pPr>
+              <w:spacing w:after="0"/>
+            </w:pPr>
+            <w:r/>
+            <w:r>
+              <w:rPr>
+                <w:sz w:val="13"/>
+              </w:rPr>
+              <w:t>—</w:t>
+            </w:r>
+          </w:p>
+        </w:tc>
+        <w:tc>
+          <w:tcPr>
+            <w:tcW w:type="dxa" w:w="1644"/>
+            <w:shd w:val="clear" w:color="auto" w:fill="E3E6EA"/>
+          </w:tcPr>
+          <w:p>
+            <w:pPr>
+              <w:spacing w:after="0"/>
+            </w:pPr>
+            <w:r/>
+            <w:r>
+              <w:rPr>
+                <w:b/>
+                <w:sz w:val="13"/>
+              </w:rPr>
+              <w:t>Fuera de op.</w:t>
+            </w:r>
+          </w:p>
+        </w:tc>
+        <w:tc>
+          <w:tcPr>
+            <w:tcW w:type="dxa" w:w="2041"/>
+          </w:tcPr>
+          <w:p>
+            <w:pPr>
+              <w:spacing w:after="0"/>
+            </w:pPr>
+            <w:r/>
+            <w:r>
+              <w:rPr>
+                <w:sz w:val="13"/>
+              </w:rPr>
+            </w:r>
+          </w:p>
+        </w:tc>
+      </w:tr>
+      <w:tr>
+        <w:tc>
+          <w:tcPr>
+            <w:tcW w:type="dxa" w:w="1474"/>
+          </w:tcPr>
+          <w:p>
+            <w:pPr>
+              <w:spacing w:after="0"/>
+            </w:pPr>
+            <w:r/>
+            <w:r>
+              <w:rPr>
+                <w:sz w:val="13"/>
+              </w:rPr>
+              <w:t>ECM-31107B-A</w:t>
+            </w:r>
+          </w:p>
+        </w:tc>
+        <w:tc>
+          <w:tcPr>
+            <w:tcW w:type="dxa" w:w="1361"/>
+          </w:tcPr>
+          <w:p>
+            <w:pPr>
+              <w:spacing w:after="0"/>
+            </w:pPr>
+            <w:r/>
+            <w:r>
+              <w:rPr>
+                <w:sz w:val="13"/>
+              </w:rPr>
+              <w:t>30 / 40.0</w:t>
+            </w:r>
+          </w:p>
+        </w:tc>
+        <w:tc>
+          <w:tcPr>
+            <w:tcW w:type="dxa" w:w="1077"/>
+          </w:tcPr>
+          <w:p>
+            <w:pPr>
+              <w:spacing w:after="0"/>
+            </w:pPr>
+            <w:r/>
+            <w:r>
+              <w:rPr>
+                <w:sz w:val="13"/>
+              </w:rPr>
+              <w:t>22</w:t>
+            </w:r>
+          </w:p>
+        </w:tc>
+        <w:tc>
+          <w:tcPr>
+            <w:tcW w:type="dxa" w:w="794"/>
+          </w:tcPr>
+          <w:p>
+            <w:pPr>
+              <w:spacing w:after="0"/>
+            </w:pPr>
+            <w:r/>
+            <w:r>
+              <w:rPr>
+                <w:sz w:val="13"/>
+              </w:rPr>
+              <w:t>55 %</w:t>
+            </w:r>
+          </w:p>
+        </w:tc>
+        <w:tc>
+          <w:tcPr>
+            <w:tcW w:type="dxa" w:w="1814"/>
+          </w:tcPr>
+          <w:p>
+            <w:pPr>
+              <w:spacing w:after="0"/>
+            </w:pPr>
+            <w:r/>
+            <w:r>
+              <w:rPr>
+                <w:sz w:val="13"/>
+              </w:rPr>
+              <w:t>46 / 40 / 39</w:t>
+            </w:r>
+          </w:p>
+        </w:tc>
+        <w:tc>
+          <w:tcPr>
+            <w:tcW w:type="dxa" w:w="1644"/>
+          </w:tcPr>
+          <w:p>
+            <w:pPr>
+              <w:spacing w:after="0"/>
+            </w:pPr>
+            <w:r/>
+            <w:r>
+              <w:rPr>
+                <w:sz w:val="13"/>
+              </w:rPr>
+              <w:t>Opera</w:t>
+            </w:r>
+          </w:p>
+        </w:tc>
+        <w:tc>
+          <w:tcPr>
+            <w:tcW w:type="dxa" w:w="2041"/>
+          </w:tcPr>
+          <w:p>
+            <w:pPr>
+              <w:spacing w:after="0"/>
+            </w:pPr>
+            <w:r/>
+            <w:r>
+              <w:rPr>
+                <w:sz w:val="13"/>
+              </w:rPr>
+            </w:r>
+          </w:p>
+        </w:tc>
+      </w:tr>
+      <w:tr>
+        <w:tc>
+          <w:tcPr>
+            <w:tcW w:type="dxa" w:w="1474"/>
+          </w:tcPr>
+          <w:p>
+            <w:pPr>
+              <w:spacing w:after="0"/>
+            </w:pPr>
+            <w:r/>
+            <w:r>
+              <w:rPr>
+                <w:sz w:val="13"/>
+              </w:rPr>
+              <w:t>ECM-31107B-B</w:t>
+            </w:r>
+          </w:p>
+        </w:tc>
+        <w:tc>
+          <w:tcPr>
+            <w:tcW w:type="dxa" w:w="1361"/>
+          </w:tcPr>
+          <w:p>
+            <w:pPr>
+              <w:spacing w:after="0"/>
+            </w:pPr>
+            <w:r/>
+            <w:r>
+              <w:rPr>
+                <w:sz w:val="13"/>
+              </w:rPr>
+              <w:t>30 / 40.0</w:t>
+            </w:r>
+          </w:p>
+        </w:tc>
+        <w:tc>
+          <w:tcPr>
+            <w:tcW w:type="dxa" w:w="1077"/>
+          </w:tcPr>
+          <w:p>
+            <w:pPr>
+              <w:spacing w:after="0"/>
+            </w:pPr>
+            <w:r/>
+            <w:r>
+              <w:rPr>
+                <w:sz w:val="13"/>
+              </w:rPr>
+              <w:t>22.3</w:t>
+            </w:r>
+          </w:p>
+        </w:tc>
+        <w:tc>
+          <w:tcPr>
+            <w:tcW w:type="dxa" w:w="794"/>
+          </w:tcPr>
+          <w:p>
+            <w:pPr>
+              <w:spacing w:after="0"/>
+            </w:pPr>
+            <w:r/>
+            <w:r>
+              <w:rPr>
+                <w:sz w:val="13"/>
+              </w:rPr>
+              <w:t>56 %</w:t>
+            </w:r>
+          </w:p>
+        </w:tc>
+        <w:tc>
+          <w:tcPr>
+            <w:tcW w:type="dxa" w:w="1814"/>
+          </w:tcPr>
+          <w:p>
+            <w:pPr>
+              <w:spacing w:after="0"/>
+            </w:pPr>
+            <w:r/>
+            <w:r>
+              <w:rPr>
+                <w:sz w:val="13"/>
+              </w:rPr>
+              <w:t>40 / 41 / 38</w:t>
+            </w:r>
+          </w:p>
+        </w:tc>
+        <w:tc>
+          <w:tcPr>
+            <w:tcW w:type="dxa" w:w="1644"/>
+          </w:tcPr>
+          <w:p>
+            <w:pPr>
+              <w:spacing w:after="0"/>
+            </w:pPr>
+            <w:r/>
+            <w:r>
+              <w:rPr>
+                <w:sz w:val="13"/>
+              </w:rPr>
+              <w:t>Opera</w:t>
+            </w:r>
+          </w:p>
+        </w:tc>
+        <w:tc>
+          <w:tcPr>
+            <w:tcW w:type="dxa" w:w="2041"/>
+          </w:tcPr>
+          <w:p>
+            <w:pPr>
+              <w:spacing w:after="0"/>
+            </w:pPr>
+            <w:r/>
+            <w:r>
+              <w:rPr>
+                <w:sz w:val="13"/>
+              </w:rPr>
+            </w:r>
+          </w:p>
+        </w:tc>
+      </w:tr>
+      <w:tr>
+        <w:tc>
+          <w:tcPr>
+            <w:tcW w:type="dxa" w:w="1474"/>
+          </w:tcPr>
+          <w:p>
+            <w:pPr>
+              <w:spacing w:after="0"/>
+            </w:pPr>
+            <w:r/>
+            <w:r>
+              <w:rPr>
+                <w:sz w:val="13"/>
+              </w:rPr>
+              <w:t>ECM-31107C-A</w:t>
+            </w:r>
+          </w:p>
+        </w:tc>
+        <w:tc>
+          <w:tcPr>
+            <w:tcW w:type="dxa" w:w="1361"/>
+          </w:tcPr>
+          <w:p>
+            <w:pPr>
+              <w:spacing w:after="0"/>
+            </w:pPr>
+            <w:r/>
+            <w:r>
+              <w:rPr>
+                <w:sz w:val="13"/>
+              </w:rPr>
+              <w:t>30 / 40.0</w:t>
+            </w:r>
+          </w:p>
+        </w:tc>
+        <w:tc>
+          <w:tcPr>
+            <w:tcW w:type="dxa" w:w="1077"/>
+          </w:tcPr>
+          <w:p>
+            <w:pPr>
+              <w:spacing w:after="0"/>
+            </w:pPr>
+            <w:r/>
+            <w:r>
+              <w:rPr>
+                <w:sz w:val="13"/>
+              </w:rPr>
+              <w:t>20.7</w:t>
+            </w:r>
+          </w:p>
+        </w:tc>
+        <w:tc>
+          <w:tcPr>
+            <w:tcW w:type="dxa" w:w="794"/>
+          </w:tcPr>
+          <w:p>
+            <w:pPr>
+              <w:spacing w:after="0"/>
+            </w:pPr>
+            <w:r/>
+            <w:r>
+              <w:rPr>
+                <w:sz w:val="13"/>
+              </w:rPr>
+              <w:t>52 %</w:t>
+            </w:r>
+          </w:p>
+        </w:tc>
+        <w:tc>
+          <w:tcPr>
+            <w:tcW w:type="dxa" w:w="1814"/>
+          </w:tcPr>
+          <w:p>
+            <w:pPr>
+              <w:spacing w:after="0"/>
+            </w:pPr>
+            <w:r/>
+            <w:r>
+              <w:rPr>
+                <w:sz w:val="13"/>
+              </w:rPr>
+              <w:t>38 / 31 / 41</w:t>
+            </w:r>
+          </w:p>
+        </w:tc>
+        <w:tc>
+          <w:tcPr>
+            <w:tcW w:type="dxa" w:w="1644"/>
+          </w:tcPr>
+          <w:p>
+            <w:pPr>
+              <w:spacing w:after="0"/>
+            </w:pPr>
+            <w:r/>
+            <w:r>
+              <w:rPr>
+                <w:sz w:val="13"/>
+              </w:rPr>
+              <w:t>Opera</w:t>
+            </w:r>
+          </w:p>
+        </w:tc>
+        <w:tc>
+          <w:tcPr>
+            <w:tcW w:type="dxa" w:w="2041"/>
+            <w:shd w:val="clear" w:color="auto" w:fill="FBE3A6"/>
+          </w:tcPr>
+          <w:p>
+            <w:pPr>
+              <w:spacing w:after="0"/>
+            </w:pPr>
+            <w:r/>
+            <w:r>
+              <w:rPr>
+                <w:b/>
+                <w:sz w:val="13"/>
+              </w:rPr>
+              <w:t>Ruido lado cople</w:t>
+            </w:r>
+          </w:p>
+        </w:tc>
+      </w:tr>
+      <w:tr>
+        <w:tc>
+          <w:tcPr>
+            <w:tcW w:type="dxa" w:w="1474"/>
+          </w:tcPr>
+          <w:p>
+            <w:pPr>
+              <w:spacing w:after="0"/>
+            </w:pPr>
+            <w:r/>
+            <w:r>
+              <w:rPr>
+                <w:sz w:val="13"/>
+              </w:rPr>
+              <w:t>ECM-31107C-B</w:t>
+            </w:r>
+          </w:p>
+        </w:tc>
+        <w:tc>
+          <w:tcPr>
+            <w:tcW w:type="dxa" w:w="1361"/>
+          </w:tcPr>
+          <w:p>
+            <w:pPr>
+              <w:spacing w:after="0"/>
+            </w:pPr>
+            <w:r/>
+            <w:r>
+              <w:rPr>
+                <w:sz w:val="13"/>
+              </w:rPr>
+              <w:t>30 / 40.0</w:t>
+            </w:r>
+          </w:p>
+        </w:tc>
+        <w:tc>
+          <w:tcPr>
+            <w:tcW w:type="dxa" w:w="1077"/>
+          </w:tcPr>
+          <w:p>
+            <w:pPr>
+              <w:spacing w:after="0"/>
+            </w:pPr>
+            <w:r/>
+            <w:r>
+              <w:rPr>
+                <w:sz w:val="13"/>
+              </w:rPr>
+              <w:t>22</w:t>
+            </w:r>
+          </w:p>
+        </w:tc>
+        <w:tc>
+          <w:tcPr>
+            <w:tcW w:type="dxa" w:w="794"/>
+          </w:tcPr>
+          <w:p>
+            <w:pPr>
+              <w:spacing w:after="0"/>
+            </w:pPr>
+            <w:r/>
+            <w:r>
+              <w:rPr>
+                <w:sz w:val="13"/>
+              </w:rPr>
+              <w:t>55 %</w:t>
+            </w:r>
+          </w:p>
+        </w:tc>
+        <w:tc>
+          <w:tcPr>
+            <w:tcW w:type="dxa" w:w="1814"/>
+          </w:tcPr>
+          <w:p>
+            <w:pPr>
+              <w:spacing w:after="0"/>
+            </w:pPr>
+            <w:r/>
+            <w:r>
+              <w:rPr>
+                <w:sz w:val="13"/>
+              </w:rPr>
+              <w:t>39 / 39 / 36</w:t>
+            </w:r>
+          </w:p>
+        </w:tc>
+        <w:tc>
+          <w:tcPr>
+            <w:tcW w:type="dxa" w:w="1644"/>
+          </w:tcPr>
+          <w:p>
+            <w:pPr>
+              <w:spacing w:after="0"/>
+            </w:pPr>
+            <w:r/>
+            <w:r>
+              <w:rPr>
+                <w:sz w:val="13"/>
+              </w:rPr>
+              <w:t>Opera</w:t>
+            </w:r>
+          </w:p>
+        </w:tc>
+        <w:tc>
+          <w:tcPr>
+            <w:tcW w:type="dxa" w:w="2041"/>
+          </w:tcPr>
+          <w:p>
+            <w:pPr>
+              <w:spacing w:after="0"/>
+            </w:pPr>
+            <w:r/>
+            <w:r>
+              <w:rPr>
+                <w:sz w:val="13"/>
+              </w:rPr>
+            </w:r>
+          </w:p>
+        </w:tc>
+      </w:tr>
+      <w:tr>
+        <w:tc>
+          <w:tcPr>
+            <w:tcW w:type="dxa" w:w="1474"/>
+          </w:tcPr>
+          <w:p>
+            <w:pPr>
+              <w:spacing w:after="0"/>
+            </w:pPr>
+            <w:r/>
+            <w:r>
+              <w:rPr>
+                <w:sz w:val="13"/>
+              </w:rPr>
+              <w:t>ECM-31107D-A</w:t>
+            </w:r>
+          </w:p>
+        </w:tc>
+        <w:tc>
+          <w:tcPr>
+            <w:tcW w:type="dxa" w:w="1361"/>
+          </w:tcPr>
+          <w:p>
+            <w:pPr>
+              <w:spacing w:after="0"/>
+            </w:pPr>
+            <w:r/>
+            <w:r>
+              <w:rPr>
+                <w:sz w:val="13"/>
+              </w:rPr>
+              <w:t>30 / 40.0</w:t>
+            </w:r>
+          </w:p>
+        </w:tc>
+        <w:tc>
+          <w:tcPr>
+            <w:tcW w:type="dxa" w:w="1077"/>
+          </w:tcPr>
+          <w:p>
+            <w:pPr>
+              <w:spacing w:after="0"/>
+            </w:pPr>
+            <w:r/>
+            <w:r>
+              <w:rPr>
+                <w:sz w:val="13"/>
+              </w:rPr>
+              <w:t>—</w:t>
+            </w:r>
+          </w:p>
+        </w:tc>
+        <w:tc>
+          <w:tcPr>
+            <w:tcW w:type="dxa" w:w="794"/>
+          </w:tcPr>
+          <w:p>
+            <w:pPr>
+              <w:spacing w:after="0"/>
+            </w:pPr>
+            <w:r/>
+            <w:r>
+              <w:rPr>
+                <w:sz w:val="13"/>
+              </w:rPr>
+              <w:t>—</w:t>
+            </w:r>
+          </w:p>
+        </w:tc>
+        <w:tc>
+          <w:tcPr>
+            <w:tcW w:type="dxa" w:w="1814"/>
+          </w:tcPr>
+          <w:p>
+            <w:pPr>
+              <w:spacing w:after="0"/>
+            </w:pPr>
+            <w:r/>
+            <w:r>
+              <w:rPr>
+                <w:sz w:val="13"/>
+              </w:rPr>
+              <w:t>—</w:t>
+            </w:r>
+          </w:p>
+        </w:tc>
+        <w:tc>
+          <w:tcPr>
+            <w:tcW w:type="dxa" w:w="1644"/>
+            <w:shd w:val="clear" w:color="auto" w:fill="E3E6EA"/>
+          </w:tcPr>
+          <w:p>
+            <w:pPr>
+              <w:spacing w:after="0"/>
+            </w:pPr>
+            <w:r/>
+            <w:r>
+              <w:rPr>
+                <w:b/>
+                <w:sz w:val="13"/>
+              </w:rPr>
+              <w:t>Fuera de op.</w:t>
+            </w:r>
+          </w:p>
+        </w:tc>
+        <w:tc>
+          <w:tcPr>
+            <w:tcW w:type="dxa" w:w="2041"/>
+          </w:tcPr>
+          <w:p>
+            <w:pPr>
+              <w:spacing w:after="0"/>
+            </w:pPr>
+            <w:r/>
+            <w:r>
+              <w:rPr>
+                <w:sz w:val="13"/>
+              </w:rPr>
+            </w:r>
+          </w:p>
+        </w:tc>
+      </w:tr>
+      <w:tr>
+        <w:tc>
+          <w:tcPr>
+            <w:tcW w:type="dxa" w:w="1474"/>
+          </w:tcPr>
+          <w:p>
+            <w:pPr>
+              <w:spacing w:after="0"/>
+            </w:pPr>
+            <w:r/>
+            <w:r>
+              <w:rPr>
+                <w:sz w:val="13"/>
+              </w:rPr>
+              <w:t>ECM-31107D-B</w:t>
+            </w:r>
+          </w:p>
+        </w:tc>
+        <w:tc>
+          <w:tcPr>
+            <w:tcW w:type="dxa" w:w="1361"/>
+          </w:tcPr>
+          <w:p>
+            <w:pPr>
+              <w:spacing w:after="0"/>
+            </w:pPr>
+            <w:r/>
+            <w:r>
+              <w:rPr>
+                <w:sz w:val="13"/>
+              </w:rPr>
+              <w:t>30 / 40.0</w:t>
+            </w:r>
+          </w:p>
+        </w:tc>
+        <w:tc>
+          <w:tcPr>
+            <w:tcW w:type="dxa" w:w="1077"/>
+          </w:tcPr>
+          <w:p>
+            <w:pPr>
+              <w:spacing w:after="0"/>
+            </w:pPr>
+            <w:r/>
+            <w:r>
+              <w:rPr>
+                <w:sz w:val="13"/>
+              </w:rPr>
+              <w:t>22.3</w:t>
+            </w:r>
+          </w:p>
+        </w:tc>
+        <w:tc>
+          <w:tcPr>
+            <w:tcW w:type="dxa" w:w="794"/>
+          </w:tcPr>
+          <w:p>
+            <w:pPr>
+              <w:spacing w:after="0"/>
+            </w:pPr>
+            <w:r/>
+            <w:r>
+              <w:rPr>
+                <w:sz w:val="13"/>
+              </w:rPr>
+              <w:t>56 %</w:t>
+            </w:r>
+          </w:p>
+        </w:tc>
+        <w:tc>
+          <w:tcPr>
+            <w:tcW w:type="dxa" w:w="1814"/>
+          </w:tcPr>
+          <w:p>
+            <w:pPr>
+              <w:spacing w:after="0"/>
+            </w:pPr>
+            <w:r/>
+            <w:r>
+              <w:rPr>
+                <w:sz w:val="13"/>
+              </w:rPr>
+              <w:t>39 / 42 / 38</w:t>
+            </w:r>
+          </w:p>
+        </w:tc>
+        <w:tc>
+          <w:tcPr>
+            <w:tcW w:type="dxa" w:w="1644"/>
+          </w:tcPr>
+          <w:p>
+            <w:pPr>
+              <w:spacing w:after="0"/>
+            </w:pPr>
+            <w:r/>
+            <w:r>
+              <w:rPr>
+                <w:sz w:val="13"/>
+              </w:rPr>
+              <w:t>Opera</w:t>
+            </w:r>
+          </w:p>
+        </w:tc>
+        <w:tc>
+          <w:tcPr>
+            <w:tcW w:type="dxa" w:w="2041"/>
+            <w:shd w:val="clear" w:color="auto" w:fill="FBE3A6"/>
+          </w:tcPr>
+          <w:p>
+            <w:pPr>
+              <w:spacing w:after="0"/>
+            </w:pPr>
+            <w:r/>
+            <w:r>
+              <w:rPr>
+                <w:b/>
+                <w:sz w:val="13"/>
+              </w:rPr>
+              <w:t>Ruido lado cople</w:t>
+            </w:r>
+          </w:p>
+        </w:tc>
+      </w:tr>
+      <w:tr>
+        <w:tc>
+          <w:tcPr>
+            <w:tcW w:type="dxa" w:w="1474"/>
+          </w:tcPr>
+          <w:p>
+            <w:pPr>
+              <w:spacing w:after="0"/>
+            </w:pPr>
+            <w:r/>
+            <w:r>
+              <w:rPr>
+                <w:sz w:val="13"/>
+              </w:rPr>
+              <w:t>ECM-31110A-A</w:t>
+            </w:r>
+          </w:p>
+        </w:tc>
+        <w:tc>
+          <w:tcPr>
+            <w:tcW w:type="dxa" w:w="1361"/>
+          </w:tcPr>
+          <w:p>
+            <w:pPr>
+              <w:spacing w:after="0"/>
+            </w:pPr>
+            <w:r/>
+            <w:r>
+              <w:rPr>
+                <w:sz w:val="13"/>
+              </w:rPr>
+              <w:t>30 / 40.0</w:t>
+            </w:r>
+          </w:p>
+        </w:tc>
+        <w:tc>
+          <w:tcPr>
+            <w:tcW w:type="dxa" w:w="1077"/>
+          </w:tcPr>
+          <w:p>
+            <w:pPr>
+              <w:spacing w:after="0"/>
+            </w:pPr>
+            <w:r/>
+            <w:r>
+              <w:rPr>
+                <w:sz w:val="13"/>
+              </w:rPr>
+              <w:t>22</w:t>
+            </w:r>
+          </w:p>
+        </w:tc>
+        <w:tc>
+          <w:tcPr>
+            <w:tcW w:type="dxa" w:w="794"/>
+          </w:tcPr>
+          <w:p>
+            <w:pPr>
+              <w:spacing w:after="0"/>
+            </w:pPr>
+            <w:r/>
+            <w:r>
+              <w:rPr>
+                <w:sz w:val="13"/>
+              </w:rPr>
+              <w:t>55 %</w:t>
+            </w:r>
+          </w:p>
+        </w:tc>
+        <w:tc>
+          <w:tcPr>
+            <w:tcW w:type="dxa" w:w="1814"/>
+          </w:tcPr>
+          <w:p>
+            <w:pPr>
+              <w:spacing w:after="0"/>
+            </w:pPr>
+            <w:r/>
+            <w:r>
+              <w:rPr>
+                <w:sz w:val="13"/>
+              </w:rPr>
+              <w:t>38 / 35 / 35</w:t>
+            </w:r>
+          </w:p>
+        </w:tc>
+        <w:tc>
+          <w:tcPr>
+            <w:tcW w:type="dxa" w:w="1644"/>
+          </w:tcPr>
+          <w:p>
+            <w:pPr>
+              <w:spacing w:after="0"/>
+            </w:pPr>
+            <w:r/>
+            <w:r>
+              <w:rPr>
+                <w:sz w:val="13"/>
+              </w:rPr>
+              <w:t>Opera</w:t>
+            </w:r>
+          </w:p>
+        </w:tc>
+        <w:tc>
+          <w:tcPr>
+            <w:tcW w:type="dxa" w:w="2041"/>
+          </w:tcPr>
+          <w:p>
+            <w:pPr>
+              <w:spacing w:after="0"/>
+            </w:pPr>
+            <w:r/>
+            <w:r>
+              <w:rPr>
+                <w:sz w:val="13"/>
+              </w:rPr>
+            </w:r>
+          </w:p>
+        </w:tc>
+      </w:tr>
+      <w:tr>
+        <w:tc>
+          <w:tcPr>
+            <w:tcW w:type="dxa" w:w="1474"/>
+          </w:tcPr>
+          <w:p>
+            <w:pPr>
+              <w:spacing w:after="0"/>
+            </w:pPr>
+            <w:r/>
+            <w:r>
+              <w:rPr>
+                <w:sz w:val="13"/>
+              </w:rPr>
+              <w:t>ECM-31110A-B</w:t>
+            </w:r>
+          </w:p>
+        </w:tc>
+        <w:tc>
+          <w:tcPr>
+            <w:tcW w:type="dxa" w:w="1361"/>
+          </w:tcPr>
+          <w:p>
+            <w:pPr>
+              <w:spacing w:after="0"/>
+            </w:pPr>
+            <w:r/>
+            <w:r>
+              <w:rPr>
+                <w:sz w:val="13"/>
+              </w:rPr>
+              <w:t>30 / 40.0</w:t>
+            </w:r>
+          </w:p>
+        </w:tc>
+        <w:tc>
+          <w:tcPr>
+            <w:tcW w:type="dxa" w:w="1077"/>
+          </w:tcPr>
+          <w:p>
+            <w:pPr>
+              <w:spacing w:after="0"/>
+            </w:pPr>
+            <w:r/>
+            <w:r>
+              <w:rPr>
+                <w:sz w:val="13"/>
+              </w:rPr>
+              <w:t>—</w:t>
+            </w:r>
+          </w:p>
+        </w:tc>
+        <w:tc>
+          <w:tcPr>
+            <w:tcW w:type="dxa" w:w="794"/>
+          </w:tcPr>
+          <w:p>
+            <w:pPr>
+              <w:spacing w:after="0"/>
+            </w:pPr>
+            <w:r/>
+            <w:r>
+              <w:rPr>
+                <w:sz w:val="13"/>
+              </w:rPr>
+              <w:t>—</w:t>
+            </w:r>
+          </w:p>
+        </w:tc>
+        <w:tc>
+          <w:tcPr>
+            <w:tcW w:type="dxa" w:w="1814"/>
+          </w:tcPr>
+          <w:p>
+            <w:pPr>
+              <w:spacing w:after="0"/>
+            </w:pPr>
+            <w:r/>
+            <w:r>
+              <w:rPr>
+                <w:sz w:val="13"/>
+              </w:rPr>
+              <w:t>—</w:t>
+            </w:r>
+          </w:p>
+        </w:tc>
+        <w:tc>
+          <w:tcPr>
+            <w:tcW w:type="dxa" w:w="1644"/>
+            <w:shd w:val="clear" w:color="auto" w:fill="E3E6EA"/>
+          </w:tcPr>
+          <w:p>
+            <w:pPr>
+              <w:spacing w:after="0"/>
+            </w:pPr>
+            <w:r/>
+            <w:r>
+              <w:rPr>
+                <w:b/>
+                <w:sz w:val="13"/>
+              </w:rPr>
+              <w:t>Fuera de op.</w:t>
+            </w:r>
+          </w:p>
+        </w:tc>
+        <w:tc>
+          <w:tcPr>
+            <w:tcW w:type="dxa" w:w="2041"/>
+          </w:tcPr>
+          <w:p>
+            <w:pPr>
+              <w:spacing w:after="0"/>
+            </w:pPr>
+            <w:r/>
+            <w:r>
+              <w:rPr>
+                <w:sz w:val="13"/>
+              </w:rPr>
+            </w:r>
+          </w:p>
+        </w:tc>
+      </w:tr>
+      <w:tr>
+        <w:tc>
+          <w:tcPr>
+            <w:tcW w:type="dxa" w:w="1474"/>
+          </w:tcPr>
+          <w:p>
+            <w:pPr>
+              <w:spacing w:after="0"/>
+            </w:pPr>
+            <w:r/>
+            <w:r>
+              <w:rPr>
+                <w:sz w:val="13"/>
+              </w:rPr>
+              <w:t>ECM-31110B-A</w:t>
+            </w:r>
+          </w:p>
+        </w:tc>
+        <w:tc>
+          <w:tcPr>
+            <w:tcW w:type="dxa" w:w="1361"/>
+          </w:tcPr>
+          <w:p>
+            <w:pPr>
+              <w:spacing w:after="0"/>
+            </w:pPr>
+            <w:r/>
+            <w:r>
+              <w:rPr>
+                <w:sz w:val="13"/>
+              </w:rPr>
+              <w:t>30 / 40.0</w:t>
+            </w:r>
+          </w:p>
+        </w:tc>
+        <w:tc>
+          <w:tcPr>
+            <w:tcW w:type="dxa" w:w="1077"/>
+          </w:tcPr>
+          <w:p>
+            <w:pPr>
+              <w:spacing w:after="0"/>
+            </w:pPr>
+            <w:r/>
+            <w:r>
+              <w:rPr>
+                <w:sz w:val="13"/>
+              </w:rPr>
+              <w:t>22</w:t>
+            </w:r>
+          </w:p>
+        </w:tc>
+        <w:tc>
+          <w:tcPr>
+            <w:tcW w:type="dxa" w:w="794"/>
+          </w:tcPr>
+          <w:p>
+            <w:pPr>
+              <w:spacing w:after="0"/>
+            </w:pPr>
+            <w:r/>
+            <w:r>
+              <w:rPr>
+                <w:sz w:val="13"/>
+              </w:rPr>
+              <w:t>55 %</w:t>
+            </w:r>
+          </w:p>
+        </w:tc>
+        <w:tc>
+          <w:tcPr>
+            <w:tcW w:type="dxa" w:w="1814"/>
+          </w:tcPr>
+          <w:p>
+            <w:pPr>
+              <w:spacing w:after="0"/>
+            </w:pPr>
+            <w:r/>
+            <w:r>
+              <w:rPr>
+                <w:sz w:val="13"/>
+              </w:rPr>
+              <w:t>44 / 41 / 39</w:t>
+            </w:r>
+          </w:p>
+        </w:tc>
+        <w:tc>
+          <w:tcPr>
+            <w:tcW w:type="dxa" w:w="1644"/>
+          </w:tcPr>
+          <w:p>
+            <w:pPr>
+              <w:spacing w:after="0"/>
+            </w:pPr>
+            <w:r/>
+            <w:r>
+              <w:rPr>
+                <w:sz w:val="13"/>
+              </w:rPr>
+              <w:t>Opera</w:t>
+            </w:r>
+          </w:p>
+        </w:tc>
+        <w:tc>
+          <w:tcPr>
+            <w:tcW w:type="dxa" w:w="2041"/>
+          </w:tcPr>
+          <w:p>
+            <w:pPr>
+              <w:spacing w:after="0"/>
+            </w:pPr>
+            <w:r/>
+            <w:r>
+              <w:rPr>
+                <w:sz w:val="13"/>
+              </w:rPr>
+            </w:r>
+          </w:p>
+        </w:tc>
+      </w:tr>
+      <w:tr>
+        <w:tc>
+          <w:tcPr>
+            <w:tcW w:type="dxa" w:w="1474"/>
+          </w:tcPr>
+          <w:p>
+            <w:pPr>
+              <w:spacing w:after="0"/>
+            </w:pPr>
+            <w:r/>
+            <w:r>
+              <w:rPr>
+                <w:sz w:val="13"/>
+              </w:rPr>
+              <w:t>ECM-31110B-B</w:t>
+            </w:r>
+          </w:p>
+        </w:tc>
+        <w:tc>
+          <w:tcPr>
+            <w:tcW w:type="dxa" w:w="1361"/>
+          </w:tcPr>
+          <w:p>
+            <w:pPr>
+              <w:spacing w:after="0"/>
+            </w:pPr>
+            <w:r/>
+            <w:r>
+              <w:rPr>
+                <w:sz w:val="13"/>
+              </w:rPr>
+              <w:t>30 / 40.0</w:t>
+            </w:r>
+          </w:p>
+        </w:tc>
+        <w:tc>
+          <w:tcPr>
+            <w:tcW w:type="dxa" w:w="1077"/>
+          </w:tcPr>
+          <w:p>
+            <w:pPr>
+              <w:spacing w:after="0"/>
+            </w:pPr>
+            <w:r/>
+            <w:r>
+              <w:rPr>
+                <w:sz w:val="13"/>
+              </w:rPr>
+              <w:t>22</w:t>
+            </w:r>
+          </w:p>
+        </w:tc>
+        <w:tc>
+          <w:tcPr>
+            <w:tcW w:type="dxa" w:w="794"/>
+          </w:tcPr>
+          <w:p>
+            <w:pPr>
+              <w:spacing w:after="0"/>
+            </w:pPr>
+            <w:r/>
+            <w:r>
+              <w:rPr>
+                <w:sz w:val="13"/>
+              </w:rPr>
+              <w:t>55 %</w:t>
+            </w:r>
+          </w:p>
+        </w:tc>
+        <w:tc>
+          <w:tcPr>
+            <w:tcW w:type="dxa" w:w="1814"/>
+          </w:tcPr>
+          <w:p>
+            <w:pPr>
+              <w:spacing w:after="0"/>
+            </w:pPr>
+            <w:r/>
+            <w:r>
+              <w:rPr>
+                <w:sz w:val="13"/>
+              </w:rPr>
+              <w:t>47 / 36 / 36</w:t>
+            </w:r>
+          </w:p>
+        </w:tc>
+        <w:tc>
+          <w:tcPr>
+            <w:tcW w:type="dxa" w:w="1644"/>
+          </w:tcPr>
+          <w:p>
+            <w:pPr>
+              <w:spacing w:after="0"/>
+            </w:pPr>
+            <w:r/>
+            <w:r>
+              <w:rPr>
+                <w:sz w:val="13"/>
+              </w:rPr>
+              <w:t>Opera</w:t>
+            </w:r>
+          </w:p>
+        </w:tc>
+        <w:tc>
+          <w:tcPr>
+            <w:tcW w:type="dxa" w:w="2041"/>
+          </w:tcPr>
+          <w:p>
+            <w:pPr>
+              <w:spacing w:after="0"/>
+            </w:pPr>
+            <w:r/>
+            <w:r>
+              <w:rPr>
+                <w:sz w:val="13"/>
+              </w:rPr>
+            </w:r>
+          </w:p>
+        </w:tc>
+      </w:tr>
+      <w:tr>
+        <w:tc>
+          <w:tcPr>
+            <w:tcW w:type="dxa" w:w="1474"/>
+          </w:tcPr>
+          <w:p>
+            <w:pPr>
+              <w:spacing w:after="0"/>
+            </w:pPr>
+            <w:r/>
+            <w:r>
+              <w:rPr>
+                <w:sz w:val="13"/>
+              </w:rPr>
+              <w:t>ECM-31110C-A</w:t>
+            </w:r>
+          </w:p>
+        </w:tc>
+        <w:tc>
+          <w:tcPr>
+            <w:tcW w:type="dxa" w:w="1361"/>
+          </w:tcPr>
+          <w:p>
+            <w:pPr>
+              <w:spacing w:after="0"/>
+            </w:pPr>
+            <w:r/>
+            <w:r>
+              <w:rPr>
+                <w:sz w:val="13"/>
+              </w:rPr>
+              <w:t>30 / 40.0</w:t>
+            </w:r>
+          </w:p>
+        </w:tc>
+        <w:tc>
+          <w:tcPr>
+            <w:tcW w:type="dxa" w:w="1077"/>
+          </w:tcPr>
+          <w:p>
+            <w:pPr>
+              <w:spacing w:after="0"/>
+            </w:pPr>
+            <w:r/>
+            <w:r>
+              <w:rPr>
+                <w:sz w:val="13"/>
+              </w:rPr>
+              <w:t>—</w:t>
+            </w:r>
+          </w:p>
+        </w:tc>
+        <w:tc>
+          <w:tcPr>
+            <w:tcW w:type="dxa" w:w="794"/>
+          </w:tcPr>
+          <w:p>
+            <w:pPr>
+              <w:spacing w:after="0"/>
+            </w:pPr>
+            <w:r/>
+            <w:r>
+              <w:rPr>
+                <w:sz w:val="13"/>
+              </w:rPr>
+              <w:t>—</w:t>
+            </w:r>
+          </w:p>
+        </w:tc>
+        <w:tc>
+          <w:tcPr>
+            <w:tcW w:type="dxa" w:w="1814"/>
+          </w:tcPr>
+          <w:p>
+            <w:pPr>
+              <w:spacing w:after="0"/>
+            </w:pPr>
+            <w:r/>
+            <w:r>
+              <w:rPr>
+                <w:sz w:val="13"/>
+              </w:rPr>
+              <w:t>—</w:t>
+            </w:r>
+          </w:p>
+        </w:tc>
+        <w:tc>
+          <w:tcPr>
+            <w:tcW w:type="dxa" w:w="1644"/>
+            <w:shd w:val="clear" w:color="auto" w:fill="E3E6EA"/>
+          </w:tcPr>
+          <w:p>
+            <w:pPr>
+              <w:spacing w:after="0"/>
+            </w:pPr>
+            <w:r/>
+            <w:r>
+              <w:rPr>
+                <w:b/>
+                <w:sz w:val="13"/>
+              </w:rPr>
+              <w:t>Fuera de op. · mantto.</w:t>
+            </w:r>
+          </w:p>
+        </w:tc>
+        <w:tc>
+          <w:tcPr>
+            <w:tcW w:type="dxa" w:w="2041"/>
+          </w:tcPr>
+          <w:p>
+            <w:pPr>
+              <w:spacing w:after="0"/>
+            </w:pPr>
+            <w:r/>
+            <w:r>
+              <w:rPr>
+                <w:sz w:val="13"/>
+              </w:rPr>
+              <w:t>Sin guarda; en mantenimiento</w:t>
+            </w:r>
+          </w:p>
+        </w:tc>
+      </w:tr>
+      <w:tr>
+        <w:tc>
+          <w:tcPr>
+            <w:tcW w:type="dxa" w:w="1474"/>
+          </w:tcPr>
+          <w:p>
+            <w:pPr>
+              <w:spacing w:after="0"/>
+            </w:pPr>
+            <w:r/>
+            <w:r>
+              <w:rPr>
+                <w:sz w:val="13"/>
+              </w:rPr>
+              <w:t>ECM-31110C-B</w:t>
+            </w:r>
+          </w:p>
+        </w:tc>
+        <w:tc>
+          <w:tcPr>
+            <w:tcW w:type="dxa" w:w="1361"/>
+          </w:tcPr>
+          <w:p>
+            <w:pPr>
+              <w:spacing w:after="0"/>
+            </w:pPr>
+            <w:r/>
+            <w:r>
+              <w:rPr>
+                <w:sz w:val="13"/>
+              </w:rPr>
+              <w:t>30 / 40.0</w:t>
+            </w:r>
+          </w:p>
+        </w:tc>
+        <w:tc>
+          <w:tcPr>
+            <w:tcW w:type="dxa" w:w="1077"/>
+          </w:tcPr>
+          <w:p>
+            <w:pPr>
+              <w:spacing w:after="0"/>
+            </w:pPr>
+            <w:r/>
+            <w:r>
+              <w:rPr>
+                <w:sz w:val="13"/>
+              </w:rPr>
+              <w:t>22</w:t>
+            </w:r>
+          </w:p>
+        </w:tc>
+        <w:tc>
+          <w:tcPr>
+            <w:tcW w:type="dxa" w:w="794"/>
+          </w:tcPr>
+          <w:p>
+            <w:pPr>
+              <w:spacing w:after="0"/>
+            </w:pPr>
+            <w:r/>
+            <w:r>
+              <w:rPr>
+                <w:sz w:val="13"/>
+              </w:rPr>
+              <w:t>55 %</w:t>
+            </w:r>
+          </w:p>
+        </w:tc>
+        <w:tc>
+          <w:tcPr>
+            <w:tcW w:type="dxa" w:w="1814"/>
+          </w:tcPr>
+          <w:p>
+            <w:pPr>
+              <w:spacing w:after="0"/>
+            </w:pPr>
+            <w:r/>
+            <w:r>
+              <w:rPr>
+                <w:sz w:val="13"/>
+              </w:rPr>
+              <w:t>45 / 39 / 36</w:t>
+            </w:r>
+          </w:p>
+        </w:tc>
+        <w:tc>
+          <w:tcPr>
+            <w:tcW w:type="dxa" w:w="1644"/>
+          </w:tcPr>
+          <w:p>
+            <w:pPr>
+              <w:spacing w:after="0"/>
+            </w:pPr>
+            <w:r/>
+            <w:r>
+              <w:rPr>
+                <w:sz w:val="13"/>
+              </w:rPr>
+              <w:t>Opera</w:t>
+            </w:r>
+          </w:p>
+        </w:tc>
+        <w:tc>
+          <w:tcPr>
+            <w:tcW w:type="dxa" w:w="2041"/>
+          </w:tcPr>
+          <w:p>
+            <w:pPr>
+              <w:spacing w:after="0"/>
+            </w:pPr>
+            <w:r/>
+            <w:r>
+              <w:rPr>
+                <w:sz w:val="13"/>
+              </w:rPr>
+            </w:r>
+          </w:p>
+        </w:tc>
+      </w:tr>
+      <w:tr>
+        <w:tc>
+          <w:tcPr>
+            <w:tcW w:type="dxa" w:w="1474"/>
+          </w:tcPr>
+          <w:p>
+            <w:pPr>
+              <w:spacing w:after="0"/>
+            </w:pPr>
+            <w:r/>
+            <w:r>
+              <w:rPr>
+                <w:sz w:val="13"/>
+              </w:rPr>
+              <w:t>ECM-31110D-A</w:t>
+            </w:r>
+          </w:p>
+        </w:tc>
+        <w:tc>
+          <w:tcPr>
+            <w:tcW w:type="dxa" w:w="1361"/>
+          </w:tcPr>
+          <w:p>
+            <w:pPr>
+              <w:spacing w:after="0"/>
+            </w:pPr>
+            <w:r/>
+            <w:r>
+              <w:rPr>
+                <w:sz w:val="13"/>
+              </w:rPr>
+              <w:t>30 / 40.0</w:t>
+            </w:r>
+          </w:p>
+        </w:tc>
+        <w:tc>
+          <w:tcPr>
+            <w:tcW w:type="dxa" w:w="1077"/>
+          </w:tcPr>
+          <w:p>
+            <w:pPr>
+              <w:spacing w:after="0"/>
+            </w:pPr>
+            <w:r/>
+            <w:r>
+              <w:rPr>
+                <w:sz w:val="13"/>
+              </w:rPr>
+              <w:t>22</w:t>
+            </w:r>
+          </w:p>
+        </w:tc>
+        <w:tc>
+          <w:tcPr>
+            <w:tcW w:type="dxa" w:w="794"/>
+          </w:tcPr>
+          <w:p>
+            <w:pPr>
+              <w:spacing w:after="0"/>
+            </w:pPr>
+            <w:r/>
+            <w:r>
+              <w:rPr>
+                <w:sz w:val="13"/>
+              </w:rPr>
+              <w:t>55 %</w:t>
+            </w:r>
+          </w:p>
+        </w:tc>
+        <w:tc>
+          <w:tcPr>
+            <w:tcW w:type="dxa" w:w="1814"/>
+          </w:tcPr>
+          <w:p>
+            <w:pPr>
+              <w:spacing w:after="0"/>
+            </w:pPr>
+            <w:r/>
+            <w:r>
+              <w:rPr>
+                <w:sz w:val="13"/>
+              </w:rPr>
+              <w:t>49 / 36 / 41</w:t>
+            </w:r>
+          </w:p>
+        </w:tc>
+        <w:tc>
+          <w:tcPr>
+            <w:tcW w:type="dxa" w:w="1644"/>
+          </w:tcPr>
+          <w:p>
+            <w:pPr>
+              <w:spacing w:after="0"/>
+            </w:pPr>
+            <w:r/>
+            <w:r>
+              <w:rPr>
+                <w:sz w:val="13"/>
+              </w:rPr>
+              <w:t>Opera</w:t>
+            </w:r>
+          </w:p>
+        </w:tc>
+        <w:tc>
+          <w:tcPr>
+            <w:tcW w:type="dxa" w:w="2041"/>
+          </w:tcPr>
+          <w:p>
+            <w:pPr>
+              <w:spacing w:after="0"/>
+            </w:pPr>
+            <w:r/>
+            <w:r>
+              <w:rPr>
+                <w:sz w:val="13"/>
+              </w:rPr>
+            </w:r>
+          </w:p>
+        </w:tc>
+      </w:tr>
+      <w:tr>
+        <w:tc>
+          <w:tcPr>
+            <w:tcW w:type="dxa" w:w="1474"/>
+          </w:tcPr>
+          <w:p>
+            <w:pPr>
+              <w:spacing w:after="0"/>
+            </w:pPr>
+            <w:r/>
+            <w:r>
+              <w:rPr>
+                <w:sz w:val="13"/>
+              </w:rPr>
+              <w:t>ECM-31110D-B</w:t>
+            </w:r>
+          </w:p>
+        </w:tc>
+        <w:tc>
+          <w:tcPr>
+            <w:tcW w:type="dxa" w:w="1361"/>
+          </w:tcPr>
+          <w:p>
+            <w:pPr>
+              <w:spacing w:after="0"/>
+            </w:pPr>
+            <w:r/>
+            <w:r>
+              <w:rPr>
+                <w:sz w:val="13"/>
+              </w:rPr>
+              <w:t>30 / 40.0</w:t>
+            </w:r>
+          </w:p>
+        </w:tc>
+        <w:tc>
+          <w:tcPr>
+            <w:tcW w:type="dxa" w:w="1077"/>
+          </w:tcPr>
+          <w:p>
+            <w:pPr>
+              <w:spacing w:after="0"/>
+            </w:pPr>
+            <w:r/>
+            <w:r>
+              <w:rPr>
+                <w:sz w:val="13"/>
+              </w:rPr>
+              <w:t>21.3</w:t>
+            </w:r>
+          </w:p>
+        </w:tc>
+        <w:tc>
+          <w:tcPr>
+            <w:tcW w:type="dxa" w:w="794"/>
+          </w:tcPr>
+          <w:p>
+            <w:pPr>
+              <w:spacing w:after="0"/>
+            </w:pPr>
+            <w:r/>
+            <w:r>
+              <w:rPr>
+                <w:sz w:val="13"/>
+              </w:rPr>
+              <w:t>53 %</w:t>
+            </w:r>
+          </w:p>
+        </w:tc>
+        <w:tc>
+          <w:tcPr>
+            <w:tcW w:type="dxa" w:w="1814"/>
+          </w:tcPr>
+          <w:p>
+            <w:pPr>
+              <w:spacing w:after="0"/>
+            </w:pPr>
+            <w:r/>
+            <w:r>
+              <w:rPr>
+                <w:sz w:val="13"/>
+              </w:rPr>
+              <w:t>46 / 44 / 40</w:t>
+            </w:r>
+          </w:p>
+        </w:tc>
+        <w:tc>
+          <w:tcPr>
+            <w:tcW w:type="dxa" w:w="1644"/>
+          </w:tcPr>
+          <w:p>
+            <w:pPr>
+              <w:spacing w:after="0"/>
+            </w:pPr>
+            <w:r/>
+            <w:r>
+              <w:rPr>
+                <w:sz w:val="13"/>
+              </w:rPr>
+              <w:t>Opera</w:t>
+            </w:r>
+          </w:p>
+        </w:tc>
+        <w:tc>
+          <w:tcPr>
+            <w:tcW w:type="dxa" w:w="2041"/>
+          </w:tcPr>
+          <w:p>
+            <w:pPr>
+              <w:spacing w:after="0"/>
+            </w:pPr>
+            <w:r/>
+            <w:r>
+              <w:rPr>
+                <w:sz w:val="13"/>
+              </w:rPr>
+            </w:r>
+          </w:p>
+        </w:tc>
+      </w:tr>
+    </w:tbl>
+    <w:p>
+      <w:pPr>
+        <w:spacing w:after="40"/>
+      </w:pPr>
+    </w:p>
+    <w:p>
+      <w:pPr>
+        <w:pStyle w:val="ListBullet"/>
+        <w:spacing w:after="40"/>
+      </w:pPr>
+      <w:r>
+        <w:rPr>
+          <w:b w:val="0"/>
+        </w:rPr>
+      </w:r>
+      <w:r>
+        <w:rPr>
+          <w:b/>
+        </w:rPr>
+        <w:t>Ruido anormal del lado cople (7 motores en operación):</w:t>
+      </w:r>
+      <w:r>
+        <w:rPr>
+          <w:b w:val="0"/>
+        </w:rPr>
+        <w:t xml:space="preserve"> ECM-31101A-A, ECM-31101C-A, ECM-31106A-B, ECM-31106C-A, ECM-31107A-A, ECM-31107C-A y ECM-31107D-B. [Seguro] están registrados en el formato; [Probable] primeras etapas de falla en cojinete lado cople o desalineación del acople, porque las temperaturas aún son normales (38-42 °C). El formato los califica satisfactorios.</w:t>
+      </w:r>
+    </w:p>
+    <w:p>
+      <w:pPr>
+        <w:pStyle w:val="ListBullet"/>
+        <w:spacing w:after="40"/>
+      </w:pPr>
+      <w:r>
+        <w:rPr>
+          <w:b w:val="0"/>
+        </w:rPr>
+      </w:r>
+      <w:r>
+        <w:rPr>
+          <w:b/>
+        </w:rPr>
+        <w:t>Temperatura lado cople:</w:t>
+      </w:r>
+      <w:r>
+        <w:rPr>
+          <w:b w:val="0"/>
+        </w:rPr>
+        <w:t xml:space="preserve"> [Seguro] ECM-31101B-A marca 64 °C (alarma 70 °C, mediana del grupo 41 °C: +23 °C) y ECM-31101B-B 57 °C (+16 °C); ambos de la misma unidad EC-31101 B1 con variador y 68 % de carga. ECM-31102A-A marca 55 °C contra 42 °C de su par ECM-31102A-B (+13 °C). Con 6 °C de margen a la alarma, ECM-31101B-A es prioridad.</w:t>
+      </w:r>
+    </w:p>
+    <w:p>
+      <w:pPr>
+        <w:pStyle w:val="ListBullet"/>
+        <w:spacing w:after="40"/>
+      </w:pPr>
+      <w:r>
+        <w:rPr>
+          <w:b w:val="0"/>
+        </w:rPr>
+      </w:r>
+      <w:r>
+        <w:rPr>
+          <w:b/>
+        </w:rPr>
+        <w:t>Disponibilidad:</w:t>
+      </w:r>
+      <w:r>
+        <w:rPr>
+          <w:b w:val="0"/>
+        </w:rPr>
+        <w:t xml:space="preserve"> [Seguro] 9 de 40 motores (22.5 %) fuera de operación y los dos motores de EC-31106 D1 están parados a la vez. Los códigos de causa capturados son ilegibles ("M.", "FO.", "N.", "7.", "Disponible."). ECM-31110C-A figura sin guarda y en mantenimiento.</w:t>
+      </w:r>
+    </w:p>
+    <w:p>
+      <w:pPr>
+        <w:pStyle w:val="ListBullet"/>
+        <w:spacing w:after="40"/>
+      </w:pPr>
+      <w:r>
+        <w:rPr>
+          <w:b w:val="0"/>
+        </w:rPr>
+      </w:r>
+      <w:r>
+        <w:rPr>
+          <w:b/>
+        </w:rPr>
+        <w:t>Eléctrico:</w:t>
+      </w:r>
+      <w:r>
+        <w:rPr>
+          <w:b w:val="0"/>
+        </w:rPr>
+        <w:t xml:space="preserve"> sin hallazgos. Corrientes en 34-84 % de placa, desbalance de corriente ≤ 4 % con resolución de 1 A (no concluyente) y tensiones dentro de ±3 %.</w:t>
+      </w:r>
+    </w:p>
+    <w:p>
+      <w:pPr>
+        <w:keepNext/>
+        <w:spacing w:before="200" w:after="60"/>
+        <w:pBdr>
+          <w:bottom w:val="single" w:sz="6" w:space="1" w:color="0B3A5E"/>
+        </w:pBdr>
+      </w:pPr>
+      <w:r>
+        <w:rPr>
+          <w:b/>
+          <w:color w:val="0B3A5E"/>
+          <w:sz w:val="24"/>
+        </w:rPr>
+        <w:t>5. Resultados Sector 4 — PH21 / HDTGO-1</w:t>
       </w:r>
     </w:p>
     <w:p>
@@ -4825,7 +13541,7 @@
           <w:color w:val="0B3A5E"/>
           <w:sz w:val="21"/>
         </w:rPr>
-        <w:t>4.1 Desbalance de tensión en CCM 480 V (12 CCM)</w:t>
+        <w:t>5.1 Desbalance de tensión en CCM 480 V (12 CCM)</w:t>
       </w:r>
     </w:p>
     <w:tbl>
@@ -6455,7 +15171,7 @@
           <w:color w:val="0B3A5E"/>
           <w:sz w:val="21"/>
         </w:rPr>
-        <w:t>4.2 Sistemas de fuerza ininterrumpida (SFI) — SE-24, HDTGO-1</w:t>
+        <w:t>5.2 Sistemas de fuerza ininterrumpida (SFI) — SE-24, HDTGO-1</w:t>
       </w:r>
     </w:p>
     <w:tbl>
@@ -6941,7 +15657,7 @@
           <w:color w:val="0B3A5E"/>
           <w:sz w:val="21"/>
         </w:rPr>
-        <w:t>4.3 Subestaciones, estado aparente (PO-002-6)</w:t>
+        <w:t>5.3 Subestaciones, estado aparente (PO-002-6)</w:t>
       </w:r>
     </w:p>
     <w:p>
@@ -7494,7 +16210,7 @@
           <w:color w:val="0B3A5E"/>
           <w:sz w:val="24"/>
         </w:rPr>
-        <w:t>5. Hallazgos priorizados y acciones</w:t>
+        <w:t>6. Hallazgos priorizados y acciones</w:t>
       </w:r>
     </w:p>
     <w:p>
@@ -8623,6 +17339,540 @@
               <w:rPr>
                 <w:sz w:val="14"/>
               </w:rPr>
+              <w:t>Soloaires S2: 7 motores con ruido lado cople (ECM-31101A-A, 31101C-A, 31106A-B, 31106C-A, 31107A-A, 31107C-A, 31107D-B)</w:t>
+            </w:r>
+          </w:p>
+        </w:tc>
+        <w:tc>
+          <w:tcPr>
+            <w:tcW w:type="dxa" w:w="2891"/>
+          </w:tcPr>
+          <w:p>
+            <w:pPr>
+              <w:spacing w:after="0"/>
+            </w:pPr>
+            <w:r/>
+            <w:r>
+              <w:rPr>
+                <w:sz w:val="14"/>
+              </w:rPr>
+              <w:t>Ruido anormal registrado en sitio con temperaturas aún normales. El formato los califica satisfactorios. [Seguro]</w:t>
+            </w:r>
+          </w:p>
+        </w:tc>
+        <w:tc>
+          <w:tcPr>
+            <w:tcW w:type="dxa" w:w="4309"/>
+          </w:tcPr>
+          <w:p>
+            <w:pPr>
+              <w:spacing w:after="0"/>
+            </w:pPr>
+            <w:r/>
+            <w:r>
+              <w:rPr>
+                <w:sz w:val="14"/>
+              </w:rPr>
+              <w:t>Análisis de vibraciones (ISO 20816-3) y ultrasonido de cojinete; revisar lubricación y alineación del acople; programar MCSA donde el motor tenga VFD.</w:t>
+            </w:r>
+          </w:p>
+        </w:tc>
+        <w:tc>
+          <w:tcPr>
+            <w:tcW w:type="dxa" w:w="510"/>
+            <w:shd w:val="clear" w:color="auto" w:fill="FBE3A6"/>
+          </w:tcPr>
+          <w:p>
+            <w:pPr>
+              <w:spacing w:after="0"/>
+            </w:pPr>
+            <w:r/>
+            <w:r>
+              <w:rPr>
+                <w:b/>
+                <w:sz w:val="14"/>
+              </w:rPr>
+              <w:t>P2</w:t>
+            </w:r>
+          </w:p>
+        </w:tc>
+      </w:tr>
+      <w:tr>
+        <w:tc>
+          <w:tcPr>
+            <w:tcW w:type="dxa" w:w="567"/>
+          </w:tcPr>
+          <w:p>
+            <w:pPr>
+              <w:spacing w:after="0"/>
+            </w:pPr>
+            <w:r/>
+            <w:r>
+              <w:rPr>
+                <w:sz w:val="14"/>
+              </w:rPr>
+              <w:t>H-13</w:t>
+            </w:r>
+          </w:p>
+        </w:tc>
+        <w:tc>
+          <w:tcPr>
+            <w:tcW w:type="dxa" w:w="1814"/>
+          </w:tcPr>
+          <w:p>
+            <w:pPr>
+              <w:spacing w:after="0"/>
+            </w:pPr>
+            <w:r/>
+            <w:r>
+              <w:rPr>
+                <w:sz w:val="14"/>
+              </w:rPr>
+              <w:t>ECM-31101B-A / B-B y ECM-31102A-A (S2)</w:t>
+            </w:r>
+          </w:p>
+        </w:tc>
+        <w:tc>
+          <w:tcPr>
+            <w:tcW w:type="dxa" w:w="2891"/>
+          </w:tcPr>
+          <w:p>
+            <w:pPr>
+              <w:spacing w:after="0"/>
+            </w:pPr>
+            <w:r/>
+            <w:r>
+              <w:rPr>
+                <w:sz w:val="14"/>
+              </w:rPr>
+              <w:t>Temperatura lado cople 64, 57 y 55 °C (mediana 41 °C; alarma 70 °C). [Seguro]</w:t>
+            </w:r>
+          </w:p>
+        </w:tc>
+        <w:tc>
+          <w:tcPr>
+            <w:tcW w:type="dxa" w:w="4309"/>
+          </w:tcPr>
+          <w:p>
+            <w:pPr>
+              <w:spacing w:after="0"/>
+            </w:pPr>
+            <w:r/>
+            <w:r>
+              <w:rPr>
+                <w:sz w:val="14"/>
+              </w:rPr>
+              <w:t>Vibración y lubricación inmediata en ECM-31101B-A; re-medición a 7 días; considerar paro programado si pasa de 70 °C.</w:t>
+            </w:r>
+          </w:p>
+        </w:tc>
+        <w:tc>
+          <w:tcPr>
+            <w:tcW w:type="dxa" w:w="510"/>
+            <w:shd w:val="clear" w:color="auto" w:fill="FBE3A6"/>
+          </w:tcPr>
+          <w:p>
+            <w:pPr>
+              <w:spacing w:after="0"/>
+            </w:pPr>
+            <w:r/>
+            <w:r>
+              <w:rPr>
+                <w:b/>
+                <w:sz w:val="14"/>
+              </w:rPr>
+              <w:t>P2</w:t>
+            </w:r>
+          </w:p>
+        </w:tc>
+      </w:tr>
+      <w:tr>
+        <w:tc>
+          <w:tcPr>
+            <w:tcW w:type="dxa" w:w="567"/>
+          </w:tcPr>
+          <w:p>
+            <w:pPr>
+              <w:spacing w:after="0"/>
+            </w:pPr>
+            <w:r/>
+            <w:r>
+              <w:rPr>
+                <w:sz w:val="14"/>
+              </w:rPr>
+              <w:t>H-14</w:t>
+            </w:r>
+          </w:p>
+        </w:tc>
+        <w:tc>
+          <w:tcPr>
+            <w:tcW w:type="dxa" w:w="1814"/>
+          </w:tcPr>
+          <w:p>
+            <w:pPr>
+              <w:spacing w:after="0"/>
+            </w:pPr>
+            <w:r/>
+            <w:r>
+              <w:rPr>
+                <w:sz w:val="14"/>
+              </w:rPr>
+              <w:t>BVIM-11201 A / B (UDC2)</w:t>
+            </w:r>
+          </w:p>
+        </w:tc>
+        <w:tc>
+          <w:tcPr>
+            <w:tcW w:type="dxa" w:w="2891"/>
+          </w:tcPr>
+          <w:p>
+            <w:pPr>
+              <w:spacing w:after="0"/>
+            </w:pPr>
+            <w:r/>
+            <w:r>
+              <w:rPr>
+                <w:sz w:val="14"/>
+              </w:rPr>
+              <w:t>Sensores de cojinete con 4-11 °C y 0 °C, y diferencias de 16-23 °C entre T3/T4. Motor de 215 HP, 4 kV, sin monitoreo válido. [Seguro]</w:t>
+            </w:r>
+          </w:p>
+        </w:tc>
+        <w:tc>
+          <w:tcPr>
+            <w:tcW w:type="dxa" w:w="4309"/>
+          </w:tcPr>
+          <w:p>
+            <w:pPr>
+              <w:spacing w:after="0"/>
+            </w:pPr>
+            <w:r/>
+            <w:r>
+              <w:rPr>
+                <w:sz w:val="14"/>
+              </w:rPr>
+              <w:t>Revisar RTD y cableado a su módulo; verificar contra pirómetro; reemplazar sensores; generar aviso IW21.</w:t>
+            </w:r>
+          </w:p>
+        </w:tc>
+        <w:tc>
+          <w:tcPr>
+            <w:tcW w:type="dxa" w:w="510"/>
+            <w:shd w:val="clear" w:color="auto" w:fill="FBE3A6"/>
+          </w:tcPr>
+          <w:p>
+            <w:pPr>
+              <w:spacing w:after="0"/>
+            </w:pPr>
+            <w:r/>
+            <w:r>
+              <w:rPr>
+                <w:b/>
+                <w:sz w:val="14"/>
+              </w:rPr>
+              <w:t>P2</w:t>
+            </w:r>
+          </w:p>
+        </w:tc>
+      </w:tr>
+      <w:tr>
+        <w:tc>
+          <w:tcPr>
+            <w:tcW w:type="dxa" w:w="567"/>
+          </w:tcPr>
+          <w:p>
+            <w:pPr>
+              <w:spacing w:after="0"/>
+            </w:pPr>
+            <w:r/>
+            <w:r>
+              <w:rPr>
+                <w:sz w:val="14"/>
+              </w:rPr>
+              <w:t>H-15</w:t>
+            </w:r>
+          </w:p>
+        </w:tc>
+        <w:tc>
+          <w:tcPr>
+            <w:tcW w:type="dxa" w:w="1814"/>
+          </w:tcPr>
+          <w:p>
+            <w:pPr>
+              <w:spacing w:after="0"/>
+            </w:pPr>
+            <w:r/>
+            <w:r>
+              <w:rPr>
+                <w:sz w:val="14"/>
+              </w:rPr>
+              <w:t>GAM-11202 B, GAM-11103 A, BVIM-11201 B (S1)</w:t>
+            </w:r>
+          </w:p>
+        </w:tc>
+        <w:tc>
+          <w:tcPr>
+            <w:tcW w:type="dxa" w:w="2891"/>
+          </w:tcPr>
+          <w:p>
+            <w:pPr>
+              <w:spacing w:after="0"/>
+            </w:pPr>
+            <w:r/>
+            <w:r>
+              <w:rPr>
+                <w:sz w:val="14"/>
+              </w:rPr>
+              <w:t>Reserva energizada con 74-75 A reactivos (≈ 535 kVA); GAM-11103 A a F.P. 0.44 con 235 kW. [Probable]</w:t>
+            </w:r>
+          </w:p>
+        </w:tc>
+        <w:tc>
+          <w:tcPr>
+            <w:tcW w:type="dxa" w:w="4309"/>
+          </w:tcPr>
+          <w:p>
+            <w:pPr>
+              <w:spacing w:after="0"/>
+            </w:pPr>
+            <w:r/>
+            <w:r>
+              <w:rPr>
+                <w:sz w:val="14"/>
+              </w:rPr>
+              <w:t>Confirmar con Operación y con el fabricante la configuración de filtros y capacitores del variador; medir THD y F.P. en el punto de acoplamiento (IEEE 519).</w:t>
+            </w:r>
+          </w:p>
+        </w:tc>
+        <w:tc>
+          <w:tcPr>
+            <w:tcW w:type="dxa" w:w="510"/>
+            <w:shd w:val="clear" w:color="auto" w:fill="E3E6EA"/>
+          </w:tcPr>
+          <w:p>
+            <w:pPr>
+              <w:spacing w:after="0"/>
+            </w:pPr>
+            <w:r/>
+            <w:r>
+              <w:rPr>
+                <w:b/>
+                <w:sz w:val="14"/>
+              </w:rPr>
+              <w:t>P3</w:t>
+            </w:r>
+          </w:p>
+        </w:tc>
+      </w:tr>
+      <w:tr>
+        <w:tc>
+          <w:tcPr>
+            <w:tcW w:type="dxa" w:w="567"/>
+          </w:tcPr>
+          <w:p>
+            <w:pPr>
+              <w:spacing w:after="0"/>
+            </w:pPr>
+            <w:r/>
+            <w:r>
+              <w:rPr>
+                <w:sz w:val="14"/>
+              </w:rPr>
+              <w:t>H-16</w:t>
+            </w:r>
+          </w:p>
+        </w:tc>
+        <w:tc>
+          <w:tcPr>
+            <w:tcW w:type="dxa" w:w="1814"/>
+          </w:tcPr>
+          <w:p>
+            <w:pPr>
+              <w:spacing w:after="0"/>
+            </w:pPr>
+            <w:r/>
+            <w:r>
+              <w:rPr>
+                <w:sz w:val="14"/>
+              </w:rPr>
+              <w:t>GAM-11102 B, GAM-11103 B, GAM-11202 A (devanados)</w:t>
+            </w:r>
+          </w:p>
+        </w:tc>
+        <w:tc>
+          <w:tcPr>
+            <w:tcW w:type="dxa" w:w="2891"/>
+          </w:tcPr>
+          <w:p>
+            <w:pPr>
+              <w:spacing w:after="0"/>
+            </w:pPr>
+            <w:r/>
+            <w:r>
+              <w:rPr>
+                <w:sz w:val="14"/>
+              </w:rPr>
+              <w:t>Saltos o tendencia ascendente de devanado: +10 °C en 2 h, +5 °C en 2.25 h y +1 °C. [Seguro]</w:t>
+            </w:r>
+          </w:p>
+        </w:tc>
+        <w:tc>
+          <w:tcPr>
+            <w:tcW w:type="dxa" w:w="4309"/>
+          </w:tcPr>
+          <w:p>
+            <w:pPr>
+              <w:spacing w:after="0"/>
+            </w:pPr>
+            <w:r/>
+            <w:r>
+              <w:rPr>
+                <w:sz w:val="14"/>
+              </w:rPr>
+              <w:t>Captura quincenal de temperatura, carga y RPM; comparar contra el límite de clase de aislamiento de placa.</w:t>
+            </w:r>
+          </w:p>
+        </w:tc>
+        <w:tc>
+          <w:tcPr>
+            <w:tcW w:type="dxa" w:w="510"/>
+            <w:shd w:val="clear" w:color="auto" w:fill="E3E6EA"/>
+          </w:tcPr>
+          <w:p>
+            <w:pPr>
+              <w:spacing w:after="0"/>
+            </w:pPr>
+            <w:r/>
+            <w:r>
+              <w:rPr>
+                <w:b/>
+                <w:sz w:val="14"/>
+              </w:rPr>
+              <w:t>P3</w:t>
+            </w:r>
+          </w:p>
+        </w:tc>
+      </w:tr>
+      <w:tr>
+        <w:tc>
+          <w:tcPr>
+            <w:tcW w:type="dxa" w:w="567"/>
+          </w:tcPr>
+          <w:p>
+            <w:pPr>
+              <w:spacing w:after="0"/>
+            </w:pPr>
+            <w:r/>
+            <w:r>
+              <w:rPr>
+                <w:sz w:val="14"/>
+              </w:rPr>
+              <w:t>H-17</w:t>
+            </w:r>
+          </w:p>
+        </w:tc>
+        <w:tc>
+          <w:tcPr>
+            <w:tcW w:type="dxa" w:w="1814"/>
+          </w:tcPr>
+          <w:p>
+            <w:pPr>
+              <w:spacing w:after="0"/>
+            </w:pPr>
+            <w:r/>
+            <w:r>
+              <w:rPr>
+                <w:sz w:val="14"/>
+              </w:rPr>
+              <w:t>Soloaires S2: 9 motores fuera de operación; ECM-31110C-A sin guarda; EC-31106 D1 parado completo</w:t>
+            </w:r>
+          </w:p>
+        </w:tc>
+        <w:tc>
+          <w:tcPr>
+            <w:tcW w:type="dxa" w:w="2891"/>
+          </w:tcPr>
+          <w:p>
+            <w:pPr>
+              <w:spacing w:after="0"/>
+            </w:pPr>
+            <w:r/>
+            <w:r>
+              <w:rPr>
+                <w:sz w:val="14"/>
+              </w:rPr>
+              <w:t>Sin causa legible; un motor sin guarda. [Seguro]</w:t>
+            </w:r>
+          </w:p>
+        </w:tc>
+        <w:tc>
+          <w:tcPr>
+            <w:tcW w:type="dxa" w:w="4309"/>
+          </w:tcPr>
+          <w:p>
+            <w:pPr>
+              <w:spacing w:after="0"/>
+            </w:pPr>
+            <w:r/>
+            <w:r>
+              <w:rPr>
+                <w:sz w:val="14"/>
+              </w:rPr>
+              <w:t>Confirmar la causa con Operación; colocar guarda (NOM-004-STPS); abrir avisos para los motores sin fecha de regreso.</w:t>
+            </w:r>
+          </w:p>
+        </w:tc>
+        <w:tc>
+          <w:tcPr>
+            <w:tcW w:type="dxa" w:w="510"/>
+            <w:shd w:val="clear" w:color="auto" w:fill="E3E6EA"/>
+          </w:tcPr>
+          <w:p>
+            <w:pPr>
+              <w:spacing w:after="0"/>
+            </w:pPr>
+            <w:r/>
+            <w:r>
+              <w:rPr>
+                <w:b/>
+                <w:sz w:val="14"/>
+              </w:rPr>
+              <w:t>P3</w:t>
+            </w:r>
+          </w:p>
+        </w:tc>
+      </w:tr>
+      <w:tr>
+        <w:tc>
+          <w:tcPr>
+            <w:tcW w:type="dxa" w:w="567"/>
+          </w:tcPr>
+          <w:p>
+            <w:pPr>
+              <w:spacing w:after="0"/>
+            </w:pPr>
+            <w:r/>
+            <w:r>
+              <w:rPr>
+                <w:sz w:val="14"/>
+              </w:rPr>
+              <w:t>H-18</w:t>
+            </w:r>
+          </w:p>
+        </w:tc>
+        <w:tc>
+          <w:tcPr>
+            <w:tcW w:type="dxa" w:w="1814"/>
+          </w:tcPr>
+          <w:p>
+            <w:pPr>
+              <w:spacing w:after="0"/>
+            </w:pPr>
+            <w:r/>
+            <w:r>
+              <w:rPr>
+                <w:sz w:val="14"/>
+              </w:rPr>
               <w:t>Formatos: errores y campos vacíos</w:t>
             </w:r>
           </w:p>
@@ -8640,7 +17890,7 @@
               <w:rPr>
                 <w:sz w:val="14"/>
               </w:rPr>
-              <w:t>Ver sección 7. [Seguro]</w:t>
+              <w:t>Ver sección 8. [Seguro]</w:t>
             </w:r>
           </w:p>
         </w:tc>
@@ -8701,7 +17951,7 @@
           <w:color w:val="0B3A5E"/>
           <w:sz w:val="24"/>
         </w:rPr>
-        <w:t>6. Conclusiones</w:t>
+        <w:t>7. Conclusiones</w:t>
       </w:r>
     </w:p>
     <w:p>
@@ -8737,6 +17987,24 @@
         <w:spacing w:after="40"/>
       </w:pPr>
       <w:r>
+        <w:t>En el Sector 2, siete motores de soloaires con ruido en el lado cople y uno a 64 °C (alarma 70 °C) piden análisis de vibraciones esta semana. El 22.5 % de los motores del paquete está fuera de operación.</w:t>
+      </w:r>
+    </w:p>
+    <w:p>
+      <w:pPr>
+        <w:pStyle w:val="ListBullet"/>
+        <w:spacing w:after="40"/>
+      </w:pPr>
+      <w:r>
+        <w:t>En motores con variador del Sector 1 la potencia cuadra (91-96 %); lo que falla es la instrumentación de BVIM-11201 A/B y la corriente reactiva de los variadores en reserva.</w:t>
+      </w:r>
+    </w:p>
+    <w:p>
+      <w:pPr>
+        <w:pStyle w:val="ListBullet"/>
+        <w:spacing w:after="40"/>
+      </w:pPr>
+      <w:r>
         <w:t>Los formatos clasifican como satisfactorio un equipo con respuestas negativas críticas. Propongo que la clasificación automática incluya los conceptos de seguridad y deje de contar los N/A como respuesta negativa.</w:t>
       </w:r>
     </w:p>
@@ -8754,7 +18022,7 @@
           <w:color w:val="0B3A5E"/>
           <w:sz w:val="24"/>
         </w:rPr>
-        <w:t>7. Errores de captura y datos pendientes (re-captura)</w:t>
+        <w:t>8. Errores de captura y datos pendientes (re-captura)</w:t>
       </w:r>
     </w:p>
     <w:tbl>
@@ -9300,6 +18568,483 @@
                 <w:sz w:val="15"/>
               </w:rPr>
               <w:t>Impedancia (%), temperatura ambiente máxima y Xo vacíos; temperaturas H1-H3 no capturadas; elevación de temp. sin unidad.</w:t>
+            </w:r>
+          </w:p>
+        </w:tc>
+      </w:tr>
+      <w:tr>
+        <w:tc>
+          <w:tcPr>
+            <w:tcW w:type="dxa" w:w="907"/>
+          </w:tcPr>
+          <w:p>
+            <w:pPr>
+              <w:spacing w:after="0"/>
+            </w:pPr>
+            <w:r/>
+            <w:r>
+              <w:rPr>
+                <w:sz w:val="15"/>
+              </w:rPr>
+              <w:t>MOT</w:t>
+            </w:r>
+          </w:p>
+        </w:tc>
+        <w:tc>
+          <w:tcPr>
+            <w:tcW w:type="dxa" w:w="2268"/>
+          </w:tcPr>
+          <w:p>
+            <w:pPr>
+              <w:spacing w:after="0"/>
+            </w:pPr>
+            <w:r/>
+            <w:r>
+              <w:rPr>
+                <w:sz w:val="15"/>
+              </w:rPr>
+              <w:t>BVIM-11101 B</w:t>
+            </w:r>
+          </w:p>
+        </w:tc>
+        <w:tc>
+          <w:tcPr>
+            <w:tcW w:type="dxa" w:w="7030"/>
+          </w:tcPr>
+          <w:p>
+            <w:pPr>
+              <w:spacing w:after="0"/>
+            </w:pPr>
+            <w:r/>
+            <w:r>
+              <w:rPr>
+                <w:sz w:val="15"/>
+              </w:rPr>
+              <w:t>Sensor T4 en 0.0 °C; kW "112.8 0" y hora 11:45 en vez de 11:00.</w:t>
+            </w:r>
+          </w:p>
+        </w:tc>
+      </w:tr>
+      <w:tr>
+        <w:tc>
+          <w:tcPr>
+            <w:tcW w:type="dxa" w:w="907"/>
+          </w:tcPr>
+          <w:p>
+            <w:pPr>
+              <w:spacing w:after="0"/>
+            </w:pPr>
+            <w:r/>
+            <w:r>
+              <w:rPr>
+                <w:sz w:val="15"/>
+              </w:rPr>
+              <w:t>MOT</w:t>
+            </w:r>
+          </w:p>
+        </w:tc>
+        <w:tc>
+          <w:tcPr>
+            <w:tcW w:type="dxa" w:w="2268"/>
+          </w:tcPr>
+          <w:p>
+            <w:pPr>
+              <w:spacing w:after="0"/>
+            </w:pPr>
+            <w:r/>
+            <w:r>
+              <w:rPr>
+                <w:sz w:val="15"/>
+              </w:rPr>
+              <w:t>BVIM-11201 A / B</w:t>
+            </w:r>
+          </w:p>
+        </w:tc>
+        <w:tc>
+          <w:tcPr>
+            <w:tcW w:type="dxa" w:w="7030"/>
+          </w:tcPr>
+          <w:p>
+            <w:pPr>
+              <w:spacing w:after="0"/>
+            </w:pPr>
+            <w:r/>
+            <w:r>
+              <w:rPr>
+                <w:sz w:val="15"/>
+              </w:rPr>
+              <w:t>Sensores de cojinete en 4-11 °C (físicamente imposible a 30 °C ambiente).</w:t>
+            </w:r>
+          </w:p>
+        </w:tc>
+      </w:tr>
+      <w:tr>
+        <w:tc>
+          <w:tcPr>
+            <w:tcW w:type="dxa" w:w="907"/>
+          </w:tcPr>
+          <w:p>
+            <w:pPr>
+              <w:spacing w:after="0"/>
+            </w:pPr>
+            <w:r/>
+            <w:r>
+              <w:rPr>
+                <w:sz w:val="15"/>
+              </w:rPr>
+              <w:t>MOT</w:t>
+            </w:r>
+          </w:p>
+        </w:tc>
+        <w:tc>
+          <w:tcPr>
+            <w:tcW w:type="dxa" w:w="2268"/>
+          </w:tcPr>
+          <w:p>
+            <w:pPr>
+              <w:spacing w:after="0"/>
+            </w:pPr>
+            <w:r/>
+            <w:r>
+              <w:rPr>
+                <w:sz w:val="15"/>
+              </w:rPr>
+              <w:t>BVFM-11201 AF</w:t>
+            </w:r>
+          </w:p>
+        </w:tc>
+        <w:tc>
+          <w:tcPr>
+            <w:tcW w:type="dxa" w:w="7030"/>
+          </w:tcPr>
+          <w:p>
+            <w:pPr>
+              <w:spacing w:after="0"/>
+            </w:pPr>
+            <w:r/>
+            <w:r>
+              <w:rPr>
+                <w:sz w:val="15"/>
+              </w:rPr>
+              <w:t>Corriente 98.75 A y temperaturas 41.1 / 49.2 / 37.2 °C idénticas en las 3 lecturas.</w:t>
+            </w:r>
+          </w:p>
+        </w:tc>
+      </w:tr>
+      <w:tr>
+        <w:tc>
+          <w:tcPr>
+            <w:tcW w:type="dxa" w:w="907"/>
+          </w:tcPr>
+          <w:p>
+            <w:pPr>
+              <w:spacing w:after="0"/>
+            </w:pPr>
+            <w:r/>
+            <w:r>
+              <w:rPr>
+                <w:sz w:val="15"/>
+              </w:rPr>
+              <w:t>MOT</w:t>
+            </w:r>
+          </w:p>
+        </w:tc>
+        <w:tc>
+          <w:tcPr>
+            <w:tcW w:type="dxa" w:w="2268"/>
+          </w:tcPr>
+          <w:p>
+            <w:pPr>
+              <w:spacing w:after="0"/>
+            </w:pPr>
+            <w:r/>
+            <w:r>
+              <w:rPr>
+                <w:sz w:val="15"/>
+              </w:rPr>
+              <w:t>GAM-11203 A / GAM-11202 A</w:t>
+            </w:r>
+          </w:p>
+        </w:tc>
+        <w:tc>
+          <w:tcPr>
+            <w:tcW w:type="dxa" w:w="7030"/>
+          </w:tcPr>
+          <w:p>
+            <w:pPr>
+              <w:spacing w:after="0"/>
+            </w:pPr>
+            <w:r/>
+            <w:r>
+              <w:rPr>
+                <w:sz w:val="15"/>
+              </w:rPr>
+              <w:t>Presión de descarga capturada en 0 y "----".</w:t>
+            </w:r>
+          </w:p>
+        </w:tc>
+      </w:tr>
+      <w:tr>
+        <w:tc>
+          <w:tcPr>
+            <w:tcW w:type="dxa" w:w="907"/>
+          </w:tcPr>
+          <w:p>
+            <w:pPr>
+              <w:spacing w:after="0"/>
+            </w:pPr>
+            <w:r/>
+            <w:r>
+              <w:rPr>
+                <w:sz w:val="15"/>
+              </w:rPr>
+              <w:t>MOT</w:t>
+            </w:r>
+          </w:p>
+        </w:tc>
+        <w:tc>
+          <w:tcPr>
+            <w:tcW w:type="dxa" w:w="2268"/>
+          </w:tcPr>
+          <w:p>
+            <w:pPr>
+              <w:spacing w:after="0"/>
+            </w:pPr>
+            <w:r/>
+            <w:r>
+              <w:rPr>
+                <w:sz w:val="15"/>
+              </w:rPr>
+              <w:t>GAM-11203 B / BVIM-11201 A</w:t>
+            </w:r>
+          </w:p>
+        </w:tc>
+        <w:tc>
+          <w:tcPr>
+            <w:tcW w:type="dxa" w:w="7030"/>
+          </w:tcPr>
+          <w:p>
+            <w:pPr>
+              <w:spacing w:after="0"/>
+            </w:pPr>
+            <w:r/>
+            <w:r>
+              <w:rPr>
+                <w:sz w:val="15"/>
+              </w:rPr>
+              <w:t>Texto residual ("4", "31-312") en celdas de temperatura.</w:t>
+            </w:r>
+          </w:p>
+        </w:tc>
+      </w:tr>
+      <w:tr>
+        <w:tc>
+          <w:tcPr>
+            <w:tcW w:type="dxa" w:w="907"/>
+          </w:tcPr>
+          <w:p>
+            <w:pPr>
+              <w:spacing w:after="0"/>
+            </w:pPr>
+            <w:r/>
+            <w:r>
+              <w:rPr>
+                <w:sz w:val="15"/>
+              </w:rPr>
+              <w:t>MOT</w:t>
+            </w:r>
+          </w:p>
+        </w:tc>
+        <w:tc>
+          <w:tcPr>
+            <w:tcW w:type="dxa" w:w="2268"/>
+          </w:tcPr>
+          <w:p>
+            <w:pPr>
+              <w:spacing w:after="0"/>
+            </w:pPr>
+            <w:r/>
+            <w:r>
+              <w:rPr>
+                <w:sz w:val="15"/>
+              </w:rPr>
+              <w:t>Pie de firma UDC2</w:t>
+            </w:r>
+          </w:p>
+        </w:tc>
+        <w:tc>
+          <w:tcPr>
+            <w:tcW w:type="dxa" w:w="7030"/>
+          </w:tcPr>
+          <w:p>
+            <w:pPr>
+              <w:spacing w:after="0"/>
+            </w:pPr>
+            <w:r/>
+            <w:r>
+              <w:rPr>
+                <w:sz w:val="15"/>
+              </w:rPr>
+              <w:t>Las hojas de UDC2 muestran la planta y la firma de UDC1 Tren 1.</w:t>
+            </w:r>
+          </w:p>
+        </w:tc>
+      </w:tr>
+      <w:tr>
+        <w:tc>
+          <w:tcPr>
+            <w:tcW w:type="dxa" w:w="907"/>
+          </w:tcPr>
+          <w:p>
+            <w:pPr>
+              <w:spacing w:after="0"/>
+            </w:pPr>
+            <w:r/>
+            <w:r>
+              <w:rPr>
+                <w:sz w:val="15"/>
+              </w:rPr>
+              <w:t>EAS</w:t>
+            </w:r>
+          </w:p>
+        </w:tc>
+        <w:tc>
+          <w:tcPr>
+            <w:tcW w:type="dxa" w:w="2268"/>
+          </w:tcPr>
+          <w:p>
+            <w:pPr>
+              <w:spacing w:after="0"/>
+            </w:pPr>
+            <w:r/>
+            <w:r>
+              <w:rPr>
+                <w:sz w:val="15"/>
+              </w:rPr>
+              <w:t>40 hojas</w:t>
+            </w:r>
+          </w:p>
+        </w:tc>
+        <w:tc>
+          <w:tcPr>
+            <w:tcW w:type="dxa" w:w="7030"/>
+          </w:tcPr>
+          <w:p>
+            <w:pPr>
+              <w:spacing w:after="0"/>
+            </w:pPr>
+            <w:r/>
+            <w:r>
+              <w:rPr>
+                <w:sz w:val="15"/>
+              </w:rPr>
+              <w:t>La firma del Ingeniero de Línea se capturó en un espacio erróneo (observación repetida en todas las hojas).</w:t>
+            </w:r>
+          </w:p>
+        </w:tc>
+      </w:tr>
+      <w:tr>
+        <w:tc>
+          <w:tcPr>
+            <w:tcW w:type="dxa" w:w="907"/>
+          </w:tcPr>
+          <w:p>
+            <w:pPr>
+              <w:spacing w:after="0"/>
+            </w:pPr>
+            <w:r/>
+            <w:r>
+              <w:rPr>
+                <w:sz w:val="15"/>
+              </w:rPr>
+              <w:t>EAS</w:t>
+            </w:r>
+          </w:p>
+        </w:tc>
+        <w:tc>
+          <w:tcPr>
+            <w:tcW w:type="dxa" w:w="2268"/>
+          </w:tcPr>
+          <w:p>
+            <w:pPr>
+              <w:spacing w:after="0"/>
+            </w:pPr>
+            <w:r/>
+            <w:r>
+              <w:rPr>
+                <w:sz w:val="15"/>
+              </w:rPr>
+              <w:t>9 motores fuera de operación</w:t>
+            </w:r>
+          </w:p>
+        </w:tc>
+        <w:tc>
+          <w:tcPr>
+            <w:tcW w:type="dxa" w:w="7030"/>
+          </w:tcPr>
+          <w:p>
+            <w:pPr>
+              <w:spacing w:after="0"/>
+            </w:pPr>
+            <w:r/>
+            <w:r>
+              <w:rPr>
+                <w:sz w:val="15"/>
+              </w:rPr>
+              <w:t>Códigos de causa ilegibles ("M.", "FO.", "N.", "7.", "Disponible."); sin fecha de regreso.</w:t>
+            </w:r>
+          </w:p>
+        </w:tc>
+      </w:tr>
+      <w:tr>
+        <w:tc>
+          <w:tcPr>
+            <w:tcW w:type="dxa" w:w="907"/>
+          </w:tcPr>
+          <w:p>
+            <w:pPr>
+              <w:spacing w:after="0"/>
+            </w:pPr>
+            <w:r/>
+            <w:r>
+              <w:rPr>
+                <w:sz w:val="15"/>
+              </w:rPr>
+              <w:t>EAS</w:t>
+            </w:r>
+          </w:p>
+        </w:tc>
+        <w:tc>
+          <w:tcPr>
+            <w:tcW w:type="dxa" w:w="2268"/>
+          </w:tcPr>
+          <w:p>
+            <w:pPr>
+              <w:spacing w:after="0"/>
+            </w:pPr>
+            <w:r/>
+            <w:r>
+              <w:rPr>
+                <w:sz w:val="15"/>
+              </w:rPr>
+              <w:t>GPS</w:t>
+            </w:r>
+          </w:p>
+        </w:tc>
+        <w:tc>
+          <w:tcPr>
+            <w:tcW w:type="dxa" w:w="7030"/>
+          </w:tcPr>
+          <w:p>
+            <w:pPr>
+              <w:spacing w:after="0"/>
+            </w:pPr>
+            <w:r/>
+            <w:r>
+              <w:rPr>
+                <w:sz w:val="15"/>
+              </w:rPr>
+              <w:t>Las 40 capturas caen en solo 3 coordenadas fijas separadas hasta ≈ 2.4 km: no corresponden al sitio de cada motor.</w:t>
             </w:r>
           </w:p>
         </w:tc>
@@ -9377,7 +19122,7 @@
           <w:color w:val="0B3A5E"/>
           <w:sz w:val="24"/>
         </w:rPr>
-        <w:t>8. Referencias normativas utilizadas</w:t>
+        <w:t>9. Referencias normativas utilizadas</w:t>
       </w:r>
     </w:p>
     <w:p>
@@ -9387,7 +19132,7 @@
           <w:i w:val="0"/>
           <w:sz w:val="17"/>
         </w:rPr>
-        <w:t>NETA MTS (Tabla 100.18) · ISO 18434-1 · NFPA 70B · NFPA 70E · NMX-J-351-ANCE-2016 · ANSI/IEEE C37.20 · NEMA MG-1 y ANSI C84.1 · IEEE 43 · IEEE 1106 · NOM-001-SEDE-2018 · NOM-026-STPS · NRF-048 y NRF-051-PEMEX · Procedimientos POE-009 y PO-002-6 · LV 1255-SICM-ME-PO-005.</w:t>
+        <w:t>NETA MTS (Tabla 100.18) · ISO 18434-1 · NFPA 70B · NFPA 70E · NMX-J-351-ANCE-2016 · ANSI/IEEE C37.20 · NEMA MG-1 y ANSI C84.1 · IEEE 43 · IEEE 1106 · NOM-001-SEDE-2018 · NOM-026-STPS · NOM-004-STPS · ISO 20816-3 · IEEE 519 · NRF-048 y NRF-051-PEMEX · Procedimientos POE-009 y PO-002-6 · LV 1255-SICM-ME-PO-005.</w:t>
       </w:r>
     </w:p>
     <w:sectPr>
